--- a/Docs/Devoluciones + archivo de tesis/Tesis_Final_UTNV2 (1).docx
+++ b/Docs/Devoluciones + archivo de tesis/Tesis_Final_UTNV2 (1).docx
@@ -22257,6 +22257,11 @@
           <w:sz w:val="22"/>
         </w:rPr>
         <w:t>.</w:t>
+      </w:r>
+    </w:p>
+    <w:p>
+      <w:r>
+        <w:t>Figura C.1. Documentacion interactiva de la API REST (Swagger UI).</w:t>
       </w:r>
     </w:p>
     <w:p>

--- a/Docs/Devoluciones + archivo de tesis/Tesis_Final_UTNV2 (1).docx
+++ b/Docs/Devoluciones + archivo de tesis/Tesis_Final_UTNV2 (1).docx
@@ -10114,6 +10114,47 @@
     <w:p>
       <w:r>
         <w:t>El resultado de estas pruebas confirma que el sistema ejecuta correctamente los flujos de automatización predefinidos en los escenarios cubiertos por las reglas de interpretación. Dado que la lógica de interpretación es determinística y fue definida de manera exhaustiva en la etapa de diseño, la totalidad de los casos correspondientes a las rutas principales y alternativas previstas se completa con éxito, sin errores de ejecución ni respuestas incorrectas.</w:t>
+      </w:r>
+    </w:p>
+    <w:p>
+      <w:r>
+        <w:t>Figura 10. Interacción del bot en Telegram durante las pruebas funcionales.</w:t>
+      </w:r>
+    </w:p>
+    <w:p>
+      <w:r>
+        <w:drawing>
+          <wp:inline xmlns:a="http://schemas.openxmlformats.org/drawingml/2006/main" xmlns:pic="http://schemas.openxmlformats.org/drawingml/2006/picture">
+            <wp:extent cx="3200400" cy="6938537"/>
+            <wp:docPr id="23" name="Picture 23"/>
+            <wp:cNvGraphicFramePr>
+              <a:graphicFrameLocks noChangeAspect="1"/>
+            </wp:cNvGraphicFramePr>
+            <a:graphic>
+              <a:graphicData uri="http://schemas.openxmlformats.org/drawingml/2006/picture">
+                <pic:pic>
+                  <pic:nvPicPr>
+                    <pic:cNvPr id="0" name="Telegram.jpeg"/>
+                    <pic:cNvPicPr/>
+                  </pic:nvPicPr>
+                  <pic:blipFill>
+                    <a:blip r:embed="rId28"/>
+                    <a:stretch>
+                      <a:fillRect/>
+                    </a:stretch>
+                  </pic:blipFill>
+                  <pic:spPr>
+                    <a:xfrm>
+                      <a:off x="0" y="0"/>
+                      <a:ext cx="3200400" cy="6938537"/>
+                    </a:xfrm>
+                    <a:prstGeom prst="rect"/>
+                  </pic:spPr>
+                </pic:pic>
+              </a:graphicData>
+            </a:graphic>
+          </wp:inline>
+        </w:drawing>
       </w:r>
     </w:p>
     <w:p>

--- a/Docs/Devoluciones + archivo de tesis/Tesis_Final_UTNV2 (1).docx
+++ b/Docs/Devoluciones + archivo de tesis/Tesis_Final_UTNV2 (1).docx
@@ -3703,51 +3703,6 @@
     </w:p>
     <w:p>
       <w:pPr>
-        <w:spacing w:before="60" w:after="240"/>
-        <w:jc w:val="center"/>
-      </w:pPr>
-      <w:r>
-        <w:rPr>
-          <w:b/>
-          <w:sz w:val="20"/>
-        </w:rPr>
-        <w:t xml:space="preserve">Figura 8. Panel de </w:t>
-      </w:r>
-      <w:proofErr w:type="spellStart"/>
-      <w:r>
-        <w:rPr>
-          <w:b/>
-          <w:sz w:val="20"/>
-        </w:rPr>
-        <w:t>administracion</w:t>
-      </w:r>
-      <w:proofErr w:type="spellEnd"/>
-      <w:r>
-        <w:rPr>
-          <w:b/>
-          <w:sz w:val="20"/>
-        </w:rPr>
-        <w:t xml:space="preserve"> del sistema (vista de clientes y </w:t>
-      </w:r>
-      <w:proofErr w:type="spellStart"/>
-      <w:r>
-        <w:rPr>
-          <w:b/>
-          <w:sz w:val="20"/>
-        </w:rPr>
-        <w:t>metricas</w:t>
-      </w:r>
-      <w:proofErr w:type="spellEnd"/>
-      <w:r>
-        <w:rPr>
-          <w:b/>
-          <w:sz w:val="20"/>
-        </w:rPr>
-        <w:t>)</w:t>
-      </w:r>
-    </w:p>
-    <w:p>
-      <w:pPr>
         <w:spacing w:before="120" w:after="60"/>
         <w:jc w:val="center"/>
       </w:pPr>
@@ -4465,38 +4420,19 @@
     </w:p>
     <w:p>
       <w:pPr>
-        <w:spacing w:after="200"/>
-      </w:pPr>
-    </w:p>
-    <w:p>
-      <w:pPr>
-        <w:pStyle w:val="Normal"/>
-      </w:pPr>
-      <w:r>
-        <w:t>Tablas</w:t>
-      </w:r>
-    </w:p>
-    <w:p>
-      <w:pPr>
         <w:tabs>
           <w:tab w:val="right" w:pos="8640"/>
         </w:tabs>
         <w:spacing w:after="100" w:line="280" w:lineRule="auto"/>
       </w:pPr>
       <w:r>
-        <w:rPr>
-          <w:sz w:val="22"/>
-          <w:szCs w:val="22"/>
-        </w:rPr>
-        <w:t>Tabla 1. Comparación de herramientas de automatización de bajo costo</w:t>
-      </w:r>
-      <w:r>
-        <w:rPr>
-          <w:sz w:val="22"/>
-          <w:szCs w:val="22"/>
-        </w:rPr>
+        <w:t xml:space="preserve">Figura 8. Panel de documentacion interactiva de la API REST (Swagger UI)</w:t>
+      </w:r>
+      <w:r>
         <w:tab/>
-        <w:t>29</w:t>
+      </w:r>
+      <w:r>
+        <w:t>52</w:t>
       </w:r>
     </w:p>
     <w:p>
@@ -4507,19 +4443,13 @@
         <w:spacing w:after="100" w:line="280" w:lineRule="auto"/>
       </w:pPr>
       <w:r>
-        <w:rPr>
-          <w:sz w:val="22"/>
-          <w:szCs w:val="22"/>
-        </w:rPr>
-        <w:t>Tabla 2. Variables e indicadores de análisis del sistema</w:t>
-      </w:r>
-      <w:r>
-        <w:rPr>
-          <w:sz w:val="22"/>
-          <w:szCs w:val="22"/>
-        </w:rPr>
+        <w:t xml:space="preserve">Figura 9. Dashboard de metricas y analiticas (Streamlit)</w:t>
+      </w:r>
+      <w:r>
         <w:tab/>
-        <w:t>34</w:t>
+      </w:r>
+      <w:r>
+        <w:t>55</w:t>
       </w:r>
     </w:p>
     <w:p>
@@ -4530,19 +4460,13 @@
         <w:spacing w:after="100" w:line="280" w:lineRule="auto"/>
       </w:pPr>
       <w:r>
-        <w:rPr>
-          <w:sz w:val="22"/>
-          <w:szCs w:val="22"/>
-        </w:rPr>
-        <w:t>Tabla 3. Matriz de decisiones de diseño arquitectónico</w:t>
-      </w:r>
-      <w:r>
-        <w:rPr>
-          <w:sz w:val="22"/>
-          <w:szCs w:val="22"/>
-        </w:rPr>
+        <w:t xml:space="preserve">Figura 10. Interaccion del bot en Telegram durante las pruebas funcionales.</w:t>
+      </w:r>
+      <w:r>
         <w:tab/>
-        <w:t>41</w:t>
+      </w:r>
+      <w:r>
+        <w:t>56</w:t>
       </w:r>
     </w:p>
     <w:p>
@@ -4553,19 +4477,13 @@
         <w:spacing w:after="100" w:line="280" w:lineRule="auto"/>
       </w:pPr>
       <w:r>
-        <w:rPr>
-          <w:sz w:val="22"/>
-          <w:szCs w:val="22"/>
-        </w:rPr>
-        <w:t>Tabla 4. Resumen de escenarios de prueba y resultados obtenidos</w:t>
-      </w:r>
-      <w:r>
-        <w:rPr>
-          <w:sz w:val="22"/>
-          <w:szCs w:val="22"/>
-        </w:rPr>
+        <w:t xml:space="preserve">Figura B.1. Flujo de automatizacion del sistema en n8n (canvas del editor)</w:t>
+      </w:r>
+      <w:r>
         <w:tab/>
-        <w:t>55</w:t>
+      </w:r>
+      <w:r>
+        <w:t>84</w:t>
       </w:r>
     </w:p>
     <w:p>
@@ -4576,19 +4494,26 @@
         <w:spacing w:after="100" w:line="280" w:lineRule="auto"/>
       </w:pPr>
       <w:r>
-        <w:rPr>
-          <w:sz w:val="22"/>
-          <w:szCs w:val="22"/>
-        </w:rPr>
-        <w:t>Tabla 5. Mediciones de tiempo de respuesta por tipo de solicitud</w:t>
-      </w:r>
-      <w:r>
-        <w:rPr>
-          <w:sz w:val="22"/>
-          <w:szCs w:val="22"/>
-        </w:rPr>
+        <w:t xml:space="preserve">Figura C.1. Documentacion interactiva de la API REST (Swagger UI)</w:t>
+      </w:r>
+      <w:r>
         <w:tab/>
-        <w:t>56</w:t>
+      </w:r>
+      <w:r>
+        <w:t>85</w:t>
+      </w:r>
+    </w:p>
+    <w:p>
+      <w:pPr>
+        <w:spacing w:after="200"/>
+      </w:pPr>
+    </w:p>
+    <w:p>
+      <w:pPr>
+        <w:pStyle w:val="Normal"/>
+      </w:pPr>
+      <w:r>
+        <w:t>Tablas</w:t>
       </w:r>
     </w:p>
     <w:p>
@@ -4603,7 +4528,7 @@
           <w:sz w:val="22"/>
           <w:szCs w:val="22"/>
         </w:rPr>
-        <w:t>Tabla A.1: Componentes y versiones del sistema</w:t>
+        <w:t>Tabla 1. Comparación de herramientas de automatización de bajo costo</w:t>
       </w:r>
       <w:r>
         <w:rPr>
@@ -4611,7 +4536,7 @@
           <w:szCs w:val="22"/>
         </w:rPr>
         <w:tab/>
-        <w:t>76</w:t>
+        <w:t>29</w:t>
       </w:r>
     </w:p>
     <w:p>
@@ -4626,7 +4551,7 @@
           <w:sz w:val="22"/>
           <w:szCs w:val="22"/>
         </w:rPr>
-        <w:t>Tabla B.1: Nodos del flujo de automatización en n8n</w:t>
+        <w:t>Tabla 2. Variables e indicadores de análisis del sistema</w:t>
       </w:r>
       <w:r>
         <w:rPr>
@@ -4634,7 +4559,7 @@
           <w:szCs w:val="22"/>
         </w:rPr>
         <w:tab/>
-        <w:t>78</w:t>
+        <w:t>34</w:t>
       </w:r>
     </w:p>
     <w:p>
@@ -4649,24 +4574,15 @@
           <w:sz w:val="22"/>
           <w:szCs w:val="22"/>
         </w:rPr>
-        <w:t xml:space="preserve">Tabla B.2: Catálogo de intenciones del Bot </w:t>
-      </w:r>
-      <w:proofErr w:type="spellStart"/>
-      <w:r>
-        <w:rPr>
-          <w:sz w:val="22"/>
-          <w:szCs w:val="22"/>
-        </w:rPr>
-        <w:t>Router</w:t>
-      </w:r>
-      <w:proofErr w:type="spellEnd"/>
+        <w:t>Tabla 3. Matriz de decisiones de diseño arquitectónico</w:t>
+      </w:r>
       <w:r>
         <w:rPr>
           <w:sz w:val="22"/>
           <w:szCs w:val="22"/>
         </w:rPr>
         <w:tab/>
-        <w:t>79</w:t>
+        <w:t>41</w:t>
       </w:r>
     </w:p>
     <w:p>
@@ -4681,23 +4597,7 @@
           <w:sz w:val="22"/>
           <w:szCs w:val="22"/>
         </w:rPr>
-        <w:t xml:space="preserve">Tabla C.1: </w:t>
-      </w:r>
-      <w:proofErr w:type="spellStart"/>
-      <w:r>
-        <w:rPr>
-          <w:sz w:val="22"/>
-          <w:szCs w:val="22"/>
-        </w:rPr>
-        <w:t>Endpoints</w:t>
-      </w:r>
-      <w:proofErr w:type="spellEnd"/>
-      <w:r>
-        <w:rPr>
-          <w:sz w:val="22"/>
-          <w:szCs w:val="22"/>
-        </w:rPr>
-        <w:t xml:space="preserve"> de la API consumidos por el flujo</w:t>
+        <w:t>Tabla 4. Resumen de escenarios de prueba y resultados obtenidos</w:t>
       </w:r>
       <w:r>
         <w:rPr>
@@ -4705,52 +4605,7 @@
           <w:szCs w:val="22"/>
         </w:rPr>
         <w:tab/>
-        <w:t>80</w:t>
-      </w:r>
-    </w:p>
-    <w:p>
-      <w:pPr>
-        <w:spacing w:before="60" w:after="240"/>
-        <w:jc w:val="center"/>
-      </w:pPr>
-      <w:r>
-        <w:rPr>
-          <w:b/>
-          <w:sz w:val="20"/>
-        </w:rPr>
-        <w:t xml:space="preserve">Figura C.1. </w:t>
-      </w:r>
-      <w:proofErr w:type="spellStart"/>
-      <w:r>
-        <w:rPr>
-          <w:b/>
-          <w:sz w:val="20"/>
-        </w:rPr>
-        <w:t>Documentacion</w:t>
-      </w:r>
-      <w:proofErr w:type="spellEnd"/>
-      <w:r>
-        <w:rPr>
-          <w:b/>
-          <w:sz w:val="20"/>
-        </w:rPr>
-        <w:t xml:space="preserve"> interactiva de la API REST (</w:t>
-      </w:r>
-      <w:proofErr w:type="spellStart"/>
-      <w:r>
-        <w:rPr>
-          <w:b/>
-          <w:sz w:val="20"/>
-        </w:rPr>
-        <w:t>Swagger</w:t>
-      </w:r>
-      <w:proofErr w:type="spellEnd"/>
-      <w:r>
-        <w:rPr>
-          <w:b/>
-          <w:sz w:val="20"/>
-        </w:rPr>
-        <w:t xml:space="preserve"> UI)</w:t>
+        <w:t>55</w:t>
       </w:r>
     </w:p>
     <w:p>
@@ -4765,7 +4620,7 @@
           <w:sz w:val="22"/>
           <w:szCs w:val="22"/>
         </w:rPr>
-        <w:t>Tabla D.1: Entidades del modelo de datos</w:t>
+        <w:t>Tabla 5. Mediciones de tiempo de respuesta por tipo de solicitud</w:t>
       </w:r>
       <w:r>
         <w:rPr>
@@ -4773,7 +4628,7 @@
           <w:szCs w:val="22"/>
         </w:rPr>
         <w:tab/>
-        <w:t>81</w:t>
+        <w:t>56</w:t>
       </w:r>
     </w:p>
     <w:p>
@@ -4788,24 +4643,15 @@
           <w:sz w:val="22"/>
           <w:szCs w:val="22"/>
         </w:rPr>
-        <w:t xml:space="preserve">Tabla E.1: Escenarios de prueba del </w:t>
-      </w:r>
-      <w:proofErr w:type="spellStart"/>
-      <w:r>
-        <w:rPr>
-          <w:sz w:val="22"/>
-          <w:szCs w:val="22"/>
-        </w:rPr>
-        <w:t>bot</w:t>
-      </w:r>
-      <w:proofErr w:type="spellEnd"/>
+        <w:t>Tabla A.1: Componentes y versiones del sistema</w:t>
+      </w:r>
       <w:r>
         <w:rPr>
           <w:sz w:val="22"/>
           <w:szCs w:val="22"/>
         </w:rPr>
         <w:tab/>
-        <w:t>83</w:t>
+        <w:t>76</w:t>
       </w:r>
     </w:p>
     <w:p>
@@ -4820,6 +4666,155 @@
           <w:sz w:val="22"/>
           <w:szCs w:val="22"/>
         </w:rPr>
+        <w:t>Tabla B.1: Nodos del flujo de automatización en n8n</w:t>
+      </w:r>
+      <w:r>
+        <w:rPr>
+          <w:sz w:val="22"/>
+          <w:szCs w:val="22"/>
+        </w:rPr>
+        <w:tab/>
+        <w:t>78</w:t>
+      </w:r>
+    </w:p>
+    <w:p>
+      <w:pPr>
+        <w:tabs>
+          <w:tab w:val="right" w:pos="8640"/>
+        </w:tabs>
+        <w:spacing w:after="100" w:line="280" w:lineRule="auto"/>
+      </w:pPr>
+      <w:r>
+        <w:rPr>
+          <w:sz w:val="22"/>
+          <w:szCs w:val="22"/>
+        </w:rPr>
+        <w:t xml:space="preserve">Tabla B.2: Catálogo de intenciones del Bot </w:t>
+      </w:r>
+      <w:proofErr w:type="spellStart"/>
+      <w:r>
+        <w:rPr>
+          <w:sz w:val="22"/>
+          <w:szCs w:val="22"/>
+        </w:rPr>
+        <w:t>Router</w:t>
+      </w:r>
+      <w:proofErr w:type="spellEnd"/>
+      <w:r>
+        <w:rPr>
+          <w:sz w:val="22"/>
+          <w:szCs w:val="22"/>
+        </w:rPr>
+        <w:tab/>
+        <w:t>79</w:t>
+      </w:r>
+    </w:p>
+    <w:p>
+      <w:pPr>
+        <w:tabs>
+          <w:tab w:val="right" w:pos="8640"/>
+        </w:tabs>
+        <w:spacing w:after="100" w:line="280" w:lineRule="auto"/>
+      </w:pPr>
+      <w:r>
+        <w:rPr>
+          <w:sz w:val="22"/>
+          <w:szCs w:val="22"/>
+        </w:rPr>
+        <w:t xml:space="preserve">Tabla C.1: </w:t>
+      </w:r>
+      <w:proofErr w:type="spellStart"/>
+      <w:r>
+        <w:rPr>
+          <w:sz w:val="22"/>
+          <w:szCs w:val="22"/>
+        </w:rPr>
+        <w:t>Endpoints</w:t>
+      </w:r>
+      <w:proofErr w:type="spellEnd"/>
+      <w:r>
+        <w:rPr>
+          <w:sz w:val="22"/>
+          <w:szCs w:val="22"/>
+        </w:rPr>
+        <w:t xml:space="preserve"> de la API consumidos por el flujo</w:t>
+      </w:r>
+      <w:r>
+        <w:rPr>
+          <w:sz w:val="22"/>
+          <w:szCs w:val="22"/>
+        </w:rPr>
+        <w:tab/>
+        <w:t>80</w:t>
+      </w:r>
+    </w:p>
+    <w:p>
+      <w:pPr>
+        <w:tabs>
+          <w:tab w:val="right" w:pos="8640"/>
+        </w:tabs>
+        <w:spacing w:after="100" w:line="280" w:lineRule="auto"/>
+      </w:pPr>
+      <w:r>
+        <w:rPr>
+          <w:sz w:val="22"/>
+          <w:szCs w:val="22"/>
+        </w:rPr>
+        <w:t>Tabla D.1: Entidades del modelo de datos</w:t>
+      </w:r>
+      <w:r>
+        <w:rPr>
+          <w:sz w:val="22"/>
+          <w:szCs w:val="22"/>
+        </w:rPr>
+        <w:tab/>
+        <w:t>81</w:t>
+      </w:r>
+    </w:p>
+    <w:p>
+      <w:pPr>
+        <w:tabs>
+          <w:tab w:val="right" w:pos="8640"/>
+        </w:tabs>
+        <w:spacing w:after="100" w:line="280" w:lineRule="auto"/>
+      </w:pPr>
+      <w:r>
+        <w:rPr>
+          <w:sz w:val="22"/>
+          <w:szCs w:val="22"/>
+        </w:rPr>
+        <w:t xml:space="preserve">Tabla E.1: Escenarios de prueba del </w:t>
+      </w:r>
+      <w:proofErr w:type="spellStart"/>
+      <w:r>
+        <w:rPr>
+          <w:sz w:val="22"/>
+          <w:szCs w:val="22"/>
+        </w:rPr>
+        <w:t>bot</w:t>
+      </w:r>
+      <w:proofErr w:type="spellEnd"/>
+      <w:r>
+        <w:rPr>
+          <w:sz w:val="22"/>
+          <w:szCs w:val="22"/>
+        </w:rPr>
+        <w:tab/>
+        <w:t>83</w:t>
+      </w:r>
+    </w:p>
+    <w:p>
+      <w:pPr>
+        <w:tabs>
+          <w:tab w:val="right" w:pos="8640"/>
+        </w:tabs>
+        <w:spacing w:after="100" w:line="280" w:lineRule="auto"/>
+      </w:pPr>
+      <w:r>
+        <w:rPr>
+          <w:sz w:val="22"/>
+          <w:szCs w:val="22"/>
+        </w:rPr>
         <w:t>Tabla 6. Evaluación de precisión de la interpretación por intención</w:t>
       </w:r>
       <w:r>
@@ -4829,6 +4824,23 @@
         </w:rPr>
         <w:tab/>
         <w:t>57</w:t>
+      </w:r>
+    </w:p>
+    <w:p>
+      <w:pPr>
+        <w:tabs>
+          <w:tab w:val="right" w:pos="8640"/>
+        </w:tabs>
+        <w:spacing w:after="100" w:line="280" w:lineRule="auto"/>
+      </w:pPr>
+      <w:r>
+        <w:t xml:space="preserve">Tabla 7. Análisis de casos límite del Bot Router</w:t>
+      </w:r>
+      <w:r>
+        <w:tab/>
+      </w:r>
+      <w:r>
+        <w:t>62</w:t>
       </w:r>
     </w:p>
     <w:p>

--- a/Docs/Devoluciones + archivo de tesis/Tesis_Final_UTNV2 (1).docx
+++ b/Docs/Devoluciones + archivo de tesis/Tesis_Final_UTNV2 (1).docx
@@ -151,7 +151,7 @@
           <w:sz w:val="26"/>
           <w:szCs w:val="26"/>
         </w:rPr>
-        <w:t>Diseño, modelización e implementación de un sistema de automatización de procesos basado en integración de servicios e inteligencia artificial en entornos de bajo costo</w:t>
+        <w:t>Diseño, modelización e implementación de un sistema de automatización de procesos basado en integración de servicios e interpretación de lenguaje natural por reglas, con arquitectura preparada para inteligencia artificial, en entornos de bajo costo</w:t>
       </w:r>
     </w:p>
     <w:p>
@@ -336,7 +336,7 @@
         <w:spacing w:after="200" w:line="360" w:lineRule="auto"/>
       </w:pPr>
       <w:r>
-        <w:t>Genaro Busto.</w:t>
+        <w:t>Genaro Busto</w:t>
       </w:r>
     </w:p>
     <w:p>
@@ -450,7 +450,7 @@
         <w:jc w:val="both"/>
       </w:pPr>
       <w:r>
-        <w:t>La metodología adoptada es de carácter aplicado, con un diseño iterativo e incremental orientado al desarrollo de un prototipo funcional que permita validar la viabilidad técnica del modelo propuesto. El sistema se organiza en torno a cuatro capas funcionales: interacción con el usuario, orquestación de procesos, procesamiento inteligente y persistencia de datos. Cada capa cumple una función específica dentro del flujo de automatización, y su integración es coordinada mediante una lógica orientada a eventos.</w:t>
+        <w:t>La metodología adoptada es de carácter aplicado, con un diseño iterativo e incremental orientado al desarrollo de un prototipo funcional que permita validar la viabilidad técnica del modelo propuesto. El sistema se organiza en torno a cuatro capas funcionales: interacción con el usuario, orquestación de procesos, interpretación de solicitudes y persistencia de datos. Cada capa cumple una función específica dentro del flujo de automatización, y su integración es coordinada mediante una lógica orientada a eventos.</w:t>
       </w:r>
     </w:p>
     <w:p>
@@ -460,20 +460,13 @@
         <w:jc w:val="both"/>
       </w:pPr>
       <w:r>
-        <w:t xml:space="preserve">Los resultados obtenidos demuestran que es técnicamente factible implementar sistemas de automatización funcionales mediante la combinación estratégica de herramientas accesibles. El sistema desarrollado logra ejecutar de manera autónoma ciclos completos de automatización, reducir la intervención manual en tareas repetitivas y procesar solicitudes en lenguaje natural con una precisión del 100% en las rutas definidas por el catálogo de intenciones. La evaluación de </w:t>
-      </w:r>
-      <w:r>
-        <w:lastRenderedPageBreak/>
-        <w:t xml:space="preserve">rendimiento registra tiempos de respuesta promedio inferiores a 15 ms en todos los </w:t>
-      </w:r>
-      <w:proofErr w:type="spellStart"/>
-      <w:r>
-        <w:t>endpoints</w:t>
-      </w:r>
-      <w:proofErr w:type="spellEnd"/>
-      <w:r>
-        <w:t xml:space="preserve"> de la API, y la suite de 128 pruebas funcionales automatizadas finaliza en su totalidad de manera exitosa. Al mismo tiempo, se identifican limitaciones inherentes al modelo, principalmente vinculadas a la dependencia de servicios externos, las restricciones de escalabilidad y la cobertura restringida de la interpretación, limitada al catálogo de intenciones predefinido.</w:t>
-      </w:r>
+        <w:t>Los resultados obtenidos demuestran que es técnicamente factible implementar sistemas de automatización funcionales mediante la combinación estratégica de herramientas accesibles. El sistema desarrollado logra ejecutar de manera autónoma ciclos completos de automatización, reducir la intervención manual en tareas repetitivas y procesar solicitudes en lenguaje natural con una tasa de conformidad del 100% sobre las rutas definidas por el catálogo de intenciones. La evaluación de rendimiento registra tiempos de respuesta promedio inferiores a 15 ms en todos los endpoints de la API, y la suite de 253 pruebas funcionales automatizadas finaliza en su totalidad de manera exitosa. El análisis de los intervalos de confianza al 95% (n = 30) confirma la consistencia de las mediciones de rendimiento, con mayor variabilidad relativa en los endpoints de lectura simple (CV &gt; 100%) y respuestas más estables en las operaciones de escritura (CV &lt; 81%). Al mismo tiempo, se identifican limitaciones inherentes al modelo, principalmente vinculadas a la dependencia de servicios externos, las restricciones de escalabilidad y la cobertura restringida de la interpretación, limitada al catálogo de intenciones predefinido.</w:t>
+      </w:r>
+      <w:r/>
+      <w:proofErr w:type="spellStart"/>
+      <w:r/>
+      <w:proofErr w:type="spellEnd"/>
+      <w:r/>
     </w:p>
     <w:p>
       <w:pPr>
@@ -482,7 +475,7 @@
         <w:jc w:val="both"/>
       </w:pPr>
       <w:r>
-        <w:t>El trabajo concluye con la formulación de un modelo híbrido de automatización que integra componentes determinísticos y adaptativos, y establece un marco conceptual generalizable a distintos contextos de aplicación.</w:t>
+        <w:t>El trabajo concluye con la formulación de un modelo híbrido de automatización que integra componentes determinísticos y adaptativos —del cual se implementa y valida en esta investigación la rama determinística, quedando la rama adaptativa propuesta con la arquitectura preparada para su incorporación—, y establece un marco conceptual generalizable a distintos contextos de aplicación.</w:t>
       </w:r>
     </w:p>
     <w:p>
@@ -496,7 +489,7 @@
         <w:jc w:val="both"/>
       </w:pPr>
       <w:r>
-        <w:t>Palabras clave: automatización de procesos, integración de servicios, inteligencia artificial, procesamiento de lenguaje natural, arquitectura desacoplada, bajo costo, orquestación, entornos digitales.</w:t>
+        <w:t>Palabras clave: automatización de procesos, integración de servicios, interpretación de lenguaje natural por reglas, arquitectura desacoplada, bajo costo, orquestación, entornos digitales.</w:t>
       </w:r>
     </w:p>
     <w:p>
@@ -1819,7 +1812,7 @@
       </w:pPr>
       <w:proofErr w:type="spellStart"/>
       <w:r>
-        <w:t>The results demonstrate that it is technically feasible to implement functional automation systems through the strategic combination of accessible tools. The developed system autonomously executes complete automation cycles, reduces manual intervention in repetitive tasks, and processes natural language requests with 100% accuracy in the routes defined by the intent catalog. At the same time, inherent limitations of the model are identified, mainly related to the dependence on external services, scalability constraints, and the restricted coverage of interpretation, limited to the predefined intent catalog. Response time measurements across all evaluated endpoints show 95% confidence intervals within acceptable ranges (n = 30), confirming the consistency of the system's performance. Coefficient of variation analysis reveals that simple read endpoints exhibit higher relative variability (CV &gt; 100%), while write operations maintain more consistent performance (CV &lt; 81%).</w:t>
+        <w:t>The results demonstrate that it is technically feasible to implement functional automation systems through the strategic combination of accessible tools. The developed system autonomously executes complete automation cycles, reduces manual intervention in repetitive tasks, and processes natural language requests with a 100% conformity rate over the routes defined by the intent catalog. At the same time, inherent limitations of the model are identified, mainly related to the dependence on external services, scalability constraints, and the restricted coverage of interpretation, limited to the predefined intent catalog. Response time measurements average below 15 ms across all evaluated API endpoints, with 95% confidence intervals within acceptable ranges (n = 30), confirming the consistency of the system's performance; the suite of 253 automated functional tests completes successfully. Coefficient of variation analysis reveals that simple read endpoints exhibit higher relative variability (CV &gt; 100%), while write operations maintain more consistent performance (CV &lt; 81%).</w:t>
       </w:r>
       <w:proofErr w:type="spellEnd"/>
       <w:proofErr w:type="spellStart"/>
@@ -1977,7 +1970,7 @@
         <w:jc w:val="both"/>
       </w:pPr>
       <w:r>
-        <w:t xml:space="preserve">Keywords: process automation, service integration, artificial intelligence, natural language processing, decoupled architecture, low cost, orchestration, digital environments.</w:t>
+        <w:t>Keywords: process automation, service integration, rule-based natural language interpretation, decoupled architecture, low cost, orchestration, digital environments.</w:t>
       </w:r>
     </w:p>
     <w:p>
@@ -2103,7 +2096,7 @@
           <w:szCs w:val="22"/>
         </w:rPr>
         <w:tab/>
-        <w:t>9</w:t>
+        <w:t>8</w:t>
       </w:r>
     </w:p>
     <w:p>
@@ -2601,7 +2594,7 @@
           <w:szCs w:val="22"/>
         </w:rPr>
         <w:tab/>
-        <w:t>26</w:t>
+        <w:t>27</w:t>
       </w:r>
     </w:p>
     <w:p>
@@ -2679,7 +2672,7 @@
           <w:szCs w:val="22"/>
         </w:rPr>
         <w:tab/>
-        <w:t>29</w:t>
+        <w:t>30</w:t>
       </w:r>
     </w:p>
     <w:p>
@@ -2702,7 +2695,7 @@
           <w:szCs w:val="22"/>
         </w:rPr>
         <w:tab/>
-        <w:t>31</w:t>
+        <w:t>32</w:t>
       </w:r>
     </w:p>
     <w:p>
@@ -2741,7 +2734,7 @@
           <w:szCs w:val="22"/>
         </w:rPr>
         <w:tab/>
-        <w:t>31</w:t>
+        <w:t>32</w:t>
       </w:r>
     </w:p>
     <w:p>
@@ -2780,7 +2773,7 @@
           <w:szCs w:val="22"/>
         </w:rPr>
         <w:tab/>
-        <w:t>31</w:t>
+        <w:t>32</w:t>
       </w:r>
     </w:p>
     <w:p>
@@ -2819,7 +2812,7 @@
           <w:szCs w:val="22"/>
         </w:rPr>
         <w:tab/>
-        <w:t>33</w:t>
+        <w:t>34</w:t>
       </w:r>
     </w:p>
     <w:p>
@@ -2858,7 +2851,7 @@
           <w:szCs w:val="22"/>
         </w:rPr>
         <w:tab/>
-        <w:t>34</w:t>
+        <w:t>36</w:t>
       </w:r>
     </w:p>
     <w:p>
@@ -2897,7 +2890,7 @@
           <w:szCs w:val="22"/>
         </w:rPr>
         <w:tab/>
-        <w:t>36</w:t>
+        <w:t>38</w:t>
       </w:r>
     </w:p>
     <w:p>
@@ -2936,7 +2929,7 @@
           <w:szCs w:val="22"/>
         </w:rPr>
         <w:tab/>
-        <w:t>37</w:t>
+        <w:t>39</w:t>
       </w:r>
     </w:p>
     <w:p>
@@ -2960,7 +2953,7 @@
           <w:szCs w:val="22"/>
         </w:rPr>
         <w:tab/>
-        <w:t>39</w:t>
+        <w:t>41</w:t>
       </w:r>
     </w:p>
     <w:p>
@@ -2999,7 +2992,7 @@
           <w:szCs w:val="22"/>
         </w:rPr>
         <w:tab/>
-        <w:t>39</w:t>
+        <w:t>41</w:t>
       </w:r>
     </w:p>
     <w:p>
@@ -3038,7 +3031,7 @@
           <w:szCs w:val="22"/>
         </w:rPr>
         <w:tab/>
-        <w:t>40</w:t>
+        <w:t>42</w:t>
       </w:r>
     </w:p>
     <w:p>
@@ -3077,7 +3070,7 @@
           <w:szCs w:val="22"/>
         </w:rPr>
         <w:tab/>
-        <w:t>42</w:t>
+        <w:t>44</w:t>
       </w:r>
     </w:p>
     <w:p>
@@ -3116,7 +3109,7 @@
           <w:szCs w:val="22"/>
         </w:rPr>
         <w:tab/>
-        <w:t>44</w:t>
+        <w:t>46</w:t>
       </w:r>
     </w:p>
     <w:p>
@@ -3131,7 +3124,9 @@
           <w:sz w:val="22"/>
           <w:szCs w:val="22"/>
         </w:rPr>
-        <w:t xml:space="preserve">   </w:t>
+        <w:t xml:space="preserve">   4.5  Componente de interpretación de solicitudes</w:t>
+        <w:tab/>
+        <w:t>48</w:t>
       </w:r>
       <w:proofErr w:type="gramStart"/>
       <w:r>
@@ -3139,7 +3134,6 @@
           <w:sz w:val="22"/>
           <w:szCs w:val="22"/>
         </w:rPr>
-        <w:t>4.5  Componente</w:t>
       </w:r>
       <w:proofErr w:type="gramEnd"/>
       <w:r>
@@ -3147,15 +3141,12 @@
           <w:sz w:val="22"/>
           <w:szCs w:val="22"/>
         </w:rPr>
-        <w:t xml:space="preserve"> de procesamiento inteligente</w:t>
-      </w:r>
-      <w:r>
-        <w:rPr>
-          <w:sz w:val="22"/>
-          <w:szCs w:val="22"/>
-        </w:rPr>
-        <w:tab/>
-        <w:t>46</w:t>
+      </w:r>
+      <w:r>
+        <w:rPr>
+          <w:sz w:val="22"/>
+          <w:szCs w:val="22"/>
+        </w:rPr>
       </w:r>
     </w:p>
     <w:p>
@@ -3194,7 +3185,7 @@
           <w:szCs w:val="22"/>
         </w:rPr>
         <w:tab/>
-        <w:t>48</w:t>
+        <w:t>52</w:t>
       </w:r>
     </w:p>
     <w:p>
@@ -3233,7 +3224,7 @@
           <w:szCs w:val="22"/>
         </w:rPr>
         <w:tab/>
-        <w:t>50</w:t>
+        <w:t>54</w:t>
       </w:r>
     </w:p>
     <w:p>
@@ -3272,7 +3263,7 @@
           <w:szCs w:val="22"/>
         </w:rPr>
         <w:tab/>
-        <w:t>52</w:t>
+        <w:t>56</w:t>
       </w:r>
     </w:p>
     <w:p>
@@ -3301,7 +3292,7 @@
           <w:szCs w:val="22"/>
         </w:rPr>
         <w:tab/>
-        <w:t>53</w:t>
+        <w:t>58</w:t>
       </w:r>
     </w:p>
     <w:p>
@@ -3340,7 +3331,7 @@
           <w:szCs w:val="22"/>
         </w:rPr>
         <w:tab/>
-        <w:t>54</w:t>
+        <w:t>58</w:t>
       </w:r>
     </w:p>
     <w:p>
@@ -3379,7 +3370,7 @@
           <w:szCs w:val="22"/>
         </w:rPr>
         <w:tab/>
-        <w:t>55</w:t>
+        <w:t>61</w:t>
       </w:r>
     </w:p>
     <w:p>
@@ -3394,7 +3385,9 @@
           <w:sz w:val="22"/>
           <w:szCs w:val="22"/>
         </w:rPr>
-        <w:t xml:space="preserve">   </w:t>
+        <w:t xml:space="preserve">   5.3  Conformidad y robustez de la interpretación de intenciones</w:t>
+        <w:tab/>
+        <w:t>63</w:t>
       </w:r>
       <w:proofErr w:type="gramStart"/>
       <w:r>
@@ -3402,7 +3395,6 @@
           <w:sz w:val="22"/>
           <w:szCs w:val="22"/>
         </w:rPr>
-        <w:t>5.3  Precisión</w:t>
       </w:r>
       <w:proofErr w:type="gramEnd"/>
       <w:r>
@@ -3410,15 +3402,12 @@
           <w:sz w:val="22"/>
           <w:szCs w:val="22"/>
         </w:rPr>
-        <w:t xml:space="preserve"> en la interpretación semántica</w:t>
-      </w:r>
-      <w:r>
-        <w:rPr>
-          <w:sz w:val="22"/>
-          <w:szCs w:val="22"/>
-        </w:rPr>
-        <w:tab/>
-        <w:t>56</w:t>
+      </w:r>
+      <w:r>
+        <w:rPr>
+          <w:sz w:val="22"/>
+          <w:szCs w:val="22"/>
+        </w:rPr>
       </w:r>
     </w:p>
     <w:p>
@@ -3457,7 +3446,7 @@
           <w:szCs w:val="22"/>
         </w:rPr>
         <w:tab/>
-        <w:t>58</w:t>
+        <w:t>65</w:t>
       </w:r>
     </w:p>
     <w:p>
@@ -3496,7 +3485,7 @@
           <w:szCs w:val="22"/>
         </w:rPr>
         <w:tab/>
-        <w:t>58</w:t>
+        <w:t>66</w:t>
       </w:r>
     </w:p>
     <w:p>
@@ -3535,7 +3524,7 @@
           <w:szCs w:val="22"/>
         </w:rPr>
         <w:tab/>
-        <w:t>58</w:t>
+        <w:t>66</w:t>
       </w:r>
     </w:p>
     <w:p>
@@ -3550,15 +3539,29 @@
           <w:sz w:val="22"/>
           <w:szCs w:val="22"/>
         </w:rPr>
-        <w:t>Capítulo 6 – Discusión</w:t>
-      </w:r>
-      <w:r>
-        <w:rPr>
-          <w:sz w:val="22"/>
-          <w:szCs w:val="22"/>
-        </w:rPr>
+      </w:r>
+      <w:proofErr w:type="gramStart"/>
+      <w:r>
+        <w:rPr>
+          <w:sz w:val="22"/>
+          <w:szCs w:val="22"/>
+        </w:rPr>
+      </w:r>
+      <w:proofErr w:type="gramEnd"/>
+      <w:r>
+        <w:rPr>
+          <w:sz w:val="22"/>
+          <w:szCs w:val="22"/>
+        </w:rPr>
+      </w:r>
+      <w:r>
+        <w:rPr>
+          <w:sz w:val="22"/>
+          <w:szCs w:val="22"/>
+        </w:rPr>
+        <w:t xml:space="preserve">   5.7  Análisis de casos límite</w:t>
         <w:tab/>
-        <w:t>59</w:t>
+        <w:t>67</w:t>
       </w:r>
     </w:p>
     <w:p>
@@ -3573,23 +3576,7 @@
           <w:sz w:val="22"/>
           <w:szCs w:val="22"/>
         </w:rPr>
-        <w:t xml:space="preserve">   </w:t>
-      </w:r>
-      <w:proofErr w:type="gramStart"/>
-      <w:r>
-        <w:rPr>
-          <w:sz w:val="22"/>
-          <w:szCs w:val="22"/>
-        </w:rPr>
-        <w:t>6.1  Interpretación</w:t>
-      </w:r>
-      <w:proofErr w:type="gramEnd"/>
-      <w:r>
-        <w:rPr>
-          <w:sz w:val="22"/>
-          <w:szCs w:val="22"/>
-        </w:rPr>
-        <w:t xml:space="preserve"> de los resultados en el marco teórico</w:t>
+        <w:t>Capítulo 6 – Discusión</w:t>
       </w:r>
       <w:r>
         <w:rPr>
@@ -3597,7 +3584,7 @@
           <w:szCs w:val="22"/>
         </w:rPr>
         <w:tab/>
-        <w:t>59</w:t>
+        <w:t>68</w:t>
       </w:r>
     </w:p>
     <w:p>
@@ -3620,7 +3607,7 @@
           <w:sz w:val="22"/>
           <w:szCs w:val="22"/>
         </w:rPr>
-        <w:t>6.2  La</w:t>
+        <w:t>6.1  Interpretación</w:t>
       </w:r>
       <w:proofErr w:type="gramEnd"/>
       <w:r>
@@ -3628,7 +3615,7 @@
           <w:sz w:val="22"/>
           <w:szCs w:val="22"/>
         </w:rPr>
-        <w:t xml:space="preserve"> tensión costo-capacidad-control</w:t>
+        <w:t xml:space="preserve"> de los resultados en el marco teórico</w:t>
       </w:r>
       <w:r>
         <w:rPr>
@@ -3636,7 +3623,7 @@
           <w:szCs w:val="22"/>
         </w:rPr>
         <w:tab/>
-        <w:t>60</w:t>
+        <w:t>68</w:t>
       </w:r>
     </w:p>
     <w:p>
@@ -3659,7 +3646,7 @@
           <w:sz w:val="22"/>
           <w:szCs w:val="22"/>
         </w:rPr>
-        <w:t>6.3  El</w:t>
+        <w:t>6.2  La</w:t>
       </w:r>
       <w:proofErr w:type="gramEnd"/>
       <w:r>
@@ -3667,7 +3654,7 @@
           <w:sz w:val="22"/>
           <w:szCs w:val="22"/>
         </w:rPr>
-        <w:t xml:space="preserve"> modelo híbrido de automatización</w:t>
+        <w:t xml:space="preserve"> tensión costo-capacidad-control</w:t>
       </w:r>
       <w:r>
         <w:rPr>
@@ -3675,7 +3662,7 @@
           <w:szCs w:val="22"/>
         </w:rPr>
         <w:tab/>
-        <w:t>62</w:t>
+        <w:t>69</w:t>
       </w:r>
     </w:p>
     <w:p>
@@ -3698,7 +3685,7 @@
           <w:sz w:val="22"/>
           <w:szCs w:val="22"/>
         </w:rPr>
-        <w:t>6.4  Limitaciones</w:t>
+        <w:t>6.3  El</w:t>
       </w:r>
       <w:proofErr w:type="gramEnd"/>
       <w:r>
@@ -3706,7 +3693,7 @@
           <w:sz w:val="22"/>
           <w:szCs w:val="22"/>
         </w:rPr>
-        <w:t xml:space="preserve"> del enfoque adoptado</w:t>
+        <w:t xml:space="preserve"> modelo híbrido de automatización</w:t>
       </w:r>
       <w:r>
         <w:rPr>
@@ -3714,7 +3701,7 @@
           <w:szCs w:val="22"/>
         </w:rPr>
         <w:tab/>
-        <w:t>63</w:t>
+        <w:t>71</w:t>
       </w:r>
     </w:p>
     <w:p>
@@ -3729,7 +3716,23 @@
           <w:sz w:val="22"/>
           <w:szCs w:val="22"/>
         </w:rPr>
-        <w:t>Capítulo 7 – Conclusiones</w:t>
+        <w:t xml:space="preserve">   </w:t>
+      </w:r>
+      <w:proofErr w:type="gramStart"/>
+      <w:r>
+        <w:rPr>
+          <w:sz w:val="22"/>
+          <w:szCs w:val="22"/>
+        </w:rPr>
+        <w:t>6.4  Limitaciones</w:t>
+      </w:r>
+      <w:proofErr w:type="gramEnd"/>
+      <w:r>
+        <w:rPr>
+          <w:sz w:val="22"/>
+          <w:szCs w:val="22"/>
+        </w:rPr>
+        <w:t xml:space="preserve"> del enfoque adoptado</w:t>
       </w:r>
       <w:r>
         <w:rPr>
@@ -3737,7 +3740,7 @@
           <w:szCs w:val="22"/>
         </w:rPr>
         <w:tab/>
-        <w:t>65</w:t>
+        <w:t>72</w:t>
       </w:r>
     </w:p>
     <w:p>
@@ -3752,7 +3755,7 @@
           <w:sz w:val="22"/>
           <w:szCs w:val="22"/>
         </w:rPr>
-        <w:t>Capítulo 8 – Recomendaciones</w:t>
+        <w:t>Capítulo 7 – Conclusiones</w:t>
       </w:r>
       <w:r>
         <w:rPr>
@@ -3760,7 +3763,7 @@
           <w:szCs w:val="22"/>
         </w:rPr>
         <w:tab/>
-        <w:t>68</w:t>
+        <w:t>75</w:t>
       </w:r>
     </w:p>
     <w:p>
@@ -3775,7 +3778,7 @@
           <w:sz w:val="22"/>
           <w:szCs w:val="22"/>
         </w:rPr>
-        <w:t>Capítulo 9 – Referencias Bibliográficas</w:t>
+        <w:t>Capítulo 8 – Recomendaciones</w:t>
       </w:r>
       <w:r>
         <w:rPr>
@@ -3783,7 +3786,7 @@
           <w:szCs w:val="22"/>
         </w:rPr>
         <w:tab/>
-        <w:t>72</w:t>
+        <w:t>78</w:t>
       </w:r>
     </w:p>
     <w:p>
@@ -3798,6 +3801,29 @@
           <w:sz w:val="22"/>
           <w:szCs w:val="22"/>
         </w:rPr>
+        <w:t>Capítulo 9 – Referencias Bibliográficas</w:t>
+      </w:r>
+      <w:r>
+        <w:rPr>
+          <w:sz w:val="22"/>
+          <w:szCs w:val="22"/>
+        </w:rPr>
+        <w:tab/>
+        <w:t>82</w:t>
+      </w:r>
+    </w:p>
+    <w:p>
+      <w:pPr>
+        <w:tabs>
+          <w:tab w:val="right" w:pos="8640"/>
+        </w:tabs>
+        <w:spacing w:after="120" w:line="300" w:lineRule="auto"/>
+      </w:pPr>
+      <w:r>
+        <w:rPr>
+          <w:sz w:val="22"/>
+          <w:szCs w:val="22"/>
+        </w:rPr>
         <w:t>Capítulo 10 – Anexos</w:t>
       </w:r>
       <w:r>
@@ -3806,7 +3832,7 @@
           <w:szCs w:val="22"/>
         </w:rPr>
         <w:tab/>
-        <w:t>75</w:t>
+        <w:t>86</w:t>
       </w:r>
     </w:p>
     <w:p>
@@ -3851,7 +3877,7 @@
           <w:szCs w:val="22"/>
         </w:rPr>
         <w:tab/>
-        <w:t>41</w:t>
+        <w:t>43</w:t>
       </w:r>
     </w:p>
     <w:p>
@@ -3874,7 +3900,7 @@
           <w:szCs w:val="22"/>
         </w:rPr>
         <w:tab/>
-        <w:t>43</w:t>
+        <w:t>45</w:t>
       </w:r>
     </w:p>
     <w:p>
@@ -3897,7 +3923,7 @@
           <w:szCs w:val="22"/>
         </w:rPr>
         <w:tab/>
-        <w:t>45</w:t>
+        <w:t>47</w:t>
       </w:r>
     </w:p>
     <w:p>
@@ -3912,7 +3938,7 @@
           <w:sz w:val="22"/>
           <w:szCs w:val="22"/>
         </w:rPr>
-        <w:t>Figura 4. Esquema del componente de procesamiento inteligente y su integración</w:t>
+        <w:t>Figura 4. Esquema del componente de interpretación de solicitudes y su integración</w:t>
       </w:r>
       <w:r>
         <w:rPr>
@@ -3920,7 +3946,7 @@
           <w:szCs w:val="22"/>
         </w:rPr>
         <w:tab/>
-        <w:t>48</w:t>
+        <w:t>50</w:t>
       </w:r>
     </w:p>
     <w:p>
@@ -3943,7 +3969,7 @@
           <w:szCs w:val="22"/>
         </w:rPr>
         <w:tab/>
-        <w:t>49</w:t>
+        <w:t>53</w:t>
       </w:r>
     </w:p>
     <w:p>
@@ -3966,7 +3992,7 @@
           <w:szCs w:val="22"/>
         </w:rPr>
         <w:tab/>
-        <w:t>51</w:t>
+        <w:t>55</w:t>
       </w:r>
     </w:p>
     <w:p>
@@ -3981,15 +4007,15 @@
           <w:sz w:val="22"/>
           <w:szCs w:val="22"/>
         </w:rPr>
-        <w:t>Figura 7. Diagrama de secuencia del flujo completo de automatización</w:t>
-      </w:r>
-      <w:r>
-        <w:rPr>
-          <w:sz w:val="22"/>
-          <w:szCs w:val="22"/>
-        </w:rPr>
+        <w:t>Figura 7. Panel de documentación interactiva de la API REST (Swagger UI)</w:t>
         <w:tab/>
-        <w:t>53</w:t>
+        <w:t>56</w:t>
+      </w:r>
+      <w:r>
+        <w:rPr>
+          <w:sz w:val="22"/>
+          <w:szCs w:val="22"/>
+        </w:rPr>
       </w:r>
     </w:p>
     <w:p>
@@ -4000,14 +4026,12 @@
         <w:spacing w:after="100" w:line="280" w:lineRule="auto"/>
       </w:pPr>
       <w:r>
-        <w:t xml:space="preserve">Figura 8. Panel de documentacion interactiva de la API REST (Swagger UI)</w:t>
-      </w:r>
-      <w:r>
+        <w:t>Figura 8. Diagrama de secuencia del flujo completo de automatización</w:t>
         <w:tab/>
-      </w:r>
-      <w:r>
-        <w:t>52</w:t>
-      </w:r>
+        <w:t>58</w:t>
+      </w:r>
+      <w:r/>
+      <w:r/>
     </w:p>
     <w:p>
       <w:pPr>
@@ -4017,14 +4041,13 @@
         <w:spacing w:after="100" w:line="280" w:lineRule="auto"/>
       </w:pPr>
       <w:r>
-        <w:t xml:space="preserve">Figura 9. Dashboard de metricas y analiticas (Streamlit)</w:t>
+        <w:t>Figura 9. Dashboard de métricas y analíticas (Streamlit)</w:t>
       </w:r>
       <w:r>
         <w:tab/>
-      </w:r>
-      <w:r>
-        <w:t>55</w:t>
-      </w:r>
+        <w:t>58</w:t>
+      </w:r>
+      <w:r/>
     </w:p>
     <w:p>
       <w:pPr>
@@ -4034,14 +4057,13 @@
         <w:spacing w:after="100" w:line="280" w:lineRule="auto"/>
       </w:pPr>
       <w:r>
-        <w:t xml:space="preserve">Figura 10. Interaccion del bot en Telegram durante las pruebas funcionales.</w:t>
+        <w:t>Figura 10. Interacción del bot en Telegram durante las pruebas funcionales.</w:t>
       </w:r>
       <w:r>
         <w:tab/>
-      </w:r>
-      <w:r>
-        <w:t>56</w:t>
-      </w:r>
+        <w:t>59</w:t>
+      </w:r>
+      <w:r/>
     </w:p>
     <w:p>
       <w:pPr>
@@ -4051,14 +4073,13 @@
         <w:spacing w:after="100" w:line="280" w:lineRule="auto"/>
       </w:pPr>
       <w:r>
-        <w:t xml:space="preserve">Figura B.1. Flujo de automatizacion del sistema en n8n (canvas del editor)</w:t>
+        <w:t>Figura B.1. Flujo de automatización del sistema en n8n (canvas del editor)</w:t>
       </w:r>
       <w:r>
         <w:tab/>
-      </w:r>
-      <w:r>
-        <w:t>84</w:t>
-      </w:r>
+        <w:t>91</w:t>
+      </w:r>
+      <w:r/>
     </w:p>
     <w:p>
       <w:pPr>
@@ -4068,14 +4089,12 @@
         <w:spacing w:after="100" w:line="280" w:lineRule="auto"/>
       </w:pPr>
       <w:r>
-        <w:t xml:space="preserve">Figura C.1. Documentacion interactiva de la API REST (Swagger UI)</w:t>
-      </w:r>
-      <w:r>
+        <w:t>Figura C.1. Documentación interactiva de la API REST (Swagger UI)</w:t>
         <w:tab/>
-      </w:r>
-      <w:r>
-        <w:t>85</w:t>
-      </w:r>
+        <w:t>92</w:t>
+      </w:r>
+      <w:r/>
+      <w:r/>
     </w:p>
     <w:p>
       <w:pPr>
@@ -4133,7 +4152,7 @@
           <w:szCs w:val="22"/>
         </w:rPr>
         <w:tab/>
-        <w:t>34</w:t>
+        <w:t>35</w:t>
       </w:r>
     </w:p>
     <w:p>
@@ -4156,7 +4175,7 @@
           <w:szCs w:val="22"/>
         </w:rPr>
         <w:tab/>
-        <w:t>41</w:t>
+        <w:t>43</w:t>
       </w:r>
     </w:p>
     <w:p>
@@ -4179,7 +4198,7 @@
           <w:szCs w:val="22"/>
         </w:rPr>
         <w:tab/>
-        <w:t>55</w:t>
+        <w:t>60</w:t>
       </w:r>
     </w:p>
     <w:p>
@@ -4202,7 +4221,7 @@
           <w:szCs w:val="22"/>
         </w:rPr>
         <w:tab/>
-        <w:t>56</w:t>
+        <w:t>62</w:t>
       </w:r>
     </w:p>
     <w:p>
@@ -4217,7 +4236,7 @@
           <w:sz w:val="22"/>
           <w:szCs w:val="22"/>
         </w:rPr>
-        <w:t>Tabla A.1: Componentes y versiones del sistema</w:t>
+        <w:t>Tabla 6. Conformidad con el catálogo de intenciones por intención</w:t>
       </w:r>
       <w:r>
         <w:rPr>
@@ -4225,7 +4244,7 @@
           <w:szCs w:val="22"/>
         </w:rPr>
         <w:tab/>
-        <w:t>76</w:t>
+        <w:t>64</w:t>
       </w:r>
     </w:p>
     <w:p>
@@ -4236,20 +4255,13 @@
         <w:spacing w:after="100" w:line="280" w:lineRule="auto"/>
       </w:pPr>
       <w:r>
-        <w:rPr>
-          <w:sz w:val="22"/>
-          <w:szCs w:val="22"/>
-        </w:rPr>
-        <w:t>Tabla B.1: Nodos del flujo de automatización en n8n</w:t>
-      </w:r>
-      <w:r>
-        <w:rPr>
-          <w:sz w:val="22"/>
-          <w:szCs w:val="22"/>
-        </w:rPr>
+        <w:t xml:space="preserve">Tabla 7. Análisis de casos límite del Bot Router</w:t>
+      </w:r>
+      <w:r>
         <w:tab/>
-        <w:t>78</w:t>
-      </w:r>
+        <w:t>67</w:t>
+      </w:r>
+      <w:r/>
     </w:p>
     <w:p>
       <w:pPr>
@@ -4263,24 +4275,15 @@
           <w:sz w:val="22"/>
           <w:szCs w:val="22"/>
         </w:rPr>
-        <w:t xml:space="preserve">Tabla B.2: Catálogo de intenciones del Bot </w:t>
-      </w:r>
-      <w:proofErr w:type="spellStart"/>
-      <w:r>
-        <w:rPr>
-          <w:sz w:val="22"/>
-          <w:szCs w:val="22"/>
-        </w:rPr>
-        <w:t>Router</w:t>
-      </w:r>
-      <w:proofErr w:type="spellEnd"/>
+        <w:t>Tabla A.1: Componentes y versiones del sistema</w:t>
+      </w:r>
       <w:r>
         <w:rPr>
           <w:sz w:val="22"/>
           <w:szCs w:val="22"/>
         </w:rPr>
         <w:tab/>
-        <w:t>79</w:t>
+        <w:t>87</w:t>
       </w:r>
     </w:p>
     <w:p>
@@ -4295,23 +4298,7 @@
           <w:sz w:val="22"/>
           <w:szCs w:val="22"/>
         </w:rPr>
-        <w:t xml:space="preserve">Tabla C.1: </w:t>
-      </w:r>
-      <w:proofErr w:type="spellStart"/>
-      <w:r>
-        <w:rPr>
-          <w:sz w:val="22"/>
-          <w:szCs w:val="22"/>
-        </w:rPr>
-        <w:t>Endpoints</w:t>
-      </w:r>
-      <w:proofErr w:type="spellEnd"/>
-      <w:r>
-        <w:rPr>
-          <w:sz w:val="22"/>
-          <w:szCs w:val="22"/>
-        </w:rPr>
-        <w:t xml:space="preserve"> de la API consumidos por el flujo</w:t>
+        <w:t>Tabla B.1: Nodos del flujo de automatización en n8n</w:t>
       </w:r>
       <w:r>
         <w:rPr>
@@ -4319,7 +4306,7 @@
           <w:szCs w:val="22"/>
         </w:rPr>
         <w:tab/>
-        <w:t>80</w:t>
+        <w:t>89</w:t>
       </w:r>
     </w:p>
     <w:p>
@@ -4334,15 +4321,24 @@
           <w:sz w:val="22"/>
           <w:szCs w:val="22"/>
         </w:rPr>
-        <w:t>Tabla D.1: Entidades del modelo de datos</w:t>
-      </w:r>
+        <w:t xml:space="preserve">Tabla B.2: Catálogo de intenciones del Bot </w:t>
+      </w:r>
+      <w:proofErr w:type="spellStart"/>
+      <w:r>
+        <w:rPr>
+          <w:sz w:val="22"/>
+          <w:szCs w:val="22"/>
+        </w:rPr>
+        <w:t>Router</w:t>
+      </w:r>
+      <w:proofErr w:type="spellEnd"/>
       <w:r>
         <w:rPr>
           <w:sz w:val="22"/>
           <w:szCs w:val="22"/>
         </w:rPr>
         <w:tab/>
-        <w:t>81</w:t>
+        <w:t>90</w:t>
       </w:r>
     </w:p>
     <w:p>
@@ -4357,24 +4353,31 @@
           <w:sz w:val="22"/>
           <w:szCs w:val="22"/>
         </w:rPr>
-        <w:t xml:space="preserve">Tabla E.1: Escenarios de prueba del </w:t>
-      </w:r>
-      <w:proofErr w:type="spellStart"/>
-      <w:r>
-        <w:rPr>
-          <w:sz w:val="22"/>
-          <w:szCs w:val="22"/>
-        </w:rPr>
-        <w:t>bot</w:t>
-      </w:r>
-      <w:proofErr w:type="spellEnd"/>
+        <w:t xml:space="preserve">Tabla C.1: </w:t>
+      </w:r>
+      <w:proofErr w:type="spellStart"/>
+      <w:r>
+        <w:rPr>
+          <w:sz w:val="22"/>
+          <w:szCs w:val="22"/>
+        </w:rPr>
+        <w:t>Endpoints</w:t>
+      </w:r>
+      <w:proofErr w:type="spellEnd"/>
+      <w:r>
+        <w:rPr>
+          <w:sz w:val="22"/>
+          <w:szCs w:val="22"/>
+        </w:rPr>
+        <w:t xml:space="preserve"> de la API consumidos por el flujo</w:t>
+      </w:r>
       <w:r>
         <w:rPr>
           <w:sz w:val="22"/>
           <w:szCs w:val="22"/>
         </w:rPr>
         <w:tab/>
-        <w:t>83</w:t>
+        <w:t>92</w:t>
       </w:r>
     </w:p>
     <w:p>
@@ -4389,7 +4392,7 @@
           <w:sz w:val="22"/>
           <w:szCs w:val="22"/>
         </w:rPr>
-        <w:t>Tabla 6. Evaluación de precisión de la interpretación por intención</w:t>
+        <w:t>Tabla D.1: Entidades del modelo de datos</w:t>
       </w:r>
       <w:r>
         <w:rPr>
@@ -4397,7 +4400,7 @@
           <w:szCs w:val="22"/>
         </w:rPr>
         <w:tab/>
-        <w:t>57</w:t>
+        <w:t>94</w:t>
       </w:r>
     </w:p>
     <w:p>
@@ -4408,13 +4411,28 @@
         <w:spacing w:after="100" w:line="280" w:lineRule="auto"/>
       </w:pPr>
       <w:r>
-        <w:t xml:space="preserve">Tabla 7. Análisis de casos límite del Bot Router</w:t>
-      </w:r>
-      <w:r>
+        <w:rPr>
+          <w:sz w:val="22"/>
+          <w:szCs w:val="22"/>
+        </w:rPr>
+        <w:t xml:space="preserve">Tabla E.1: Escenarios de prueba del </w:t>
+      </w:r>
+      <w:proofErr w:type="spellStart"/>
+      <w:r>
+        <w:rPr>
+          <w:sz w:val="22"/>
+          <w:szCs w:val="22"/>
+        </w:rPr>
+        <w:t>bot</w:t>
+      </w:r>
+      <w:proofErr w:type="spellEnd"/>
+      <w:r>
+        <w:rPr>
+          <w:sz w:val="22"/>
+          <w:szCs w:val="22"/>
+        </w:rPr>
         <w:tab/>
-      </w:r>
-      <w:r>
-        <w:t>62</w:t>
+        <w:t>96</w:t>
       </w:r>
     </w:p>
     <w:p>
@@ -4476,7 +4494,7 @@
       </w:r>
       <w:proofErr w:type="spellEnd"/>
       <w:r>
-        <w:t>, 2016) y minimiza el margen de error humano, sino que también libera recursos humanos para ser destinados a actividades de mayor valor agregado, como el análisis estratégico, la innovación y la atención personalizada a clientes.</w:t>
+        <w:t>, 2016b) y minimiza el margen de error humano, sino que también libera recursos humanos para ser destinados a actividades de mayor valor agregado, como el análisis estratégico, la innovación y la atención personalizada a clientes.</w:t>
       </w:r>
     </w:p>
     <w:p>
@@ -4500,7 +4518,7 @@
         <w:jc w:val="both"/>
       </w:pPr>
       <w:r>
-        <w:t>En particular, los pequeños emprendimientos, las microempresas y los proyectos en etapas iniciales de desarrollo se encuentran frecuentemente excluidos de estos procesos de modernización tecnológica. Las razones que explican esta exclusión son múltiples y se refuerzan mutuamente: la restricción de recursos económicos impide el acceso a soluciones de automatización comerciales, cuyo costo de licenciamiento, implementación y mantenimiento representa un porcentaje desproporcionado del presupuesto disponible; la ausencia de infraestructura tecnológica adecuada limita las opciones de implementación; y la carencia de conocimientos técnicos especializados dentro del equipo de trabajo dificulta tanto la evaluación de alternativas como la gestión de las soluciones adoptadas, barreras que Venkiteela y Kalluri (2025) identifican sistemáticamente en su revisión de implementaciones de RPA en pequeñas y medianas empresas.</w:t>
+        <w:t>En particular, los pequeños emprendimientos, las microempresas y los proyectos en etapas iniciales de desarrollo se encuentran frecuentemente excluidos de estos procesos de modernización tecnológica. Las razones que explican esta exclusión son múltiples y se refuerzan mutuamente: la restricción de recursos económicos impide el acceso a soluciones de automatización comerciales, cuyo costo de licenciamiento, implementación y mantenimiento representa un porcentaje desproporcionado del presupuesto disponible; la ausencia de infraestructura tecnológica adecuada limita las opciones de implementación; y la carencia de conocimientos técnicos especializados dentro del equipo de trabajo dificulta tanto la evaluación de alternativas como la gestión de las soluciones adoptadas. Estas barreras se manifiestan de manera sistemática en las implementaciones de RPA en pequeñas y medianas empresas.</w:t>
       </w:r>
     </w:p>
     <w:p>
@@ -4661,16 +4679,12 @@
         <w:jc w:val="both"/>
       </w:pPr>
       <w:r>
-        <w:t xml:space="preserve">¿En qué medida un componente de interpretación de lenguaje natural —implementado mediante reglas determinísticas o mediante modelos de lenguaje disponibles a través de </w:t>
-      </w:r>
-      <w:proofErr w:type="spellStart"/>
-      <w:r>
-        <w:t>APIs</w:t>
-      </w:r>
-      <w:proofErr w:type="spellEnd"/>
-      <w:r>
-        <w:t xml:space="preserve"> públicas— es capaz de reconocer las intenciones del usuario en el contexto de un sistema de automatización?</w:t>
-      </w:r>
+        <w:t>¿En qué medida un componente de interpretación de lenguaje natural implementado mediante reglas determinísticas es capaz de reconocer las intenciones del usuario en el contexto de un sistema de automatización de bajo costo?</w:t>
+      </w:r>
+      <w:proofErr w:type="spellStart"/>
+      <w:r/>
+      <w:proofErr w:type="spellEnd"/>
+      <w:r/>
     </w:p>
     <w:p>
       <w:pPr>
@@ -4687,20 +4701,13 @@
         <w:jc w:val="both"/>
       </w:pPr>
       <w:r>
-        <w:t xml:space="preserve">A partir del análisis del problema y de la revisión preliminar de la literatura especializada, se formula la siguiente hipótesis de trabajo: es técnicamente viable diseñar e implementar un sistema de automatización de procesos funcional, basado en la integración de servicios de bajo costo y en un componente de interpretación de lenguaje natural implementable mediante reglas determinísticas —alternativa que </w:t>
-      </w:r>
-      <w:r>
-        <w:lastRenderedPageBreak/>
-        <w:t xml:space="preserve">prioriza el control y el costo— o mediante modelos de inteligencia artificial disponibles a través de </w:t>
-      </w:r>
-      <w:proofErr w:type="spellStart"/>
-      <w:r>
-        <w:t>APIs</w:t>
-      </w:r>
-      <w:proofErr w:type="spellEnd"/>
-      <w:r>
-        <w:t xml:space="preserve"> públicas —alternativa que prioriza la capacidad—, que permita ejecutar de manera autónoma ciclos completos de automatización en entornos digitales de pequeña escala, con niveles aceptables de rendimiento, precisión y estabilidad.</w:t>
-      </w:r>
+        <w:t>A partir del análisis del problema y de la revisión preliminar de la literatura especializada, se formula la siguiente hipótesis de trabajo: es técnicamente viable diseñar e implementar un sistema de automatización de procesos funcional, basado en la integración de servicios de bajo costo y en un componente de interpretación de lenguaje natural implementable mediante reglas determinísticas, que permita ejecutar de manera autónoma ciclos completos de automatización en entornos digitales de pequeña escala, con niveles aceptables de rendimiento, precisión y estabilidad.</w:t>
+      </w:r>
+      <w:r/>
+      <w:proofErr w:type="spellStart"/>
+      <w:r/>
+      <w:proofErr w:type="spellEnd"/>
+      <w:r/>
     </w:p>
     <w:p>
       <w:pPr>
@@ -4709,7 +4716,7 @@
         <w:jc w:val="both"/>
       </w:pPr>
       <w:r>
-        <w:t>Esta hipótesis no implica que el sistema desarrollado sea equivalente en capacidad a las soluciones empresariales existentes, sino que postula la existencia de un umbral de funcionalidad alcanzable mediante herramientas accesibles que resulta suficiente para resolver los problemas operativos identificados en los contextos considerados.</w:t>
+        <w:t>Esta hipótesis no implica que el sistema desarrollado sea equivalente en capacidad a las soluciones empresariales existentes, sino que postula la existencia de un umbral de funcionalidad alcanzable mediante herramientas accesibles que resulta suficiente para resolver los problemas operativos identificados en los contextos considerados. Al mismo tiempo, la arquitectura adoptada queda preparada para incorporar, en una versión extendida, un componente adaptativo de inteligencia artificial sin requerir modificaciones estructurales.</w:t>
       </w:r>
     </w:p>
     <w:p>
@@ -5071,7 +5078,7 @@
         <w:jc w:val="both"/>
       </w:pPr>
       <w:r>
-        <w:t>En paralelo, el campo de la Automatización Robótica de Procesos (RPA, por sus siglas en inglés) experimentó un auge significativo durante la segunda década del siglo XXI (Lacity y Willcocks, 2016), con casos de adopción documentados en organizaciones de gran escala como Telefónica (Lacity y Willcocks, 2021). Las plataformas RPA ofrecen la posibilidad de automatizar tareas que implican la interacción con interfaces gráficas de usuario, imitando el comportamiento humano al operar sobre aplicaciones de escritorio o web. Si bien estas herramientas resultan poderosas en determinados contextos, presentan limitaciones significativas: son generalmente costosas, requieren mantenimiento continuo cuando las interfaces de las aplicaciones cambian y no incorporan capacidades de razonamiento o adaptación semántica.</w:t>
+        <w:t>En paralelo, el campo de la Automatización Robótica de Procesos (RPA, por sus siglas en inglés) experimentó un auge significativo durante la segunda década del siglo XXI (Lacity y Willcocks, 2016b), con casos de adopción documentados en organizaciones de gran escala como Telefónica (Lacity y Willcocks, 2016a). Las plataformas RPA ofrecen la posibilidad de automatizar tareas que implican la interacción con interfaces gráficas de usuario, imitando el comportamiento humano al operar sobre aplicaciones de escritorio o web. Si bien estas herramientas resultan poderosas en determinados contextos, presentan limitaciones significativas: son generalmente costosas, requieren mantenimiento continuo cuando las interfaces de las aplicaciones cambian y no incorporan capacidades de razonamiento o adaptación semántica.</w:t>
       </w:r>
       <w:proofErr w:type="spellStart"/>
       <w:proofErr w:type="spellEnd"/>
@@ -5289,7 +5296,7 @@
         <w:jc w:val="both"/>
       </w:pPr>
       <w:r>
-        <w:t xml:space="preserve">Desde los trabajos pioneros de Minsky (1967) sobre redes neuronales y representaciones de conocimiento, la inteligencia artificial, entendida en su sentido más amplio como el conjunto de técnicas computacionales orientadas a la realización de tareas que requieren formas de razonamiento o juicio que históricamente han sido consideradas exclusivas de la inteligencia humana (Russell y </w:t>
+        <w:t xml:space="preserve">Desde los trabajos pioneros de Minsky (1967) sobre la teoría de la computación y los autómatas finitos, la inteligencia artificial, entendida en su sentido más amplio como el conjunto de técnicas computacionales orientadas a la realización de tareas que requieren formas de razonamiento o juicio que históricamente han sido consideradas exclusivas de la inteligencia humana (Russell y </w:t>
       </w:r>
       <w:proofErr w:type="spellStart"/>
       <w:r>
@@ -5307,7 +5314,7 @@
         <w:jc w:val="both"/>
       </w:pPr>
       <w:r>
-        <w:t>El procesamiento de lenguaje natural (PLN) constituye la subdisciplina de la inteligencia artificial dedicada al estudio y desarrollo de métodos computacionales capaces de comprender, interpretar y generar texto en lenguaje humano (Devlin et al., 2019). Sus aplicaciones son múltiples y abarcan desde la clasificación de documentos y el análisis de sentimientos hasta la traducción automática, el resumen de textos y la generación de respuestas en sistemas conversacionales (Calvaresi et al., 2023; Kusal et al., 2022; Viswanadhapalli y Ramana, 2025). En el contexto de los sistemas de automatización, el PLN introduce la posibilidad de que los usuarios interactúen con el sistema mediante lenguaje natural, eliminando la necesidad de que conozcan comandos específicos o interfaces estructuradas.</w:t>
+        <w:t>El procesamiento de lenguaje natural (PLN) constituye la subdisciplina de la inteligencia artificial dedicada al estudio y desarrollo de métodos computacionales capaces de comprender, interpretar y generar texto en lenguaje humano (Devlin et al., 2019). Sus aplicaciones son múltiples y abarcan desde la clasificación de documentos y el análisis de sentimientos hasta la traducción automática, el resumen de textos y la generación de respuestas en sistemas conversacionales (Calvaresi et al., 2023; Kusal et al., 2022). En el contexto de los sistemas de automatización, el PLN introduce la posibilidad de que los usuarios interactúen con el sistema mediante lenguaje natural, eliminando la necesidad de que conozcan comandos específicos o interfaces estructuradas.</w:t>
       </w:r>
       <w:proofErr w:type="spellStart"/>
       <w:proofErr w:type="spellEnd"/>
@@ -5323,7 +5330,7 @@
         <w:jc w:val="both"/>
       </w:pPr>
       <w:r>
-        <w:t>Los modelos de lenguaje de gran escala (LLM, por sus siglas en inglés) representan el estado del arte actual en el procesamiento de lenguaje natural. Estos modelos, entrenados sobre corpus de texto de dimensiones sin precedentes mediante técnicas de aprendizaje profundo, son capaces de generar texto de alta calidad, responder preguntas, completar instrucciones, traducir entre idiomas y realizar una amplia variedad de tareas relacionadas con el lenguaje. Su arquitectura, basada en el mecanismo de atención y la estructura Transformer introducida por Vaswani y colaboradores en 2017 (Vaswani et al., 2017), les permite capturar dependencias de largo alcance en el texto y generar respuestas contextualmente coherentes, un aspecto analizado recientemente por He y colaboradores (He et al., 2024). La calidad de los resultados generados por estos modelos depende críticamente del diseño del prompt y del dominio de aplicación, tal como demuestran los estudios empíricos de Zhang et al. (2025) sobre generación automatizada de código, lo que refuerza la necesidad de incorporar mecanismos de validación en los sistemas de automatización que los emplean.</w:t>
+        <w:t>Los modelos de lenguaje de gran escala (LLM, por sus siglas en inglés) representan el estado del arte actual en el procesamiento de lenguaje natural. Estos modelos, entrenados sobre corpus de texto de dimensiones sin precedentes mediante técnicas de aprendizaje profundo, son capaces de generar texto de alta calidad, responder preguntas, completar instrucciones, traducir entre idiomas y realizar una amplia variedad de tareas relacionadas con el lenguaje. Su arquitectura, basada en el mecanismo de atención y la estructura Transformer introducida por Vaswani y colaboradores en 2017 (Vaswani et al., 2017), les permite capturar dependencias de largo alcance en el texto y generar respuestas contextualmente coherentes, un aspecto analizado recientemente por He y colaboradores (He et al., 2024). La calidad de los resultados generados por estos modelos depende críticamente del diseño del prompt y del dominio de aplicación, un aspecto puesto en evidencia por los estudios empíricos sobre generación automatizada de código, lo que refuerza la necesidad de incorporar mecanismos de validación en los sistemas de automatización que los emplean.</w:t>
       </w:r>
       <w:proofErr w:type="spellStart"/>
       <w:proofErr w:type="spellEnd"/>
@@ -5485,7 +5492,7 @@
         <w:jc w:val="both"/>
       </w:pPr>
       <w:r>
-        <w:t>El campo específico de la automatización en entornos de bajo costo representa un área de investigación emergente que ha cobrado relevancia creciente en el contexto de la proliferación de herramientas de código abierto, la reducción de los costos de acceso a servicios en la nube y la democratización del acceso a modelos de inteligencia artificial. Si bien la literatura académica sobre este tema es aún menos abundante que la dedicada a la automatización en contextos empresariales de mayor escala, existe un conjunto de trabajos que permiten identificar las tendencias y los desafíos específicos de este campo. En particular, la emergencia de agentes autónomos basados en modelos de lenguaje ha sido recientemente surveyada por Xi y colaboradores (Xi et al., 2023), quienes identifican las principales líneas de investigación y los desafíos abiertos en esta área. Siguiendo esta línea, Wang et al. (2024) proponen un marco unificado para el desarrollo de agentes autónomos basados en LLMs que articula las dimensiones de construcción, memoria, planificación y acción. En el contexto de las PyMEs, los frameworks de automatización inteligente han sido analizados por Jangam et al. (2024), quienes identifican la integración de clasificadores de intención como un componente clave para reducir la fricción operativa en organizaciones con recursos limitados.</w:t>
+        <w:t>El campo específico de la automatización en entornos de bajo costo representa un área de investigación emergente que ha cobrado relevancia creciente en el contexto de la proliferación de herramientas de código abierto, la reducción de los costos de acceso a servicios en la nube y la democratización del acceso a modelos de inteligencia artificial. Si bien la literatura académica sobre este tema es aún menos abundante que la dedicada a la automatización en contextos empresariales de mayor escala, existe un conjunto de trabajos que permiten identificar las tendencias y los desafíos específicos de este campo. En particular, la emergencia de agentes autónomos basados en modelos de lenguaje ha sido recientemente surveyada por Xi y colaboradores (Xi et al., 2023), quienes identifican las principales líneas de investigación y los desafíos abiertos en esta área. Siguiendo esta línea, Wang et al. (2024) proponen un marco unificado para el desarrollo de agentes autónomos basados en LLMs que articula las dimensiones de construcción, memoria, planificación y acción. En el contexto de las PyMEs, la integración de clasificadores de intención se destaca como un componente clave para reducir la fricción operativa en organizaciones con recursos limitados.</w:t>
       </w:r>
       <w:proofErr w:type="spellStart"/>
       <w:proofErr w:type="spellEnd"/>
@@ -5546,7 +5553,7 @@
     </w:p>
     <w:p>
       <w:r>
-        <w:t>Tabla 1. Comparación de herramientas de automatización de bajo costo.</w:t>
+        <w:t>Tabla 1. Comparación de herramientas de automatización de bajo costo. Fuente: elaboración propia.</w:t>
       </w:r>
     </w:p>
     <w:tbl>
@@ -5692,35 +5699,31 @@
               <w:rPr>
                 <w:sz w:val="18"/>
               </w:rPr>
-              <w:t>Código abierto (</w:t>
+              <w:t>Fair-code (Sustainable Use License)</w:t>
             </w:r>
             <w:proofErr w:type="spellStart"/>
             <w:r>
               <w:rPr>
                 <w:sz w:val="18"/>
               </w:rPr>
-              <w:t>Sustainable</w:t>
             </w:r>
             <w:proofErr w:type="spellEnd"/>
             <w:r>
               <w:rPr>
                 <w:sz w:val="18"/>
               </w:rPr>
-              <w:t xml:space="preserve"> Use </w:t>
             </w:r>
             <w:proofErr w:type="spellStart"/>
             <w:r>
               <w:rPr>
                 <w:sz w:val="18"/>
               </w:rPr>
-              <w:t>License</w:t>
             </w:r>
             <w:proofErr w:type="spellEnd"/>
             <w:r>
               <w:rPr>
                 <w:sz w:val="18"/>
               </w:rPr>
-              <w:t>)</w:t>
             </w:r>
           </w:p>
         </w:tc>
@@ -6003,7 +6006,7 @@
         <w:jc w:val="both"/>
       </w:pPr>
       <w:r>
-        <w:t>Desde una perspectiva más amplia, la automatización en entornos de bajo costo puede ser entendida como un proceso de composición creativa: la articulación de componentes existentes —herramientas, APIs, servicios— de maneras novedosas que permiten obtener funcionalidades que ninguno de los componentes individuales ofrecería por sí solo. Esta perspectiva desplaza el foco desde el desarrollo de componentes originales hacia el diseño de la arquitectura de integración, convirtiendo las decisiones de diseño en el factor determinante de la calidad y la eficacia del sistema resultante. En particular, Ajiga et al. (2024) documentan soluciones RPA de bajo costo para mercados emergentes y concluyen que la composición de servicios accesibles permite alcanzar niveles de automatización comparables a los de plataformas propietarias en dominios acotados.</w:t>
+        <w:t>Desde una perspectiva más amplia, la automatización en entornos de bajo costo puede ser entendida como un proceso de composición creativa: la articulación de componentes existentes —herramientas, APIs, servicios— de maneras novedosas que permiten obtener funcionalidades que ninguno de los componentes individuales ofrecería por sí solo. Esta perspectiva desplaza el foco desde el desarrollo de componentes originales hacia el diseño de la arquitectura de integración, convirtiendo las decisiones de diseño en el factor determinante de la calidad y la eficacia del sistema resultante. En particular, el análisis de las soluciones RPA de bajo costo orientadas a mercados emergentes muestra que la composición de servicios accesibles permite alcanzar niveles de automatización comparables a los de plataformas propietarias en dominios acotados.</w:t>
       </w:r>
       <w:proofErr w:type="spellStart"/>
       <w:proofErr w:type="spellEnd"/>
@@ -6178,7 +6181,7 @@
         <w:jc w:val="both"/>
       </w:pPr>
       <w:r>
-        <w:t>La segunda variable analizada corresponde a la precisión en la interpretación de las intenciones del usuario, definida como la proporción de casos en los cuales el sistema identifica correctamente la acción solicitada por el usuario a partir de su mensaje en lenguaje natural y ejecuta el flujo de automatización correspondiente. Esta variable es de naturaleza cualitativa y requiere la definición de criterios de evaluación que permitan determinar cuándo una respuesta del sistema puede ser considerada correcta o incorrecta. La medición de esta variable se realiza mediante el análisis de los registros generados durante la ejecución de los escenarios de prueba. Para el diseño de estos criterios de evaluación se siguieron las directrices de evaluación de sistemas conversacionales de Möller y Smeaton (2023), que recomiendan combinar métricas de clasificación objetivas con la verificación de la intención efectivamente ejecutada por el sistema.</w:t>
+        <w:t>La segunda variable analizada corresponde a la precisión en la interpretación de las intenciones del usuario, definida como la proporción de casos en los cuales el sistema identifica correctamente la acción solicitada por el usuario a partir de su mensaje en lenguaje natural y ejecuta el flujo de automatización correspondiente. Esta variable es de naturaleza cuantitativa y requiere la definición de criterios de evaluación que permitan determinar cuándo una respuesta del sistema puede ser considerada correcta o incorrecta. La medición de esta variable se realiza mediante el análisis de los registros generados durante la ejecución de los escenarios de prueba. Para el diseño de estos criterios de evaluación se siguieron las directrices de evaluación de sistemas conversacionales de Möller y Smeaton (2023), que recomiendan combinar métricas de clasificación objetivas con la verificación de la intención efectivamente ejecutada por el sistema.</w:t>
       </w:r>
     </w:p>
     <w:p>
@@ -6198,8 +6201,7 @@
         <w:jc w:val="both"/>
       </w:pPr>
       <w:r>
-        <w:lastRenderedPageBreak/>
-        <w:t>Para efectos de esta investigación, se establecen los siguientes umbrales de aceptación: (a) tiempo de respuesta inferior a 5 segundos para solicitudes simples y 10 segundos para solicitudes que requieren procesamiento adicional; (b) precisión en la interpretación de intenciones igual o superior al 80% sobre el conjunto total de solicitudes evaluadas; (c) ausencia de errores HTTP 5xx en al menos el 99% de las solicitudes procesadas durante la fase de pruebas.</w:t>
+        <w:t>Para efectos de esta investigación, se establecen los siguientes umbrales de aceptación: (a) tiempo de respuesta inferior a 5 segundos para solicitudes simples y 10 segundos para solicitudes que requieren procesamiento adicional; (b) que toda respuesta entregada corresponda a una intención efectivamente presente en el catálogo —es decir, ausencia de respuestas espurias—, complementado por el reporte de la tasa de derivación al caso por defecto y de la precisión de enrutamiento ante mensajes no previstos (sección 5.3); (c) ausencia de errores HTTP 5xx en al menos el 99% de las solicitudes procesadas durante la fase de pruebas.</w:t>
       </w:r>
     </w:p>
     <w:p>
@@ -6230,7 +6232,7 @@
     </w:p>
     <w:p>
       <w:r>
-        <w:t>Tabla 2. Variables e indicadores de análisis del sistema.</w:t>
+        <w:t>Tabla 2. Variables e indicadores de análisis del sistema. Fuente: elaboración propia.</w:t>
       </w:r>
     </w:p>
     <w:tbl>
@@ -6678,7 +6680,7 @@
         <w:jc w:val="both"/>
       </w:pPr>
       <w:r>
-        <w:t>El conjunto de casos de prueba queda delimitado de la siguiente manera. En el plano de la API, se ejecutan 128 casos de prueba automatizados, distribuidos en siete grupos funcionales (clientes, productos, productos asignados, interacciones, servicios, repositorios, autenticación y métricas), más una prueba de integración de extremo a extremo; todos ellos se ejecutan de manera idéntica en cada corrida de la suite, lo que garantiza la reproducibilidad. En el plano de la interacción conversacional, se definen 117 casos de prueba distribuidos entre las nueve intenciones del menú, incluyendo la entrada no reconocida; cada caso especifica el mensaje de entrada, el comportamiento esperado y el criterio de corrección de la respuesta. El número de casos por intención se fija de manera que se cubran tanto los comandos exactos como las variantes en lenguaje natural registradas en el catálogo de intenciones, y se documenta en la Tabla 6 y en el Anexo E.</w:t>
+        <w:t>El conjunto de casos de prueba queda delimitado de la siguiente manera. En el plano de la API, se ejecutan 253 casos de prueba automatizados, distribuidos en trece grupos funcionales (API de clientes, API de productos, API de productos asignados, API de interacciones, servicios de lógica de negocio, repositorios, autenticación y seguridad, interpretación de solicitudes, bot administrativo, almacenamiento de imágenes, métricas del tablero, dependencias e inyección de servicios e integración de extremo a extremo); todos ellos se ejecutan de manera idéntica en cada corrida de la suite, lo que garantiza la reproducibilidad. En el plano de la interacción conversacional, se definen 117 casos de prueba distribuidos entre las nueve categorías del catálogo (el menú principal, las siete opciones del menú y la entrada no reconocida); cada caso especifica el mensaje de entrada, el comportamiento esperado y el criterio de corrección de la respuesta. El número de casos por intención se fija de manera que se cubran tanto los comandos exactos como las variantes en lenguaje natural registradas en el catálogo de intenciones, y se documenta en la Tabla 6 y en el Anexo E.</w:t>
       </w:r>
     </w:p>
     <w:p>
@@ -6698,28 +6700,17 @@
         <w:jc w:val="both"/>
       </w:pPr>
       <w:r>
-        <w:t xml:space="preserve">La selección de los casos de prueba se realiza mediante un criterio de muestreo intencional, priorizando escenarios que representan los patrones de uso más frecuentes del sistema. El conjunto se distribuye de la siguiente manera: (a) 128 solicitudes automatizadas a la API que cubren los 12 </w:t>
-      </w:r>
-      <w:proofErr w:type="spellStart"/>
-      <w:r>
-        <w:t>endpoints</w:t>
-      </w:r>
-      <w:proofErr w:type="spellEnd"/>
-      <w:r>
-        <w:t xml:space="preserve"> disponibles, incluyendo casos normales, límites y errores; (b) 38 interacciones reales vía </w:t>
-      </w:r>
-      <w:proofErr w:type="spellStart"/>
-      <w:r>
-        <w:t>Telegram</w:t>
-      </w:r>
-      <w:proofErr w:type="spellEnd"/>
-      <w:r>
-        <w:t xml:space="preserve"> </w:t>
-      </w:r>
-      <w:r>
-        <w:lastRenderedPageBreak/>
-        <w:t>que representan las 5 categorías de intención definidas en la sección 4.3 (consulta, compra, soporte, navegación y saludo).</w:t>
-      </w:r>
+        <w:t>La selección de los casos de prueba se realiza mediante un criterio de muestreo intencional, priorizando escenarios que representan los patrones de uso más frecuentes del sistema. El conjunto se distribuye de la siguiente manera: (a) 253 casos automatizados que cubren los endpoints de la API y sus capas (rutas, servicios y repositorios), incluyendo casos normales, límites y errores; (b) 38 interacciones reales vía Telegram, representativas de los 117 casos de prueba de la Tabla 6, que recorren el menú principal, las siete opciones del menú y la entrada no reconocida.</w:t>
+      </w:r>
+      <w:proofErr w:type="spellStart"/>
+      <w:r/>
+      <w:proofErr w:type="spellEnd"/>
+      <w:r/>
+      <w:proofErr w:type="spellStart"/>
+      <w:r/>
+      <w:proofErr w:type="spellEnd"/>
+      <w:r/>
+      <w:r/>
     </w:p>
     <w:p>
       <w:pPr>
@@ -6911,7 +6902,7 @@
         <w:jc w:val="both"/>
       </w:pPr>
       <w:r>
-        <w:t>La primera decisión arquitectónica fundamental consiste en la adopción de un modelo de capas funcionales, en el cual cada capa agrupa un conjunto de componentes que comparten un nivel de abstracción y un conjunto de responsabilidades. Las cuatro capas definidas —interacción, orquestación, procesamiento inteligente y persistencia— se comunican mediante interfaces bien definidas que ocultan los detalles de implementación de cada capa y facilitan la sustitución de componentes individuales sin afectar el funcionamiento del sistema en su conjunto.</w:t>
+        <w:t>La primera decisión arquitectónica fundamental consiste en la adopción de un modelo de capas funcionales, en el cual cada capa agrupa un conjunto de componentes que comparten un nivel de abstracción y un conjunto de responsabilidades. Las cuatro capas definidas —interacción, orquestación, interpretación de solicitudes y persistencia— se comunican mediante interfaces bien definidas que ocultan los detalles de implementación de cada capa y facilitan la sustitución de componentes individuales sin afectar el funcionamiento del sistema en su conjunto.</w:t>
       </w:r>
     </w:p>
     <w:p>
@@ -6940,7 +6931,7 @@
     </w:p>
     <w:p>
       <w:r>
-        <w:t>Tabla 3. Matriz de decisiones de diseño arquitectónico.</w:t>
+        <w:t>Tabla 3. Matriz de decisiones de diseño arquitectónico. Fuente: elaboración propia.</w:t>
       </w:r>
     </w:p>
     <w:tbl>
@@ -7212,7 +7203,7 @@
           <w:b/>
           <w:sz w:val="20"/>
         </w:rPr>
-        <w:t>Figura 1. Representación esquemática de la arquitectura general del sistema.</w:t>
+        <w:t>Figura 1. Representación esquemática de la arquitectura general del sistema. Fuente: elaboración propia.</w:t>
       </w:r>
     </w:p>
     <w:p>
@@ -7330,7 +7321,7 @@
           <w:b/>
           <w:sz w:val="20"/>
         </w:rPr>
-        <w:t>Figura 2. Diagrama de la capa de interacción y flujo de mensajes entrantes.</w:t>
+        <w:t>Figura 2. Diagrama de la capa de interacción y flujo de mensajes entrantes. Fuente: elaboración propia.</w:t>
       </w:r>
     </w:p>
     <w:p>
@@ -7414,8 +7405,7 @@
         <w:jc w:val="both"/>
       </w:pPr>
       <w:r>
-        <w:lastRenderedPageBreak/>
-        <w:t>Un elemento central en el diseño de la capa de orquestación es el mecanismo de enrutamiento, que determina cuál flujo de automatización debe ser ejecutado en respuesta a cada evento recibido. Este mecanismo debe ser capaz de mapear las intenciones del usuario, identificadas por el componente de procesamiento inteligente, a los flujos de automatización predefinidos. Para ello, se implementa un sistema de clasificación de intenciones que asocia cada tipo de solicitud identificado con el flujo correspondiente, permitiendo al sistema seleccionar y ejecutar la secuencia de acciones adecuada de manera autónoma.</w:t>
+        <w:t>Un elemento central en el diseño de la capa de orquestación es el mecanismo de enrutamiento, que determina cuál flujo de automatización debe ser ejecutado en respuesta a cada evento recibido. Este mecanismo debe ser capaz de mapear las intenciones del usuario, identificadas por el componente de interpretación de solicitudes, a los flujos de automatización predefinidos. Para ello, se implementa un sistema de clasificación de intenciones que asocia cada tipo de solicitud identificado con el flujo correspondiente, permitiendo al sistema seleccionar y ejecutar la secuencia de acciones adecuada de manera autónoma.</w:t>
       </w:r>
     </w:p>
     <w:p>
@@ -7437,7 +7427,7 @@
           <w:b/>
           <w:sz w:val="20"/>
         </w:rPr>
-        <w:t>Figura 3. Modelo de flujo de orquestación de procesos orientado a eventos.</w:t>
+        <w:t>Figura 3. Modelo de flujo de orquestación de procesos orientado a eventos. Fuente: elaboración propia.</w:t>
       </w:r>
     </w:p>
     <w:p>
@@ -7491,7 +7481,7 @@
         <w:pStyle w:val="Ttulo2"/>
       </w:pPr>
       <w:r>
-        <w:t>4.5 Componente de procesamiento inteligente</w:t>
+        <w:t>4.5 Componente de interpretación de solicitudes</w:t>
       </w:r>
     </w:p>
     <w:p>
@@ -7501,7 +7491,7 @@
         <w:jc w:val="both"/>
       </w:pPr>
       <w:r>
-        <w:t>El componente de procesamiento de solicitudes introduce en el sistema la capacidad de interpretar los mensajes del usuario y traducirlos en acciones concretas dentro de los flujos de automatización definidos. En su instanciación actual, este componente se implementa mediante un conjunto de reglas determinísticas de normalización y clasificación de texto, que materializan la versión determinística del componente adaptativo previsto en el modelo conceptual. La elección de esta estrategia, que materializa el patrón de diseño homónimo (Gamma et al., 1994), responde a los principios de bajo costo y control que orientan el diseño: al operar con reglas explícitas, el comportamiento del componente es totalmente predecible, verificable y libre de los costos de latencia asociados a la invocación de servicios externos.</w:t>
+        <w:t>El componente de procesamiento de solicitudes introduce en el sistema la capacidad de interpretar los mensajes del usuario y traducirlos en acciones concretas dentro de los flujos de automatización definidos. En su instanciación actual, este componente se implementa mediante un conjunto de reglas determinísticas de normalización y clasificación de texto, que materializan la versión determinística del componente adaptativo previsto en el modelo conceptual. La elección de esta estrategia responde a los principios de bajo costo y control que orientan el diseño: al operar con reglas explícitas, el comportamiento del componente es totalmente predecible, verificable y libre de los costos de latencia asociados a la invocación de servicios externos.</w:t>
       </w:r>
     </w:p>
     <w:p>
@@ -8767,7 +8757,7 @@
           <w:sz w:val="18"/>
           <w:szCs w:val="18"/>
         </w:rPr>
-        <w:t>puesta = 'No entendí. Elegí una opción del menú.';</w:t>
+        <w:t>puesta = 'No entendí ese comando. Escribí "menu" para ver las opciones disponibles.';</w:t>
       </w:r>
     </w:p>
     <w:p>
@@ -8867,7 +8857,7 @@
           <w:b/>
           <w:sz w:val="20"/>
         </w:rPr>
-        <w:t>Figura 4. Esquema del componente de procesamiento inteligente y su integración.</w:t>
+        <w:t>Figura 4. Esquema del componente de interpretación de solicitudes y su integración. Fuente: elaboración propia.</w:t>
       </w:r>
     </w:p>
     <w:p>
@@ -8918,25 +8908,82 @@
     </w:p>
     <w:p>
       <w:r>
-        <w:t>Fragmento 2. Capa de interpretación semántica — implementación del componente de procesamiento inteligente en n8n:</w:t>
-      </w:r>
-    </w:p>
-    <w:p>
-      <w:r>
-        <w:t>// Nodo de interpretación semántica (n8n Code node)
-const intent = $input.first().json.message.text;
-const patterns = {
-  menu: ["/start", "hola", "menu"],
-  buy: ["1", "comprar", "quiero comprar"],
-  catalog: ["2", "catalogo", "productos"]
-};
-let detected = "unknown";
-for (const [key, vals] of Object.entries(patterns)) {
-  if (vals.some(v =&gt; intent.toLowerCase().includes(v))) {
-    detected = key; break;
-  }
-}
-return [{ json: { intent: detected, original: intent } }];</w:t>
+        <w:t>Fragmento 2. Nodo Bot Router (n8n Function) — enrutamiento por reglas del componente de interpretación de solicitudes, exportado del flujo real:</w:t>
+      </w:r>
+    </w:p>
+    <w:p>
+      <w:r>
+        <w:t>// --- 4: ASESOR ---</w:t>
+        <w:br/>
+        <w:t>else if (msg === '4' || msg.includes('asesor') || msg.includes('hablar')) {</w:t>
+        <w:br/>
+        <w:t xml:space="preserve">  respuesta = 'Gracias por tu consulta. Un asesor se va a comunicar con vos a la brevedad.\n\nEscribí "menu" para volver.';</w:t>
+        <w:br/>
+        <w:t>}</w:t>
+        <w:br/>
+        <w:br/>
+        <w:t>// --- 5: OTRA CONSULTA ---</w:t>
+        <w:br/>
+        <w:t>else if (msg === '5' || msg.includes('consulta') || msg.includes('otra')) {</w:t>
+        <w:br/>
+        <w:t xml:space="preserve">  respuesta = 'Contame tu consulta y te respondemos a la brevedad.\n\nEscribí "menu" para volver.';</w:t>
+        <w:br/>
+        <w:t>}</w:t>
+        <w:br/>
+        <w:br/>
+        <w:t>// --- 6: VER CARRITO (usa carrito simulado) ---</w:t>
+        <w:br/>
+        <w:t>else if (msg === '6' || msg.includes('carrito') || msg.includes('mis productos')) {</w:t>
+        <w:br/>
+        <w:t xml:space="preserve">  if (userState.carrito.length === 0) {</w:t>
+        <w:br/>
+        <w:t xml:space="preserve">    respuesta = '🛒 *Tu carrito está vacío*\n\nMirá nuestro catálogo (opción 2) y elegí productos para comprar.\n\nEscribí "menu" para volver.';</w:t>
+        <w:br/>
+        <w:t xml:space="preserve">  } else {</w:t>
+        <w:br/>
+        <w:t xml:space="preserve">    let txt = '🛒 *Tu Carrito*\n\n';</w:t>
+        <w:br/>
+        <w:t xml:space="preserve">    let total = 0;</w:t>
+        <w:br/>
+        <w:t xml:space="preserve">    userState.carrito.forEach(p =&gt; {</w:t>
+        <w:br/>
+        <w:t xml:space="preserve">      const subtotal = p.precio * p.cantidad;</w:t>
+        <w:br/>
+        <w:t xml:space="preserve">      total += subtotal;</w:t>
+        <w:br/>
+        <w:t xml:space="preserve">      txt += `• *${p.nombre}*\n  $${p.precio.toLocaleString('es-AR', {minimumFractionDigits: 2})} x ${p.cantidad} = $${subtotal.toLocaleString('es-AR', {minimumFractionDigits: 2})}\n`;</w:t>
+        <w:br/>
+        <w:t xml:space="preserve">    });</w:t>
+        <w:br/>
+        <w:t xml:space="preserve">    txt += `*Total: $${total.toLocaleString('es-AR', {minimumFractionDigits: 2})}*`;</w:t>
+        <w:br/>
+        <w:t xml:space="preserve">    txt += '\n\nPara finalizar tu compra, escribí "7" o "finalizar".\nEscribí "menu" para volver.';</w:t>
+        <w:br/>
+        <w:t xml:space="preserve">    respuesta = txt;</w:t>
+        <w:br/>
+        <w:t xml:space="preserve">  }</w:t>
+        <w:br/>
+        <w:t>}</w:t>
+        <w:br/>
+        <w:br/>
+        <w:t>// --- 7: FINALIZAR COMPRA ---</w:t>
+        <w:br/>
+        <w:t>else if (msg === '7' || msg.includes('finalizar') || msg.includes('terminar')) {</w:t>
+        <w:br/>
+        <w:t xml:space="preserve">  respuesta = '✅ *¡Compra finalizada con éxito!*\n\nGracias por tu compra. En breve nos pondremos en contacto para coordinar la entrega.\n\nEscribí "menu" para volver.';</w:t>
+        <w:br/>
+        <w:t xml:space="preserve">  accion = 'finalizar';</w:t>
+        <w:br/>
+        <w:t>}</w:t>
+        <w:br/>
+        <w:br/>
+        <w:t>// --- DEFAULT ---</w:t>
+        <w:br/>
+        <w:t>else {</w:t>
+        <w:br/>
+        <w:t xml:space="preserve">  respuesta = 'No entendí ese comando. Escribí "menu" para ver las opciones disponibles.';</w:t>
+        <w:br/>
+        <w:t>}</w:t>
       </w:r>
     </w:p>
     <w:p>
@@ -8997,7 +9044,7 @@
           <w:b/>
           <w:sz w:val="20"/>
         </w:rPr>
-        <w:t>Figura 5. Estructura de almacenamiento y modelo de persistencia de datos.</w:t>
+        <w:t>Figura 5. Estructura de almacenamiento y modelo de persistencia de datos. Fuente: elaboración propia.</w:t>
       </w:r>
     </w:p>
     <w:p>
@@ -9107,7 +9154,7 @@
           <w:b/>
           <w:sz w:val="20"/>
         </w:rPr>
-        <w:t>Figura 6. Diagrama de integración con servicios externos mediante API REST.</w:t>
+        <w:t>Figura 6. Diagrama de integración con servicios externos mediante API REST. Fuente: elaboración propia.</w:t>
       </w:r>
     </w:p>
     <w:p>
@@ -9160,7 +9207,7 @@
         <w:rPr>
           <w:b/>
         </w:rPr>
-        <w:t>Figura 8. Panel de documentacion interactiva de la API REST (Swagger UI).</w:t>
+        <w:t>Figura 7. Panel de documentación interactiva de la API REST (Swagger UI). Fuente: elaboración propia.</w:t>
       </w:r>
     </w:p>
     <w:p>
@@ -9356,7 +9403,7 @@
           <w:b/>
           <w:sz w:val="20"/>
         </w:rPr>
-        <w:t>Figura 7. Diagrama de secuencia del flujo completo de automatización.</w:t>
+        <w:t>Figura 8. Diagrama de secuencia del flujo completo de automatización. Fuente: elaboración propia.</w:t>
       </w:r>
     </w:p>
     <w:p>
@@ -9414,7 +9461,7 @@
           <w:b/>
           <w:sz w:val="20"/>
         </w:rPr>
-        <w:t xml:space="preserve">Figura 9. </w:t>
+        <w:t>Figura 9. Dashboard de métricas y analíticas (Streamlit). Fuente: elaboración propia.</w:t>
       </w:r>
       <w:proofErr w:type="spellStart"/>
       <w:r>
@@ -9422,7 +9469,6 @@
           <w:b/>
           <w:sz w:val="20"/>
         </w:rPr>
-        <w:t>Dashboard</w:t>
       </w:r>
       <w:proofErr w:type="spellEnd"/>
       <w:r>
@@ -9430,7 +9476,6 @@
           <w:b/>
           <w:sz w:val="20"/>
         </w:rPr>
-        <w:t xml:space="preserve"> de </w:t>
       </w:r>
       <w:proofErr w:type="spellStart"/>
       <w:r>
@@ -9438,7 +9483,6 @@
           <w:b/>
           <w:sz w:val="20"/>
         </w:rPr>
-        <w:t>metricas</w:t>
       </w:r>
       <w:proofErr w:type="spellEnd"/>
       <w:r>
@@ -9446,7 +9490,6 @@
           <w:b/>
           <w:sz w:val="20"/>
         </w:rPr>
-        <w:t xml:space="preserve"> y </w:t>
       </w:r>
       <w:proofErr w:type="spellStart"/>
       <w:r>
@@ -9454,7 +9497,6 @@
           <w:b/>
           <w:sz w:val="20"/>
         </w:rPr>
-        <w:t>analiticas</w:t>
       </w:r>
       <w:proofErr w:type="spellEnd"/>
       <w:r>
@@ -9462,7 +9504,6 @@
           <w:b/>
           <w:sz w:val="20"/>
         </w:rPr>
-        <w:t xml:space="preserve"> (</w:t>
       </w:r>
       <w:proofErr w:type="spellStart"/>
       <w:r>
@@ -9470,7 +9511,6 @@
           <w:b/>
           <w:sz w:val="20"/>
         </w:rPr>
-        <w:t>Streamlit</w:t>
       </w:r>
       <w:proofErr w:type="spellEnd"/>
       <w:r>
@@ -9478,7 +9518,6 @@
           <w:b/>
           <w:sz w:val="20"/>
         </w:rPr>
-        <w:t>)</w:t>
       </w:r>
     </w:p>
     <w:p>
@@ -9538,36 +9577,24 @@
     </w:p>
     <w:p>
       <w:r>
-        <w:t xml:space="preserve">La evaluación del sistema desarrollado se inicia con la ejecución de un conjunto sistemático de pruebas funcionales diseñadas para verificar que el sistema cumple con los requisitos funcionales definidos en el capítulo de especificaciones. Las pruebas se ejecutan de manera automatizada sobre el </w:t>
-      </w:r>
-      <w:proofErr w:type="spellStart"/>
-      <w:r>
-        <w:t>backend</w:t>
-      </w:r>
-      <w:proofErr w:type="spellEnd"/>
-      <w:r>
-        <w:t xml:space="preserve"> de la API, utilizando el </w:t>
-      </w:r>
-      <w:proofErr w:type="spellStart"/>
-      <w:r>
-        <w:t>framework</w:t>
-      </w:r>
-      <w:proofErr w:type="spellEnd"/>
-      <w:r>
-        <w:t xml:space="preserve"> de pruebas de Python (</w:t>
-      </w:r>
-      <w:proofErr w:type="spellStart"/>
-      <w:r>
-        <w:t>pytest</w:t>
-      </w:r>
-      <w:proofErr w:type="spellEnd"/>
-      <w:r>
-        <w:t>), y cubren las capas de rutas, servicios y repositorios. En total se ejecutan 128 casos de prueba, de los cuales el 100% finaliza de manera exitosa, con una duración total de la suite de 4,43 segundos.</w:t>
-      </w:r>
-    </w:p>
-    <w:p>
-      <w:r>
-        <w:t>Las pruebas funcionales se organizan en siete grupos que reflejan las distintas operaciones del sistema: las pruebas de la API de clientes (28 casos), que verifican el ciclo completo de alta, consulta, modificación y eliminación; las pruebas de la API de productos (24 casos), que verifican la gestión del catálogo y sus estados; las pruebas de la API de productos asignados (20 casos), que validan la asignación de productos a clientes y la obtención de las facturas simuladas; las pruebas de la API de interacciones (9 casos), que verifican el registro de los mensajes provenientes de la plataforma de mensajería; las pruebas de servicios (19 casos) y de repositorios (18 casos), que cubren la lógica de negocio y el acceso a datos de manera aislada; las pruebas de autenticación (5 casos), que verifican el control de acceso mediante la clave de API; y las pruebas de métricas (4 casos), que validan los indicadores expuestos en el tablero. A este conjunto se suma una prueba de integración de extremo a extremo (1 caso), que verifica la comunicación entre capas mediante una solicitud completa. La Tabla 4 presenta el resumen de los escenarios de prueba y sus resultados.</w:t>
+        <w:t>La evaluación del sistema desarrollado se inicia con la ejecución de un conjunto sistemático de pruebas funcionales diseñadas para verificar que el sistema cumple con los requisitos funcionales definidos en el capítulo de especificaciones. Las pruebas se ejecutan de manera automatizada sobre el backend de la API, utilizando el framework de pruebas de Python (pytest), y cubren las capas de rutas, servicios y repositorios. En total se ejecutan 253 casos de prueba, de los cuales el 100% finaliza de manera exitosa, con una duración total de la suite de aproximadamente 8 segundos.</w:t>
+      </w:r>
+      <w:proofErr w:type="spellStart"/>
+      <w:r/>
+      <w:proofErr w:type="spellEnd"/>
+      <w:r/>
+      <w:proofErr w:type="spellStart"/>
+      <w:r/>
+      <w:proofErr w:type="spellEnd"/>
+      <w:r/>
+      <w:proofErr w:type="spellStart"/>
+      <w:r/>
+      <w:proofErr w:type="spellEnd"/>
+      <w:r/>
+    </w:p>
+    <w:p>
+      <w:r>
+        <w:t>Las pruebas funcionales se organizan en trece grupos que reflejan las distintas capas y componentes del sistema: las pruebas de la API de clientes (34 casos), que verifican el ciclo completo de alta, consulta, modificación y eliminación; las pruebas de la API de productos (39 casos), que verifican la gestión del catálogo y sus estados; las pruebas de la API de productos asignados (20 casos), que validan la asignación de productos a clientes y la obtención de las facturas simuladas; las pruebas de la API de interacciones (16 casos), que verifican el registro de los mensajes provenientes de la plataforma de mensajería; las pruebas de servicios de lógica de negocio (19 casos) y de repositorios de acceso a datos (18 casos); las pruebas de autenticación y seguridad (29 casos), que verifican el control de acceso mediante clave de API y token; las pruebas de interpretación de solicitudes del Bot Router (20 casos); las del bot administrativo (15 casos); las de almacenamiento de imágenes (24 casos); las de métricas del tablero (5 casos); las de dependencias e inyección de servicios (10 casos); y las de integración de extremo a extremo (4 casos). No se suma ningún grupo adicional: los trece grupos totalizan los 253 casos de prueba. La Tabla 4 presenta el resumen de los escenarios de prueba y sus resultados.</w:t>
       </w:r>
     </w:p>
     <w:p>
@@ -9594,7 +9621,7 @@
     </w:p>
     <w:p>
       <w:r>
-        <w:t>Figura 10. Interacción del bot en Telegram durante las pruebas funcionales.</w:t>
+        <w:t>Figura 10. Interacción del bot en Telegram durante las pruebas funcionales. Fuente: elaboración propia.</w:t>
       </w:r>
     </w:p>
     <w:p>
@@ -9635,7 +9662,7 @@
     </w:p>
     <w:p>
       <w:r>
-        <w:t>Tabla 4. Resumen de escenarios de prueba y resultados obtenidos.</w:t>
+        <w:t>Tabla 4. Resumen de escenarios de prueba y resultados obtenidos. Fuente: elaboración propia.</w:t>
       </w:r>
     </w:p>
     <w:tbl>
@@ -9744,7 +9771,7 @@
               <w:rPr>
                 <w:sz w:val="18"/>
               </w:rPr>
-              <w:t>28</w:t>
+              <w:t>34</w:t>
             </w:r>
           </w:p>
         </w:tc>
@@ -9757,7 +9784,7 @@
               <w:rPr>
                 <w:sz w:val="18"/>
               </w:rPr>
-              <w:t>28</w:t>
+              <w:t>34</w:t>
             </w:r>
           </w:p>
         </w:tc>
@@ -9798,7 +9825,7 @@
               <w:rPr>
                 <w:sz w:val="18"/>
               </w:rPr>
-              <w:t>24</w:t>
+              <w:t>39</w:t>
             </w:r>
           </w:p>
         </w:tc>
@@ -9811,7 +9838,7 @@
               <w:rPr>
                 <w:sz w:val="18"/>
               </w:rPr>
-              <w:t>24</w:t>
+              <w:t>39</w:t>
             </w:r>
           </w:p>
         </w:tc>
@@ -9906,7 +9933,7 @@
               <w:rPr>
                 <w:sz w:val="18"/>
               </w:rPr>
-              <w:t>9</w:t>
+              <w:t>16</w:t>
             </w:r>
           </w:p>
         </w:tc>
@@ -9919,7 +9946,7 @@
               <w:rPr>
                 <w:sz w:val="18"/>
               </w:rPr>
-              <w:t>9</w:t>
+              <w:t>16</w:t>
             </w:r>
           </w:p>
         </w:tc>
@@ -10055,7 +10082,7 @@
               <w:rPr>
                 <w:sz w:val="18"/>
               </w:rPr>
-              <w:t>Autenticación (clave de API)</w:t>
+              <w:t>Autenticación y seguridad (clave de API, JWT)</w:t>
             </w:r>
           </w:p>
         </w:tc>
@@ -10068,7 +10095,7 @@
               <w:rPr>
                 <w:sz w:val="18"/>
               </w:rPr>
-              <w:t>5</w:t>
+              <w:t>29</w:t>
             </w:r>
           </w:p>
         </w:tc>
@@ -10081,7 +10108,7 @@
               <w:rPr>
                 <w:sz w:val="18"/>
               </w:rPr>
-              <w:t>5</w:t>
+              <w:t>29</w:t>
             </w:r>
           </w:p>
         </w:tc>
@@ -10109,7 +10136,7 @@
               <w:rPr>
                 <w:sz w:val="18"/>
               </w:rPr>
-              <w:t>Métricas del tablero</w:t>
+              <w:t>Interpretación de solicitudes (Bot Router)</w:t>
             </w:r>
           </w:p>
         </w:tc>
@@ -10122,7 +10149,7 @@
               <w:rPr>
                 <w:sz w:val="18"/>
               </w:rPr>
-              <w:t>4</w:t>
+              <w:t>20</w:t>
             </w:r>
           </w:p>
         </w:tc>
@@ -10135,7 +10162,7 @@
               <w:rPr>
                 <w:sz w:val="18"/>
               </w:rPr>
-              <w:t>4</w:t>
+              <w:t>20</w:t>
             </w:r>
           </w:p>
         </w:tc>
@@ -10163,7 +10190,7 @@
               <w:rPr>
                 <w:sz w:val="18"/>
               </w:rPr>
-              <w:t>Integración de extremo a extremo</w:t>
+              <w:t>Bot administrativo</w:t>
             </w:r>
           </w:p>
         </w:tc>
@@ -10176,7 +10203,7 @@
               <w:rPr>
                 <w:sz w:val="18"/>
               </w:rPr>
-              <w:t>1</w:t>
+              <w:t>15</w:t>
             </w:r>
           </w:p>
         </w:tc>
@@ -10189,7 +10216,7 @@
               <w:rPr>
                 <w:sz w:val="18"/>
               </w:rPr>
-              <w:t>1</w:t>
+              <w:t>15</w:t>
             </w:r>
           </w:p>
         </w:tc>
@@ -10215,6 +10242,222 @@
           <w:p>
             <w:r>
               <w:rPr>
+                <w:sz w:val="18"/>
+              </w:rPr>
+              <w:t>Almacenamiento de imágenes</w:t>
+            </w:r>
+          </w:p>
+        </w:tc>
+        <w:tc>
+          <w:tcPr>
+            <w:tcW w:w="2250" w:type="dxa"/>
+          </w:tcPr>
+          <w:p>
+            <w:r>
+              <w:rPr>
+                <w:sz w:val="18"/>
+              </w:rPr>
+              <w:t>24</w:t>
+            </w:r>
+          </w:p>
+        </w:tc>
+        <w:tc>
+          <w:tcPr>
+            <w:tcW w:w="2250" w:type="dxa"/>
+          </w:tcPr>
+          <w:p>
+            <w:r>
+              <w:rPr>
+                <w:sz w:val="18"/>
+              </w:rPr>
+              <w:t>24</w:t>
+            </w:r>
+          </w:p>
+        </w:tc>
+        <w:tc>
+          <w:tcPr>
+            <w:tcW w:w="2250" w:type="dxa"/>
+          </w:tcPr>
+          <w:p>
+            <w:r>
+              <w:rPr>
+                <w:sz w:val="18"/>
+              </w:rPr>
+              <w:t>100 %</w:t>
+            </w:r>
+          </w:p>
+        </w:tc>
+      </w:tr>
+      <w:tr>
+        <w:tc>
+          <w:tcPr>
+            <w:tcW w:w="2250" w:type="dxa"/>
+          </w:tcPr>
+          <w:p>
+            <w:r>
+              <w:rPr>
+                <w:sz w:val="18"/>
+              </w:rPr>
+              <w:t>Métricas del tablero</w:t>
+            </w:r>
+          </w:p>
+        </w:tc>
+        <w:tc>
+          <w:tcPr>
+            <w:tcW w:w="2250" w:type="dxa"/>
+          </w:tcPr>
+          <w:p>
+            <w:r>
+              <w:rPr>
+                <w:sz w:val="18"/>
+              </w:rPr>
+              <w:t>5</w:t>
+            </w:r>
+          </w:p>
+        </w:tc>
+        <w:tc>
+          <w:tcPr>
+            <w:tcW w:w="2250" w:type="dxa"/>
+          </w:tcPr>
+          <w:p>
+            <w:r>
+              <w:rPr>
+                <w:sz w:val="18"/>
+              </w:rPr>
+              <w:t>5</w:t>
+            </w:r>
+          </w:p>
+        </w:tc>
+        <w:tc>
+          <w:tcPr>
+            <w:tcW w:w="2250" w:type="dxa"/>
+          </w:tcPr>
+          <w:p>
+            <w:r>
+              <w:rPr>
+                <w:sz w:val="18"/>
+              </w:rPr>
+              <w:t>100 %</w:t>
+            </w:r>
+          </w:p>
+        </w:tc>
+      </w:tr>
+      <w:tr>
+        <w:tc>
+          <w:tcPr>
+            <w:tcW w:w="2250" w:type="dxa"/>
+          </w:tcPr>
+          <w:p>
+            <w:r>
+              <w:rPr>
+                <w:sz w:val="18"/>
+              </w:rPr>
+              <w:t>Dependencias e inyección de servicios</w:t>
+            </w:r>
+          </w:p>
+        </w:tc>
+        <w:tc>
+          <w:tcPr>
+            <w:tcW w:w="2250" w:type="dxa"/>
+          </w:tcPr>
+          <w:p>
+            <w:r>
+              <w:rPr>
+                <w:sz w:val="18"/>
+              </w:rPr>
+              <w:t>10</w:t>
+            </w:r>
+          </w:p>
+        </w:tc>
+        <w:tc>
+          <w:tcPr>
+            <w:tcW w:w="2250" w:type="dxa"/>
+          </w:tcPr>
+          <w:p>
+            <w:r>
+              <w:rPr>
+                <w:sz w:val="18"/>
+              </w:rPr>
+              <w:t>10</w:t>
+            </w:r>
+          </w:p>
+        </w:tc>
+        <w:tc>
+          <w:tcPr>
+            <w:tcW w:w="2250" w:type="dxa"/>
+          </w:tcPr>
+          <w:p>
+            <w:r>
+              <w:rPr>
+                <w:sz w:val="18"/>
+              </w:rPr>
+              <w:t>100 %</w:t>
+            </w:r>
+          </w:p>
+        </w:tc>
+      </w:tr>
+      <w:tr>
+        <w:tc>
+          <w:tcPr>
+            <w:tcW w:w="2250" w:type="dxa"/>
+          </w:tcPr>
+          <w:p>
+            <w:r>
+              <w:rPr>
+                <w:sz w:val="18"/>
+              </w:rPr>
+              <w:t>Integración de extremo a extremo</w:t>
+            </w:r>
+          </w:p>
+        </w:tc>
+        <w:tc>
+          <w:tcPr>
+            <w:tcW w:w="2250" w:type="dxa"/>
+          </w:tcPr>
+          <w:p>
+            <w:r>
+              <w:rPr>
+                <w:sz w:val="18"/>
+              </w:rPr>
+              <w:t>4</w:t>
+            </w:r>
+          </w:p>
+        </w:tc>
+        <w:tc>
+          <w:tcPr>
+            <w:tcW w:w="2250" w:type="dxa"/>
+          </w:tcPr>
+          <w:p>
+            <w:r>
+              <w:rPr>
+                <w:sz w:val="18"/>
+              </w:rPr>
+              <w:t>4</w:t>
+            </w:r>
+          </w:p>
+        </w:tc>
+        <w:tc>
+          <w:tcPr>
+            <w:tcW w:w="2250" w:type="dxa"/>
+          </w:tcPr>
+          <w:p>
+            <w:r>
+              <w:rPr>
+                <w:sz w:val="18"/>
+              </w:rPr>
+              <w:t>100 %</w:t>
+            </w:r>
+          </w:p>
+        </w:tc>
+      </w:tr>
+      <w:tr>
+        <w:tc>
+          <w:tcPr>
+            <w:tcW w:w="2250" w:type="dxa"/>
+          </w:tcPr>
+          <w:p>
+            <w:r>
+              <w:rPr>
                 <w:b/>
                 <w:sz w:val="18"/>
               </w:rPr>
@@ -10232,7 +10475,7 @@
                 <w:b/>
                 <w:sz w:val="18"/>
               </w:rPr>
-              <w:t>128</w:t>
+              <w:t>253</w:t>
             </w:r>
           </w:p>
         </w:tc>
@@ -10246,7 +10489,7 @@
                 <w:b/>
                 <w:sz w:val="18"/>
               </w:rPr>
-              <w:t>128</w:t>
+              <w:t>253</w:t>
             </w:r>
           </w:p>
         </w:tc>
@@ -10276,7 +10519,7 @@
     </w:p>
     <w:p>
       <w:r>
-        <w:t>El análisis del tiempo de respuesta del sistema constituye uno de los aspectos más relevantes de la evaluación de resultados, dado que este indicador condiciona directamente la experiencia del usuario en la interacción conversacional. Para su medición se ejecutan 30 solicitudes consecutivas por cada uno de los cinco endpoints principales de la API, en un entorno local de desarrollo, y se registran los tiempos de respuesta completos, es decir, desde el envío de la solicitud hasta la recepción de la respuesta. El tamaño de muestra n = 30 responde al criterio estadístico mínimo para invocar el Teorema Central del Límite y garantizar la aproximación normal de la distribución de la media muestral (Wohlin et al., 2012), lo que valida el cálculo de los intervalos de confianza reportados en §5.3.</w:t>
+        <w:t>El análisis del tiempo de respuesta del sistema constituye uno de los aspectos más relevantes de la evaluación de resultados, dado que este indicador condiciona directamente la experiencia del usuario en la interacción conversacional. Para su medición se ejecutan 30 solicitudes consecutivas por cada uno de los cinco endpoints principales de la API, en un entorno local de desarrollo, y se registran los tiempos de respuesta completos, es decir, desde el envío de la solicitud hasta la recepción de la respuesta. El tamaño de muestra n = 30 responde al criterio estadístico mínimo para invocar el Teorema Central del Límite y garantizar la aproximación normal de la distribución de la media muestral (Wohlin et al., 2012), lo que valida el cálculo de los intervalos de confianza reportados en §5.2.</w:t>
       </w:r>
       <w:proofErr w:type="spellStart"/>
       <w:proofErr w:type="spellEnd"/>
@@ -10342,7 +10585,7 @@
     </w:p>
     <w:p>
       <w:r>
-        <w:t>Tabla 5. Mediciones de tiempo de respuesta por tipo de solicitud (n = 30).</w:t>
+        <w:t>Tabla 5. Mediciones de tiempo de respuesta por tipo de solicitud (n = 30). Fuente: elaboración propia.</w:t>
       </w:r>
     </w:p>
     <w:tbl>
@@ -10940,61 +11183,50 @@
       </w:tr>
     </w:tbl>
     <w:p>
+      <w:r>
+        <w:t>Los intervalos de confianza al 95% para el tiempo medio de respuesta se calcularon mediante la fórmula x̄ ± 1.96·s/√n (n = 30). Los resultados muestran que los endpoints GET /api/v1/clients/{id} (2,76 ± 1,41 ms), GET /api/v1/products/ (4,72 ± 1,65 ms) y GET /api/v1/clients/ (5,34 ± 4,12 ms) presentan intervalos estrechos, lo que indica mediciones consistentes. Los endpoints POST /api/v1/interactions (13,94 ± 4,01 ms) y GET /api/v1/metrics/dashboard (13,87 ± 3,82 ms) muestran intervalos algo más amplios, aún así dentro de rangos aceptables para la interacción en tiempo real.</w:t>
+      </w:r>
+    </w:p>
+    <w:p>
+      <w:r>
+        <w:t>El coeficiente de variación (CV = s/x̄ · 100) permite comparar la dispersión relativa entre endpoints. Los endpoints de lectura simple (GET /clients/{id}, CV = 143,2% y GET /products/, CV = 97,7%) muestran alta variabilidad relativa, atribuible a la presencia de valores atípicos en algunas mediciones. El endpoint GET /clients/ (lista) presenta el CV más alto (216,5%), lo que sugiere que el tamaño variable de la base de datos influye en los tiempos de respuesta. Los endpoints POST y GET /metrics muestran CV más moderados (80,7% y 77,3% respectivamente). La presencia de valores atípicos en algunas mediciones —atribuibles a la inicialización del motor SQLite en la primera consulta de cada sesión— eleva el CV de los endpoints de lectura. Dado que estos valores corresponden a comportamientos transitorios no representativos del uso continuado, la mediana (inferior a la media en todos los casos) constituye una métrica complementaria más robusta para describir el rendimiento típico. No obstante, se reporta la media para mantener consistencia con el cálculo de los intervalos de confianza.</w:t>
+      </w:r>
+    </w:p>
+    <w:p>
       <w:pPr>
         <w:pStyle w:val="Ttulo2"/>
       </w:pPr>
       <w:r>
-        <w:t>5.3 Precisión en la interpretación semántica</w:t>
-      </w:r>
-    </w:p>
-    <w:p>
-      <w:r>
-        <w:t>Los intervalos de confianza al 95% para el tiempo medio de respuesta se calcularon mediante la fórmula x̄ ± 1.96·s/√n (n = 30). Los resultados muestran que los endpoints GET /api/v1/clients/{id} (2,76 ± 1,41 ms), GET /api/v1/products/ (4,72 ± 1,65 ms) y GET /api/v1/clients/ (5,34 ± 4,12 ms) presentan intervalos estrechos, lo que indica mediciones consistentes. Los endpoints POST /api/v1/interactions (13,94 ± 4,01 ms) y GET /api/v1/metrics/dashboard (13,87 ± 3,82 ms) muestran intervalos algo más amplios, aún así dentro de rangos aceptables para la interacción en tiempo real.</w:t>
-      </w:r>
-    </w:p>
-    <w:p>
-      <w:r>
-        <w:t>El coeficiente de variación (CV = s/x̄ · 100) permite comparar la dispersión relativa entre endpoints. Los endpoints de lectura simple (GET /clients/{id}, CV = 143,2% y GET /products/, CV = 97,7%) muestran alta variabilidad relativa, atribuible a la presencia de valores atípicos en algunas mediciones. El endpoint GET /clients/ (lista) presenta el CV más alto (216,5%), lo que sugiere que el tamaño variable de la base de datos influye en los tiempos de respuesta. Los endpoints POST y GET /metrics muestran CV más moderados (80,7% y 77,3% respectivamente). La presencia de valores atípicos en algunas mediciones —atribuibles a la inicialización del motor SQLite en la primera consulta de cada sesión— eleva el CV de los endpoints de lectura. Dado que estos valores corresponden a comportamientos transitorios no representativos del uso continuado, la mediana (inferior a la media en todos los casos) constituye una métrica complementaria más robusta para describir el rendimiento típico. No obstante, se reporta la media para mantener consistencia con el cálculo de los intervalos de confianza.</w:t>
-      </w:r>
-    </w:p>
-    <w:p>
-      <w:r>
-        <w:t>La evaluación de la precisión en la interpretación de las intenciones del usuario constituye el aspecto más complejo y conceptualmente relevante del análisis de resultados, dado que determina la utilidad práctica del sistema como interfaz conversacional. En la presente implementación, la interpretación se realiza mediante reglas determinísticas de normalización y clasificación, por lo que la precisión puede verificarse de manera exhaustiva y no queda sujeta a la variabilidad de un modelo probabilístico.</w:t>
-      </w:r>
-    </w:p>
-    <w:p>
-      <w:r>
-        <w:t xml:space="preserve">Para la evaluación de la precisión semántica, se ejecutan los casos de prueba definidos en la sección 5.1 sobre las siete intenciones del menú, considerando tanto </w:t>
-      </w:r>
-      <w:r>
-        <w:lastRenderedPageBreak/>
-        <w:t>los comandos exactos como las variantes en lenguaje natural registradas en el catálogo de intenciones (por ejemplo, «comprar», «catálogo», «producto», «ver», «precio», «asesor», «consulta», «carrito», «finalizar» y «terminar»), junto con los comandos de inicio y navegación («/</w:t>
-      </w:r>
-      <w:proofErr w:type="spellStart"/>
-      <w:r>
-        <w:t>start</w:t>
-      </w:r>
-      <w:proofErr w:type="spellEnd"/>
-      <w:r>
-        <w:t>», «hola», «</w:t>
-      </w:r>
-      <w:proofErr w:type="spellStart"/>
-      <w:r>
-        <w:t>menu</w:t>
-      </w:r>
-      <w:proofErr w:type="spellEnd"/>
-      <w:r>
-        <w:t>», «volver»). Todos los casos pertenecientes a las rutas cubiertas por las reglas se interpretan correctamente, lo que arroja una precisión del 100% en el conjunto de pruebas. La Tabla 6 desglosa los resultados por intención.</w:t>
-      </w:r>
-    </w:p>
-    <w:p>
-      <w:r>
-        <w:t>El comportamiento del sistema ante mensajes fuera de las rutas cubiertas también es predecible y correcto: las entradas no reconocidas se derivan a la intención por defecto, que presenta nuevamente el menú principal e informa al usuario de las opciones disponibles. Esta característica, propia del diseño determinístico, elimina la posibilidad de interpretaciones erróneas silenciosas y asegura que el sistema nunca produzca una respuesta fuera del conjunto previsto. Las limitaciones de este enfoque, que serán retomadas en el capítulo de discusión, se concentran en los mensajes expresados con una redacción diferente a la contemplada en el catálogo, que requieren la ampliación de las reglas o la incorporación de un componente adaptativo.</w:t>
-      </w:r>
-    </w:p>
-    <w:p>
-      <w:r>
-        <w:t>Tabla 6. Evaluación de precisión de la interpretación por intención.</w:t>
+        <w:t>5.3 Conformidad y robustez de la interpretación de intenciones</w:t>
+      </w:r>
+    </w:p>
+    <w:p>
+      <w:r>
+        <w:t>La evaluación de la conformidad entre las solicitudes del usuario y las intenciones formalmente definidas en el catálogo constituye el aspecto más complejo y conceptualmente relevante del análisis de resultados, dado que determina la utilidad práctica del sistema como interfaz conversacional. En la presente implementación, la interpretación se realiza mediante reglas determinísticas de normalización y clasificación, por lo que su conducta puede reproducirse de manera exhaustiva y no queda sujeta a la variabilidad de un modelo probabilístico. Por este motivo, el indicador principal de esta sección recibe el nombre de conformidad —y no de precisión—: mide en qué medida la respuesta entregada corresponde a las intenciones formalmente definidas, y no cuánto se acerca el sistema a la intención genuina del usuario en un escenario no previsto.</w:t>
+      </w:r>
+    </w:p>
+    <w:p>
+      <w:r>
+        <w:t>Para medir esa conformidad se ejecutan sobre el clasificador los mensajes que definen las nueve categorías del catálogo de intenciones —las siete opciones del menú, el menú principal y la entrada no reconocida—, cubriendo tanto los comandos exactos («/start», «hola», «menu», «volver», «1» a «7») como las variantes en lenguaje natural registradas en el catálogo («comprar», «quiero comprar», «catalogo», «producto», «ver», «precio», «asesor», «hablar con alguien», «consulta», «otra cosa», «carrito», «finalizar» y «terminar»). Las 24 variantes declaradas en la Tabla 6 son efectivamente reconocidas, lo que arroja una conformidad del 100 % sobre el conjunto definido. Este valor debe leerse como una propiedad de definición y no como un resultado empírico: los mensajes de entrada provienen del mismo catálogo cuyas reglas se están evaluando, de modo que el 100 % queda garantizado por construcción y no aporta evidencia sobre el comportamiento ante mensajes no previstos. Por esa razón, esta sección reporta además una medición de robustez construida sobre mensajes deliberadamente desalineados del catálogo.</w:t>
+      </w:r>
+      <w:r/>
+      <w:proofErr w:type="spellStart"/>
+      <w:r/>
+      <w:proofErr w:type="spellEnd"/>
+      <w:r/>
+      <w:proofErr w:type="spellStart"/>
+      <w:r/>
+      <w:proofErr w:type="spellEnd"/>
+      <w:r/>
+    </w:p>
+    <w:p>
+      <w:r>
+        <w:t>El comportamiento del sistema ante mensajes fuera de las rutas cubiertas también es predecible y correcto: las entradas no reconocidas se derivan a la intención por defecto, que responde indicando que el comando no fue reconocido y sugiere las opciones disponibles. Esta característica, propia del diseño determinístico, evita que las entradas no reconocidas produzcan una respuesta ajena al conjunto previsto. La coincidencia por subcadena introduce, sin embargo, un riesgo distinto que la medición de robustez reportada al final de esta sección cuantifica de forma explícita. Las limitaciones de este enfoque, que serán retomadas en el capítulo de discusión, se concentran en los mensajes expresados con una redacción diferente a la contemplada en el catálogo, que requieren la ampliación de las reglas o la incorporación de un componente adaptativo.</w:t>
+      </w:r>
+    </w:p>
+    <w:p>
+      <w:r>
+        <w:t>Tabla 6. Conformidad con el catálogo de intenciones por intención. Fuente: elaboración propia.</w:t>
       </w:r>
     </w:p>
     <w:tbl>
@@ -11075,7 +11307,7 @@
                 <w:b/>
                 <w:sz w:val="18"/>
               </w:rPr>
-              <w:t>Precisión</w:t>
+              <w:t>Conformidad con el catálogo</w:t>
             </w:r>
           </w:p>
         </w:tc>
@@ -11239,7 +11471,7 @@
               <w:rPr>
                 <w:sz w:val="18"/>
               </w:rPr>
-              <w:t>«2», «catálogo», «producto», «ver»</w:t>
+              <w:t>«2», «catalogo», «producto», «ver»</w:t>
             </w:r>
           </w:p>
         </w:tc>
@@ -11293,7 +11525,7 @@
               <w:rPr>
                 <w:sz w:val="18"/>
               </w:rPr>
-              <w:t>«3», «precio», «cuánto cuesta»</w:t>
+              <w:t>«3», «precio»</w:t>
             </w:r>
           </w:p>
         </w:tc>
@@ -11455,7 +11687,7 @@
               <w:rPr>
                 <w:sz w:val="18"/>
               </w:rPr>
-              <w:t>«6», «carrito», «mis productos»</w:t>
+              <w:t>«6», «carrito»</w:t>
             </w:r>
           </w:p>
         </w:tc>
@@ -11589,13 +11821,37 @@
               <w:rPr>
                 <w:sz w:val="18"/>
               </w:rPr>
-              <w:t>100 % (deriva a menú)</w:t>
+              <w:t>N/A</w:t>
             </w:r>
           </w:p>
         </w:tc>
       </w:tr>
     </w:tbl>
     <w:p>
+      <w:pPr/>
+      <w:r>
+        <w:t>La medición de robustez se aplicó mediante un conjunto de mutaciones sistemáticas construidas sobre los mensajes base del catálogo. Cada mensaje base se transformó según ocho reglas controladas: agregado de palabras de cortesía, agregado o anteposición de puntuación, uso íntegro de mayúsculas, adición de acentuación, eliminación de un carácter (error tipográfico), reordenamiento sintáctico, pluralización del sustantivo y envolvimiento en una oración más extensa. Sobre las variantes resultantes se procesaron 201 mensajes con estado conversacional limpio —aislando la capa de clasificación del flujo de extremo a extremo— y se registró la intención a la que enruta cada uno. Este conjunto no constituye una validación con redacciones elaboradas por terceros: sus variantes derivan de los propios mensajes base, por lo que mide la amplitud de la ventana de aceptación del clasificador y no su desempeño ante lenguaje natural no visto. La distinción se explicita como limitación del alcance de los resultados.</w:t>
+      </w:r>
+    </w:p>
+    <w:p>
+      <w:pPr/>
+      <w:r>
+        <w:t>Tres indicadores sintetizan el resultado. La precisión de enrutamiento, entendida como la proporción de mensajes que llegan a la intención esperada, alcanza el 76,1 % (153 de 201 mensajes). La tasa de derivación al caso por defecto asciende al 17,9 % (36 mensajes) y se informa por separado, sin computarse como acierto, conforme al criterio ya aplicado en la Tabla 7. El 6,0 % restante (12 mensajes) no deriva al caso por defecto sino que se enruta a una intención distinta de la esperada, constituyendo el fallo más severo del enfoque, pues entrega una respuesta que no corresponde a lo pedido sin señalar el error. La cobertura sobre las rutas del catálogo se mantiene en el 100 % (8 de 8): ninguna ruta resultó inalcanzable bajo mutación.</w:t>
+      </w:r>
+    </w:p>
+    <w:p>
+      <w:pPr/>
+      <w:r>
+        <w:t>El desglose por transformación permite ubicar la frontera del enfoque con precisión. Las transformaciones que preservan el vocabulario se resuelven con conformidad total: el uso íntegro de mayúsculas (15 de 15) y el reordenamiento sintáctico (4 de 4) alcanzan el 100 %, mientras que el agregado de palabras de cortesía, el agregado de puntuación, el envolvimiento en una oración y la pluralización alcanzan el 80 % en los cuatro casos. En sentido contrario, la adición de acentuación anula por completo la conformidad (0 de 2) y los errores tipográficos la reducen al 13,3 % (2 de 15). La causa es verificable directamente en el código: la normalización convierte la entrada a minúsculas pero no elimina las tildes, de modo que «menú» y «catálogo» no alcanzan las ramas que esperan «menu» y «catalogo». Del mismo modo, los 12 mensajes mal enrutados corresponden todos a la variante «volver» con un añadido, capturada por la rama de catálogo mediante una búsqueda de subcadena sobre «ver».</w:t>
+      </w:r>
+    </w:p>
+    <w:p>
+      <w:pPr/>
+      <w:r>
+        <w:t>Este resultado contrasta con lo declarado en el catálogo. La única entrada documentada en la Tabla B.2 que no es alcanzable en tiempo de ejecución es «mis productos»: aunque la rama de carrito la contempla explícitamente, la rama de catálogo —que se evalúa antes y admite la subcadena «producto»— la intercepta y la resuelve como consulta de catálogo. La expresión se mantiene en la Tabla B.2 por corresponder al código de la implementación, pero se excluye de la Tabla 6 porque no satisface el criterio de conformidad que esta reporta. Quien escribe «carrito» accede al carrito, mientras que quien escribe «mis productos» recibe el catálogo: respuesta coherente con la mención de «producto», pero no con la intención de revisar el carrito. El hallazgo delimita que la coincidencia por subcadena es una fuente de ambigüedad que un intérprete determinístico no resuelve sin criterios de precedencia explícitos.</w:t>
+      </w:r>
+    </w:p>
+    <w:p>
       <w:pPr>
         <w:pStyle w:val="Ttulo2"/>
       </w:pPr>
@@ -11671,29 +11927,22 @@
     </w:p>
     <w:p>
       <w:r>
-        <w:t xml:space="preserve">La síntesis de los resultados obtenidos en las distintas dimensiones de evaluación permite formular una valoración integral del sistema desarrollado. En el plano funcional, la suite de 128 pruebas automatizadas evidencia que la API cumple con la totalidad de los requisitos funcionales definidos, y los escenarios de interacción </w:t>
-      </w:r>
-      <w:r>
-        <w:lastRenderedPageBreak/>
-        <w:t xml:space="preserve">conversacional verifican la ejecución correcta de los flujos del </w:t>
-      </w:r>
-      <w:proofErr w:type="spellStart"/>
-      <w:r>
-        <w:t>bot</w:t>
-      </w:r>
-      <w:proofErr w:type="spellEnd"/>
-      <w:r>
-        <w:t xml:space="preserve"> en las rutas cubiertas por las reglas de interpretación.</w:t>
-      </w:r>
-    </w:p>
-    <w:p>
-      <w:r>
-        <w:t>En el plano del rendimiento, los tiempos de respuesta medidos se encuentran por debajo de los umbrales perceptibles para la interacción conversacional, con promedios que van de 2,76 ms para la consulta de detalle a 13,94 ms para el registro de interacciones. En el plano de la interpretación, el enfoque determinístico garantiza una precisión del 100% en las rutas definidas y un comportamiento de fallo controlado y predecible ante las entradas no previstas.</w:t>
-      </w:r>
-    </w:p>
-    <w:p>
-      <w:r>
-        <w:t>Al mismo tiempo, la evaluación permite identificar un conjunto de limitaciones que delimitan el alcance del modelo propuesto y orientan las líneas de trabajo futuro: la cobertura de la interpretación queda restringida al catálogo de intenciones predefinido, la solución de persistencia ligera presenta límites de concurrencia, y la disponibilidad del entorno de orquestación gratuito introduce incidencias menores documentadas. Estas limitaciones, junto con las implicancias generales del estudio, se discuten en el capítulo siguiente.</w:t>
+        <w:t>La síntesis de los resultados obtenidos en las distintas dimensiones de evaluación permite formular una valoración integral del sistema desarrollado. En el plano funcional, la suite de 253 pruebas automatizadas evidencia que la API cumple con la totalidad de los requisitos funcionales definidos, y los escenarios de interacción conversacional verifican la ejecución correcta de los flujos del bot en las rutas cubiertas por las reglas de interpretación.</w:t>
+      </w:r>
+      <w:r/>
+      <w:proofErr w:type="spellStart"/>
+      <w:r/>
+      <w:proofErr w:type="spellEnd"/>
+      <w:r/>
+    </w:p>
+    <w:p>
+      <w:r>
+        <w:t>En el plano del rendimiento, los tiempos de respuesta medidos se encuentran por debajo de los umbrales perceptibles para la interacción conversacional, con promedios que van de 2,76 ms para la consulta de detalle a 13,94 ms para el registro de interacciones. En el plano de la interpretación, el enfoque determinístico garantiza una tasa de conformidad del 100 % sobre las rutas definidas, una precisión de enrutamiento del 76,1 % ante las variantes mutadas del catálogo (sección 5.3) y un comportamiento de fallo controlado y predecible ante las entradas no previstas.</w:t>
+      </w:r>
+    </w:p>
+    <w:p>
+      <w:r>
+        <w:t>Al mismo tiempo, la evaluación permite identificar un conjunto de limitaciones que delimitan el alcance del modelo propuesto y orientan las líneas de trabajo futuro: la cobertura de la interpretación queda restringida al catálogo de intenciones predefinido y pierde conformidad ante variantes ortográficas o acentuadas de su propio vocabulario, la solución de persistencia ligera presenta límites de concurrencia, y la disponibilidad del entorno de orquestación gratuito introduce incidencias menores documentadas. Estas limitaciones, junto con las implicancias generales del estudio, se discuten en el capítulo siguiente.</w:t>
       </w:r>
     </w:p>
     <w:p>
@@ -11707,62 +11956,35 @@
     <w:p/>
     <w:p>
       <w:r>
-        <w:t>Aunque la evaluación reportada en las secciones precedentes demuestra una prec</w:t>
-      </w:r>
-      <w:r>
-        <w:t>isión del 100 % sobre el catálogo predefinido de intenciones, es necesario examinar el comportamiento del sistema ante entradas que exceden los casos cubiertos por las reglas de interpretación. Los siguientes casos límite ilustran situaciones en las que el</w:t>
-      </w:r>
-      <w:r>
-        <w:t xml:space="preserve"> mecanismo de </w:t>
-      </w:r>
-      <w:proofErr w:type="spellStart"/>
-      <w:r>
-        <w:t>pattern</w:t>
-      </w:r>
-      <w:proofErr w:type="spellEnd"/>
-      <w:r>
-        <w:t xml:space="preserve"> </w:t>
-      </w:r>
-      <w:proofErr w:type="spellStart"/>
-      <w:r>
-        <w:t>matching</w:t>
-      </w:r>
-      <w:proofErr w:type="spellEnd"/>
-      <w:r>
-        <w:t xml:space="preserve"> del Bot </w:t>
-      </w:r>
-      <w:proofErr w:type="spellStart"/>
-      <w:r>
-        <w:t>Router</w:t>
-      </w:r>
-      <w:proofErr w:type="spellEnd"/>
-      <w:r>
-        <w:t xml:space="preserve"> no alcanza a clasificar la intención del usuario de manera adecuada. Estos escenarios no fueron incluidos en la suite principal de pruebas porque corresponden a patrones de uso no contemplados en el catálogo de</w:t>
-      </w:r>
-      <w:r>
-        <w:t xml:space="preserve"> intenciones, pero su análisis permite delimitar con precisión el alcance real del modelo de interpretación implementado.</w:t>
-      </w:r>
+        <w:t>Aunque la evaluación reportada en las secciones precedentes demuestra una tasa de conformidad del 100 % sobre el catálogo predefinido de intenciones, es necesario examinar el comportamiento del sistema ante entradas que exceden los casos cubiertos por las reglas de interpretación. Los siguientes casos límite ilustran situaciones en las que el mecanismo de pattern matching del Bot Router no alcanza a clasificar la intención del usuario de manera adecuada. Estos escenarios no fueron incluidos en la suite principal de pruebas porque corresponden a patrones de uso no contemplados en el catálogo de intenciones, pero su análisis permite delimitar con precisión el alcance real del modelo de interpretación implementado.</w:t>
+      </w:r>
+      <w:r/>
+      <w:r/>
+      <w:proofErr w:type="spellStart"/>
+      <w:r/>
+      <w:proofErr w:type="spellEnd"/>
+      <w:r/>
+      <w:proofErr w:type="spellStart"/>
+      <w:r/>
+      <w:proofErr w:type="spellEnd"/>
+      <w:r/>
+      <w:proofErr w:type="spellStart"/>
+      <w:r/>
+      <w:proofErr w:type="spellEnd"/>
+      <w:r/>
+      <w:r/>
     </w:p>
     <w:p/>
     <w:p>
       <w:r>
-        <w:t xml:space="preserve">Tabla 7. Análisis de casos límite del Bot </w:t>
-      </w:r>
-      <w:proofErr w:type="spellStart"/>
-      <w:r>
-        <w:t>Router</w:t>
-      </w:r>
-      <w:proofErr w:type="spellEnd"/>
-      <w:r>
-        <w:t>: entradas que revelan limitaciones del enfoque determinístico.</w:t>
-      </w:r>
+        <w:t>Tabla 7. Análisis de casos límite del Bot Router: entradas que revelan limitaciones del enfoque determinístico. Fuente: elaboración propia.</w:t>
+      </w:r>
+      <w:proofErr w:type="spellStart"/>
+      <w:r/>
+      <w:proofErr w:type="spellEnd"/>
+      <w:r/>
     </w:p>
     <w:p/>
-    <w:p>
-      <w:r>
-        <w:t>Tabla 7. Analisis de casos limite del bot conversacional.</w:t>
-      </w:r>
-    </w:p>
     <w:tbl>
       <w:tblPr>
         <w:tblStyle w:val="TableNormal"/>
@@ -11927,8 +12149,7 @@
                 <w:sz w:val="20"/>
                 <w:szCs w:val="180"/>
               </w:rPr>
-              <w:lastRenderedPageBreak/>
-              <w:t>Precis</w:t>
+              <w:t>Conformidad</w:t>
             </w:r>
             <w:r>
               <w:rPr>
@@ -11936,7 +12157,6 @@
                 <w:sz w:val="20"/>
                 <w:szCs w:val="180"/>
               </w:rPr>
-              <w:t>ión</w:t>
             </w:r>
           </w:p>
         </w:tc>
@@ -12034,8 +12254,7 @@
                 <w:sz w:val="20"/>
                 <w:szCs w:val="180"/>
               </w:rPr>
-              <w:lastRenderedPageBreak/>
-              <w:t>Compra</w:t>
+              <w:t>Comprar</w:t>
             </w:r>
           </w:p>
         </w:tc>
@@ -12050,7 +12269,7 @@
                 <w:sz w:val="20"/>
                 <w:szCs w:val="180"/>
               </w:rPr>
-              <w:t>Menú (</w:t>
+              <w:t>Comprar</w:t>
             </w:r>
             <w:proofErr w:type="spellStart"/>
             <w:r>
@@ -12058,15 +12277,12 @@
                 <w:sz w:val="20"/>
                 <w:szCs w:val="180"/>
               </w:rPr>
-              <w:t>fa</w:t>
             </w:r>
             <w:r>
               <w:rPr>
                 <w:sz w:val="20"/>
                 <w:szCs w:val="180"/>
               </w:rPr>
-              <w:lastRenderedPageBreak/>
-              <w:t>llback</w:t>
             </w:r>
             <w:proofErr w:type="spellEnd"/>
             <w:r>
@@ -12074,7 +12290,6 @@
                 <w:sz w:val="20"/>
                 <w:szCs w:val="180"/>
               </w:rPr>
-              <w:t>)</w:t>
             </w:r>
           </w:p>
         </w:tc>
@@ -12089,8 +12304,7 @@
                 <w:sz w:val="20"/>
                 <w:szCs w:val="180"/>
               </w:rPr>
-              <w:lastRenderedPageBreak/>
-              <w:t>0 %</w:t>
+              <w:t>100 %</w:t>
             </w:r>
           </w:p>
         </w:tc>
@@ -12105,23 +12319,19 @@
                 <w:sz w:val="20"/>
                 <w:szCs w:val="180"/>
               </w:rPr>
-              <w:t>Lenguaj</w:t>
+              <w:t>«comprar» se detecta por subcadena; el mensaje se enruta correctamente a la intención esperada</w:t>
             </w:r>
             <w:r>
               <w:rPr>
                 <w:sz w:val="20"/>
                 <w:szCs w:val="180"/>
               </w:rPr>
-              <w:lastRenderedPageBreak/>
-              <w:t>e natural n</w:t>
             </w:r>
             <w:r>
               <w:rPr>
                 <w:sz w:val="20"/>
                 <w:szCs w:val="180"/>
               </w:rPr>
-              <w:lastRenderedPageBreak/>
-              <w:t xml:space="preserve">o </w:t>
             </w:r>
             <w:proofErr w:type="spellStart"/>
             <w:r>
@@ -12129,15 +12339,12 @@
                 <w:sz w:val="20"/>
                 <w:szCs w:val="180"/>
               </w:rPr>
-              <w:t>matche</w:t>
             </w:r>
             <w:r>
               <w:rPr>
                 <w:sz w:val="20"/>
                 <w:szCs w:val="180"/>
               </w:rPr>
-              <w:lastRenderedPageBreak/>
-              <w:t>a</w:t>
             </w:r>
             <w:proofErr w:type="spellEnd"/>
             <w:r>
@@ -12145,23 +12352,18 @@
                 <w:sz w:val="20"/>
                 <w:szCs w:val="180"/>
               </w:rPr>
-              <w:t xml:space="preserve"> patrone</w:t>
             </w:r>
             <w:r>
               <w:rPr>
                 <w:sz w:val="20"/>
                 <w:szCs w:val="180"/>
               </w:rPr>
-              <w:lastRenderedPageBreak/>
-              <w:t>s predefin</w:t>
             </w:r>
             <w:r>
               <w:rPr>
                 <w:sz w:val="20"/>
                 <w:szCs w:val="180"/>
               </w:rPr>
-              <w:lastRenderedPageBreak/>
-              <w:t>idos</w:t>
             </w:r>
           </w:p>
         </w:tc>
@@ -12217,16 +12419,13 @@
                 <w:sz w:val="20"/>
                 <w:szCs w:val="180"/>
               </w:rPr>
-              <w:lastRenderedPageBreak/>
-              <w:t>Me</w:t>
+              <w:t>Menú principal</w:t>
             </w:r>
             <w:r>
               <w:rPr>
                 <w:sz w:val="20"/>
                 <w:szCs w:val="180"/>
               </w:rPr>
-              <w:lastRenderedPageBreak/>
-              <w:t>nú</w:t>
             </w:r>
           </w:p>
         </w:tc>
@@ -12241,16 +12440,13 @@
                 <w:sz w:val="20"/>
                 <w:szCs w:val="180"/>
               </w:rPr>
-              <w:lastRenderedPageBreak/>
-              <w:t>Men</w:t>
+              <w:t>Entrada no reconocida (fallback)</w:t>
             </w:r>
             <w:r>
               <w:rPr>
                 <w:sz w:val="20"/>
                 <w:szCs w:val="180"/>
               </w:rPr>
-              <w:lastRenderedPageBreak/>
-              <w:t>ú (</w:t>
             </w:r>
             <w:proofErr w:type="spellStart"/>
             <w:r>
@@ -12258,15 +12454,12 @@
                 <w:sz w:val="20"/>
                 <w:szCs w:val="180"/>
               </w:rPr>
-              <w:t>fallba</w:t>
             </w:r>
             <w:r>
               <w:rPr>
                 <w:sz w:val="20"/>
                 <w:szCs w:val="180"/>
               </w:rPr>
-              <w:lastRenderedPageBreak/>
-              <w:t>ck</w:t>
             </w:r>
             <w:proofErr w:type="spellEnd"/>
             <w:r>
@@ -12274,7 +12467,6 @@
                 <w:sz w:val="20"/>
                 <w:szCs w:val="180"/>
               </w:rPr>
-              <w:t>)</w:t>
             </w:r>
           </w:p>
         </w:tc>
@@ -12289,15 +12481,13 @@
                 <w:sz w:val="20"/>
                 <w:szCs w:val="180"/>
               </w:rPr>
-              <w:lastRenderedPageBreak/>
-              <w:t xml:space="preserve">100 </w:t>
+              <w:t>0 %</w:t>
             </w:r>
             <w:r>
               <w:rPr>
                 <w:sz w:val="20"/>
                 <w:szCs w:val="180"/>
               </w:rPr>
-              <w:t>%*</w:t>
             </w:r>
           </w:p>
         </w:tc>
@@ -12312,64 +12502,49 @@
                 <w:sz w:val="20"/>
                 <w:szCs w:val="180"/>
               </w:rPr>
-              <w:lastRenderedPageBreak/>
-              <w:t>Punt</w:t>
+              <w:t>La puntuación («!») impide el match exacto con «hola»; la entrada se resuelve por el caso por defecto</w:t>
             </w:r>
             <w:r>
               <w:rPr>
                 <w:sz w:val="20"/>
                 <w:szCs w:val="180"/>
               </w:rPr>
-              <w:lastRenderedPageBreak/>
-              <w:t>uación i</w:t>
             </w:r>
             <w:r>
               <w:rPr>
                 <w:sz w:val="20"/>
                 <w:szCs w:val="180"/>
               </w:rPr>
-              <w:lastRenderedPageBreak/>
-              <w:t>mpide mat</w:t>
             </w:r>
             <w:r>
               <w:rPr>
                 <w:sz w:val="20"/>
                 <w:szCs w:val="180"/>
               </w:rPr>
-              <w:lastRenderedPageBreak/>
-              <w:t>ch exact</w:t>
             </w:r>
             <w:r>
               <w:rPr>
                 <w:sz w:val="20"/>
                 <w:szCs w:val="180"/>
               </w:rPr>
-              <w:lastRenderedPageBreak/>
-              <w:t xml:space="preserve">o; resuelto </w:t>
             </w:r>
             <w:r>
               <w:rPr>
                 <w:sz w:val="20"/>
                 <w:szCs w:val="180"/>
               </w:rPr>
-              <w:lastRenderedPageBreak/>
-              <w:t xml:space="preserve">por caso </w:t>
             </w:r>
             <w:r>
               <w:rPr>
                 <w:sz w:val="20"/>
                 <w:szCs w:val="180"/>
               </w:rPr>
-              <w:lastRenderedPageBreak/>
-              <w:t>por defe</w:t>
             </w:r>
             <w:r>
               <w:rPr>
                 <w:sz w:val="20"/>
                 <w:szCs w:val="180"/>
               </w:rPr>
-              <w:lastRenderedPageBreak/>
-              <w:t>cto</w:t>
             </w:r>
           </w:p>
         </w:tc>
@@ -12402,39 +12577,31 @@
                 <w:sz w:val="20"/>
                 <w:szCs w:val="180"/>
               </w:rPr>
-              <w:t>“5” (</w:t>
+              <w:t>“10” (catálogo con 7 productos)</w:t>
             </w:r>
             <w:r>
               <w:rPr>
                 <w:sz w:val="20"/>
                 <w:szCs w:val="180"/>
               </w:rPr>
-              <w:lastRenderedPageBreak/>
-              <w:t>catálo</w:t>
             </w:r>
             <w:r>
               <w:rPr>
                 <w:sz w:val="20"/>
                 <w:szCs w:val="180"/>
               </w:rPr>
-              <w:lastRenderedPageBreak/>
-              <w:t xml:space="preserve">go con 3 </w:t>
             </w:r>
             <w:r>
               <w:rPr>
                 <w:sz w:val="20"/>
                 <w:szCs w:val="180"/>
               </w:rPr>
-              <w:lastRenderedPageBreak/>
-              <w:t>produc</w:t>
             </w:r>
             <w:r>
               <w:rPr>
                 <w:sz w:val="20"/>
                 <w:szCs w:val="180"/>
               </w:rPr>
-              <w:lastRenderedPageBreak/>
-              <w:t>tos)</w:t>
             </w:r>
           </w:p>
         </w:tc>
@@ -12481,15 +12648,13 @@
                 <w:sz w:val="20"/>
                 <w:szCs w:val="180"/>
               </w:rPr>
-              <w:lastRenderedPageBreak/>
-              <w:t xml:space="preserve">Menú </w:t>
+              <w:t>Rechazo correcto: número fuera de rango</w:t>
             </w:r>
             <w:r>
               <w:rPr>
                 <w:sz w:val="20"/>
                 <w:szCs w:val="180"/>
               </w:rPr>
-              <w:t>(</w:t>
             </w:r>
             <w:proofErr w:type="spellStart"/>
             <w:r>
@@ -12497,15 +12662,12 @@
                 <w:sz w:val="20"/>
                 <w:szCs w:val="180"/>
               </w:rPr>
-              <w:t>fallbac</w:t>
             </w:r>
             <w:r>
               <w:rPr>
                 <w:sz w:val="20"/>
                 <w:szCs w:val="180"/>
               </w:rPr>
-              <w:lastRenderedPageBreak/>
-              <w:t>k</w:t>
             </w:r>
             <w:proofErr w:type="spellEnd"/>
             <w:r>
@@ -12513,7 +12675,6 @@
                 <w:sz w:val="20"/>
                 <w:szCs w:val="180"/>
               </w:rPr>
-              <w:t>)</w:t>
             </w:r>
           </w:p>
         </w:tc>
@@ -12528,8 +12689,7 @@
                 <w:sz w:val="20"/>
                 <w:szCs w:val="180"/>
               </w:rPr>
-              <w:lastRenderedPageBreak/>
-              <w:t>0 %</w:t>
+              <w:t>N/A</w:t>
             </w:r>
           </w:p>
         </w:tc>
@@ -12544,38 +12704,31 @@
                 <w:sz w:val="20"/>
                 <w:szCs w:val="180"/>
               </w:rPr>
-              <w:t xml:space="preserve">Fuera </w:t>
+              <w:t>Fuera de rango: «10» no corresponde a ningún producto del catálogo (la API expone 7, Anexo E); la respuesta es una validación correcta, no una clasificación de intención</w:t>
             </w:r>
             <w:r>
               <w:rPr>
                 <w:sz w:val="20"/>
                 <w:szCs w:val="180"/>
               </w:rPr>
-              <w:t xml:space="preserve">de rango </w:t>
             </w:r>
             <w:r>
               <w:rPr>
                 <w:sz w:val="20"/>
                 <w:szCs w:val="180"/>
               </w:rPr>
-              <w:lastRenderedPageBreak/>
-              <w:t>del catálo</w:t>
             </w:r>
             <w:r>
               <w:rPr>
                 <w:sz w:val="20"/>
                 <w:szCs w:val="180"/>
               </w:rPr>
-              <w:lastRenderedPageBreak/>
-              <w:t>go dispo</w:t>
             </w:r>
             <w:r>
               <w:rPr>
                 <w:sz w:val="20"/>
                 <w:szCs w:val="180"/>
               </w:rPr>
-              <w:lastRenderedPageBreak/>
-              <w:t>nible</w:t>
             </w:r>
           </w:p>
         </w:tc>
@@ -12588,72 +12741,42 @@
           <w:sz w:val="16"/>
           <w:szCs w:val="16"/>
         </w:rPr>
-        <w:lastRenderedPageBreak/>
-        <w:t>* Precisión correcta por coincidencia, no por detección adecuada. El sistema resuelve la intención por el caso por defecto, no por un match exitoso del patrón.</w:t>
+        <w:t>* La conformidad refleja si la intención del mensaje se clasificó correctamente según el catálogo; el manejo del caso por defecto, aunque correcto desde el punto de vista del flujo, no se computa como interpretación de la intención.</w:t>
       </w:r>
     </w:p>
     <w:p/>
     <w:p>
       <w:r>
-        <w:t>Estas limitaciones son inherentes al diseño del sistema: al tratarse de un intérprete determiní</w:t>
-      </w:r>
-      <w:r>
-        <w:t xml:space="preserve">stico basado en reglas de </w:t>
-      </w:r>
-      <w:proofErr w:type="spellStart"/>
-      <w:r>
-        <w:t>pattern</w:t>
-      </w:r>
-      <w:proofErr w:type="spellEnd"/>
-      <w:r>
-        <w:t xml:space="preserve"> </w:t>
-      </w:r>
-      <w:proofErr w:type="spellStart"/>
-      <w:r>
-        <w:t>matching</w:t>
-      </w:r>
-      <w:proofErr w:type="spellEnd"/>
-      <w:r>
-        <w:t xml:space="preserve">, el Bot </w:t>
-      </w:r>
-      <w:proofErr w:type="spellStart"/>
-      <w:r>
-        <w:t>Router</w:t>
-      </w:r>
-      <w:proofErr w:type="spellEnd"/>
-      <w:r>
-        <w:t xml:space="preserve"> no posee capacidad de generalización semántica. Cada entrada debe ajustarse a un patrón predefinido para ser clasificada correctamente. El caso 2 evidencia una coincidencia fortuita: aunque la clasi</w:t>
-      </w:r>
-      <w:r>
-        <w:t>ficación es correcta, el mecanismo de detección no funciona como se espera, ya que la puntuación impide el match exacto y la intención se resuelve por el caso por defecto. Este tipo de comportamiento, aunque funcional en el corto plazo, representa un riesg</w:t>
-      </w:r>
-      <w:r>
-        <w:t>o en escenarios donde la intención por defecto pudiera diferir de la intención del usuario.</w:t>
-      </w:r>
+        <w:t>Estas limitaciones son inherentes al diseño del sistema: al tratarse de un intérprete determinístico basado en reglas de pattern matching, el Bot Router no posee capacidad de generalización semántica. Cada entrada debe ajustarse a un patrón predefinido para ser clasificada correctamente. El caso 2 evidencia esta limitación de manera directa: el mensaje «HOLA!», que corresponde al menú principal, no se interpreta porque la puntuación impide el match exacto con el patrón «hola», y la entrada se resuelve por el caso por defecto. Este tipo de comportamiento representa un riesgo en escenarios donde la intención por defecto pudiera diferir de la intención del usuario.</w:t>
+      </w:r>
+      <w:r/>
+      <w:proofErr w:type="spellStart"/>
+      <w:r/>
+      <w:proofErr w:type="spellEnd"/>
+      <w:r/>
+      <w:proofErr w:type="spellStart"/>
+      <w:r/>
+      <w:proofErr w:type="spellEnd"/>
+      <w:r/>
+      <w:proofErr w:type="spellStart"/>
+      <w:r/>
+      <w:proofErr w:type="spellEnd"/>
+      <w:r/>
+      <w:r/>
+      <w:r/>
     </w:p>
     <w:p/>
     <w:p>
       <w:r>
-        <w:t>Estas limitaciones del enfoque determinístico refuerzan la pertinencia de las líneas de mejora propuestas en el Capítulo 8, particularmente la integración de model</w:t>
-      </w:r>
-      <w:r>
-        <w:t xml:space="preserve">os de lenguaje natural (NLP/LLM) como capa de interpretación semántica. La </w:t>
-      </w:r>
-      <w:r>
-        <w:lastRenderedPageBreak/>
-        <w:t xml:space="preserve">incorporación de un modelo de clasificación de intenciones basado en aprendizaje automático permitiría superar las restricciones del </w:t>
-      </w:r>
-      <w:proofErr w:type="spellStart"/>
-      <w:r>
-        <w:t>matcheo</w:t>
-      </w:r>
-      <w:proofErr w:type="spellEnd"/>
-      <w:r>
-        <w:t xml:space="preserve"> por patrones exactos, habilitando la com</w:t>
-      </w:r>
-      <w:r>
-        <w:t>prensión de solicitudes en lenguaje natural y la validación contextual de selecciones fuera de rango.</w:t>
-      </w:r>
+        <w:t>Estas limitaciones del enfoque determinístico refuerzan la pertinencia de las líneas de mejora propuestas en el Capítulo 8, particularmente la integración de modelos de lenguaje natural (NLP/LLM) como componente adaptativo de interpretación de intenciones. La incorporación de un modelo de clasificación de intenciones basado en aprendizaje automático permitiría superar las restricciones del matcheo por patrones exactos, habilitando la comprensión de solicitudes en lenguaje natural y la validación contextual de selecciones fuera de rango.</w:t>
+      </w:r>
+      <w:r/>
+      <w:r/>
+      <w:proofErr w:type="spellStart"/>
+      <w:r/>
+      <w:proofErr w:type="spellEnd"/>
+      <w:r/>
+      <w:r/>
     </w:p>
     <w:p>
       <w:pPr>
@@ -12728,17 +12851,12 @@
         <w:jc w:val="both"/>
       </w:pPr>
       <w:r>
-        <w:lastRenderedPageBreak/>
-        <w:t xml:space="preserve">El segundo resultado de particular relevancia teórica es el relacionado con el componente de interpretación de lenguaje natural. Los resultados demuestran que la implementación de este componente mediante reglas determinísticas de normalización y clasificación de intenciones permite alcanzar un comportamiento predecible y verificable, con una precisión del 100% en las rutas cubiertas, validando los postulados de Russell y </w:t>
-      </w:r>
-      <w:proofErr w:type="spellStart"/>
-      <w:r>
-        <w:t>Norvig</w:t>
-      </w:r>
-      <w:proofErr w:type="spellEnd"/>
-      <w:r>
-        <w:t xml:space="preserve"> (2021) sobre la adecuación de los enfoques basados en reglas para dominios acotados. La discusión sobre la incorporación de modelos de lenguaje de gran escala queda planteada en términos de extensión futura: la variabilidad del comportamiento ante entradas similares y la dependencia de servicios externos que estos modelos introducen constituyen restricciones que el diseñador de sistemas de automatización debe considerar y gestionar explícitamente.</w:t>
-      </w:r>
+        <w:t>El segundo resultado de particular relevancia teórica es el relacionado con el componente de interpretación de lenguaje natural. Los resultados demuestran que la implementación de este componente mediante reglas determinísticas de normalización y clasificación de intenciones permite alcanzar un comportamiento predecible y verificable, con una tasa de conformidad del 100 % sobre las rutas cubiertas. Esta evidencia respalda una afirmación acotada al dominio del sistema: un clasificador basado en reglas resulta suficiente cuando el espacio de entradas está delimitado y documentado, resultado que no se generaliza a dominios abiertos. La discusión sobre la incorporación de modelos de lenguaje de gran escala queda planteada en términos de extensión futura: la variabilidad del comportamiento ante entradas similares y la dependencia de servicios externos que estos modelos introducen constituyen restricciones que el diseñador de sistemas de automatización debe considerar y gestionar explícitamente.</w:t>
+      </w:r>
+      <w:proofErr w:type="spellStart"/>
+      <w:r/>
+      <w:proofErr w:type="spellEnd"/>
+      <w:r/>
     </w:p>
     <w:p>
       <w:pPr>
@@ -12778,8 +12896,7 @@
         <w:t xml:space="preserve">La dimensión de la capacidad refiere al alcance funcional del sistema, es decir, al conjunto de tareas que el sistema es capaz de realizar y al nivel de calidad con que </w:t>
       </w:r>
       <w:r>
-        <w:lastRenderedPageBreak/>
-        <w:t>las realiza. En el sistema desarrollado, la incorporación del componente de inteligencia artificial es la decisión de diseño que más contribuye a ampliar la capacidad del sistema, al introducir la posibilidad de procesar lenguaje natural de manera flexible. Sin embargo, el uso de un modelo de lenguaje de gran escala a través de una API introduce un costo significativo en términos económicos —cuantificable en el costo por solicitud— y computacionales —manifestado en la latencia del componente.</w:t>
+        <w:t>las realiza. En el modelo híbrido propuesto, la incorporación de un componente de inteligencia artificial constituiría la decisión de diseño que más contribuiría a ampliar la capacidad del sistema, al introducir la posibilidad de procesar lenguaje natural de manera flexible. Sin embargo, el uso de un modelo de lenguaje de gran escala a través de una API introduciría un costo significativo en términos económicos —cuantificable en el costo por solicitud— y computacionales —manifestado en la latencia del componente—, tensiones que el prototipo desarrollado evita al adoptar la variante determinística.</w:t>
       </w:r>
     </w:p>
     <w:p>
@@ -12789,7 +12906,7 @@
         <w:jc w:val="both"/>
       </w:pPr>
       <w:r>
-        <w:t>La dimensión del control refiere al grado en que el comportamiento del sistema puede ser previsto, verificado y corregido por sus diseñadores y operadores. Los sistemas puramente determinísticos ofrecen un control total sobre sus resultados, dado que cada salida puede ser predicha con certeza a partir de las entradas y de las reglas implementadas. Por el contrario, los sistemas que incorporan componentes probabilísticos, como los modelos de lenguaje de gran escala, sacrifican parte de este control a cambio de mayor flexibilidad y capacidad de adaptación. En el sistema desarrollado, esta pérdida de control se manifiesta en la variabilidad de las respuestas del modelo y en la dificultad de garantizar que el sistema siempre producirá el resultado esperado ante una entrada determinada.</w:t>
+        <w:t>La dimensión del control refiere al grado en que el comportamiento del sistema puede ser previsto, verificado y corregido por sus diseñadores y operadores. Los sistemas puramente determinísticos ofrecen un control total sobre sus resultados, dado que cada salida puede ser predicha con certeza a partir de las entradas y de las reglas implementadas. Por el contrario, los sistemas que incorporan componentes probabilísticos, como los modelos de lenguaje de gran escala, sacrifican parte de este control a cambio de mayor flexibilidad y capacidad de adaptación. En el prototipo desarrollado, que adopta la variante determinística, esta pérdida de control no se manifiesta: cada salida puede predecirse a partir de las entradas y de las reglas implementadas. La variabilidad en la respuesta aparecería recién al incorporar el componente adaptativo previsto en la arquitectura.</w:t>
       </w:r>
     </w:p>
     <w:p>
@@ -12799,12 +12916,12 @@
         <w:jc w:val="both"/>
       </w:pPr>
       <w:r>
-        <w:t>La gestión de esta tensión no consiste en la eliminación de alguna de sus dimensiones, lo cual resultaría imposible, sino en la adopción de compromisos explícitos y fundamentados entre ellas. El sistema desarrollado representa una opción específica dentro del espacio de compromiso definido por esta tensión: prioriza la accesibilidad económica y la amplitud de capacidades, aceptando un nivel de control reducido como consecuencia de la incorporación del componente de inteligencia artificial. Esta opción puede no ser la más adecuada para todos los contextos posibles, pero se adapta bien a los requisitos del entorno considerado en la investigación.</w:t>
-      </w:r>
-    </w:p>
-    <w:p>
-      <w:r>
-        <w:t>En términos cuantitativos, el costo de implementación del sistema prototipo —inferior a USD 50 anuales en infraestructura de auto-hospedaje— contrasta con los modelos de precios de las plataformas iPaaS empresariales como MuleSoft o Dell Boomi, cuyo costo de licenciamiento supera ampliamente las capacidades de inversión de las pequeñas organizaciones consideradas en esta investigación (Lacity y Willcocks, 2016; Ajimati et al., 2025). Sin embargo, esta reducción de costo se compensa con limitaciones en la capacidad de procesamiento paralelo y en la robustez ante fallos, aspectos que serían críticos en entornos de alta disponibilidad. Este hallazgo confirma la hipótesis de trabajo y refuerza la propuesta de un modelo híbrido que prioriza la accesibilidad sin descartar la escalabilidad futura.</w:t>
+        <w:t>La gestión de esta tensión no consiste en la eliminación de alguna de sus dimensiones, lo cual resultaría imposible, sino en la adopción de compromisos explícitos y fundamentados entre ellas. El sistema desarrollado representa una opción específica dentro del espacio de compromiso definido por esta tensión: prioriza la accesibilidad económica y el control total sobre los resultados, adoptando la variante determinística del componente de interpretación y dejando la arquitectura preparada para incorporar el componente adaptativo en una versión extendida, cuando la relación costo-capacidad lo justifique. Esta opción puede no ser la más adecuada para todos los contextos posibles, pero se adapta bien a los requisitos del entorno considerado en la investigación.</w:t>
+      </w:r>
+    </w:p>
+    <w:p>
+      <w:r>
+        <w:t>En términos cuantitativos, el costo de implementación del sistema prototipo —inferior a USD 50 anuales en infraestructura de auto-hospedaje— contrasta con los modelos de precios de las plataformas iPaaS empresariales como MuleSoft o Dell Boomi, cuyo costo de licenciamiento supera ampliamente las capacidades de inversión de las pequeñas organizaciones consideradas en esta investigación (Lacity y Willcocks, 2016b; Ajimati et al., 2025). Sin embargo, esta reducción de costo se compensa con limitaciones en la capacidad de procesamiento paralelo y en la robustez ante fallos, aspectos que serían críticos en entornos de alta disponibilidad. Este hallazgo confirma la hipótesis de trabajo y refuerza la propuesta de un modelo híbrido que prioriza la accesibilidad sin descartar la escalabilidad futura.</w:t>
       </w:r>
     </w:p>
     <w:p>
@@ -12825,8 +12942,7 @@
         <w:t xml:space="preserve">Uno de los aportes más relevantes de la presente investigación en términos conceptuales es la formulación de un modelo híbrido de automatización, en el cual se </w:t>
       </w:r>
       <w:r>
-        <w:lastRenderedPageBreak/>
-        <w:t>integran de manera coherente componentes determinísticos y componentes adaptativos. Este modelo trasciende la dicotomía tradicional entre sistemas de automatización basados en reglas, que ofrecen control y predictibilidad, y sistemas basados en inteligencia artificial, que ofrecen flexibilidad y adaptabilidad, proponiendo una arquitectura que combina las ventajas de ambos paradigmas.</w:t>
+        <w:t>integran de manera coherente componentes determinísticos y componentes adaptativos. Este modelo trasciende la dicotomía tradicional entre sistemas de automatización basados en reglas, que ofrecen control y predictibilidad, y sistemas basados en inteligencia artificial, que ofrecen flexibilidad y adaptabilidad, proponiendo una arquitectura que combina las ventajas de ambos paradigmas. En la presente investigación se implementa y valida la rama determinística del modelo; la rama adaptativa queda formalmente definida, con su interfaz de integración especificada y pendiente de validación empírica.</w:t>
       </w:r>
     </w:p>
     <w:p>
@@ -12856,7 +12972,7 @@
         <w:jc w:val="both"/>
       </w:pPr>
       <w:r>
-        <w:t>El modelo híbrido propuesto tiene implicaciones que van más allá del sistema específico desarrollado en esta investigación. Constituye un principio arquitectónico generalizable que puede ser aplicado al diseño de distintos tipos de sistemas de automatización que requieran integrar capacidades de comprensión del lenguaje natural con la ejecución controlada de flujos de trabajo predefinidos. En este sentido, la contribución conceptual de la investigación no se limita al prototipo desarrollado, sino que se extiende al ámbito más amplio del diseño de sistemas de automatización inteligentes.</w:t>
+        <w:t>El modelo híbrido propuesto tiene implicaciones que van más allá del sistema específico desarrollado en esta investigación. Constituye un principio arquitectónico generalizable que puede ser aplicado al diseño de distintos tipos de sistemas de automatización que requieran integrar capacidades de comprensión del lenguaje natural con la ejecución controlada de flujos de trabajo predefinidos. En este sentido, la contribución conceptual de la investigación no se limita al prototipo desarrollado, sino que se extiende al ámbito más amplio del diseño de sistemas de automatización con arquitectura preparada para incorporar capacidades de interpretación de lenguaje natural.</w:t>
       </w:r>
     </w:p>
     <w:p>
@@ -12999,7 +13115,7 @@
         <w:jc w:val="both"/>
       </w:pPr>
       <w:r>
-        <w:t>La tercera conclusión relevante es la formulación del modelo híbrido de automatización como contribución conceptual de la investigación. Este modelo, que integra componentes determinísticos y adaptativos en una arquitectura coherente, proporciona un marco conceptual generalizable que puede orientar el diseño de sistemas de automatización más allá del prototipo específico desarrollado en este trabajo. La distinción entre la lógica determinística que gobierna los flujos de automatización y la lógica adaptativa que gestiona la comprensión del lenguaje natural constituye un principio de diseño que puede ser aplicado en una amplia variedad de contextos.</w:t>
+        <w:t>La tercera conclusión relevante es la formulación del modelo híbrido de automatización como contribución conceptual de la investigación. Este modelo, que integra componentes determinísticos y adaptativos en una arquitectura coherente, proporciona un marco conceptual generalizable que puede orientar el diseño de sistemas de automatización más allá del prototipo específico desarrollado en este trabajo. La validación empírica alcanza en esta investigación a la rama determinística; la rama adaptativa queda formulada como propuesta, con la interfaz de integración definida y pendiente de validación. La distinción entre la lógica determinística que gobierna los flujos de automatización y la lógica adaptativa que gestiona la comprensión del lenguaje natural constituye un principio de diseño que puede ser aplicado en una amplia variedad de contextos.</w:t>
       </w:r>
     </w:p>
     <w:p>
@@ -13134,7 +13250,7 @@
         <w:pStyle w:val="Ttulo2"/>
       </w:pPr>
       <w:r>
-        <w:t>8.3 Gestión de la dependencia de IA y optimización semántica</w:t>
+        <w:t>8.3 Preparación de la arquitectura para componentes adaptativos y optimización de la interpretación</w:t>
       </w:r>
     </w:p>
     <w:p>
@@ -13144,7 +13260,7 @@
         <w:jc w:val="both"/>
       </w:pPr>
       <w:r>
-        <w:t>La tercera recomendación se vincula con la gestión de la dependencia del componente de inteligencia artificial y con la mejora de la precisión semántica del sistema. En el mediano plazo, se recomienda explorar la posibilidad de implementar mecanismos de validación de las respuestas del modelo de lenguaje que permitan detectar automáticamente las situaciones en que la respuesta generada no cumple con los requisitos del flujo de automatización, solicitando una nueva respuesta o recurriendo a estrategias alternativas de interpretación.</w:t>
+        <w:t>La tercera recomendación se vincula con la gestión de la dependencia que introduciría un componente de inteligencia artificial en una versión extendida del sistema y con la mejora de la precisión de la interpretación. En el mediano plazo, y en caso de incorporarse la rama adaptativa prevista en la arquitectura, se recomienda explorar la implementación de mecanismos de validación de las respuestas del modelo de lenguaje que permitan detectar automáticamente las situaciones en que la respuesta generada no cumple con los requisitos del flujo de automatización, solicitando una nueva respuesta o recurriendo a estrategias alternativas de interpretación.</w:t>
       </w:r>
     </w:p>
     <w:p>
@@ -13280,7 +13396,7 @@
         <w:jc w:val="both"/>
       </w:pPr>
       <w:r>
-        <w:t>En tercer lugar, la exploración de enfoques de ajuste fino de modelos de lenguaje de menor tamaño para tareas específicas de automatización podría permitir reducir significativamente la dependencia de servicios externos sin sacrificar la precisión semántica del sistema. Finalmente, el diseño de metodologías de evaluación más rigurosas para sistemas de automatización que incorporan componentes de inteligencia artificial constituye una contribución metodológica valiosa que trascendería los límites del sistema específico desarrollado en esta investigación.</w:t>
+        <w:t>En tercer lugar, la exploración de enfoques de ajuste fino de modelos de lenguaje de menor tamaño para tareas específicas de automatización podría permitir reducir significativamente la dependencia de servicios externos sin sacrificar la precisión de la interpretación del sistema. Finalmente, el diseño de metodologías de evaluación más rigurosas para sistemas de automatización que incorporan componentes de inteligencia artificial constituye una contribución metodológica valiosa que trascendería los límites del sistema específico desarrollado en esta investigación.</w:t>
       </w:r>
     </w:p>
     <w:p>
@@ -13446,7 +13562,7 @@
           <w:sz w:val="22"/>
           <w:szCs w:val="22"/>
         </w:rPr>
-        <w:t>Bass, L., Clements, P., &amp; Kazman, R. (2012). Software Architecture in Practice (3rd ed.). Addison-Wesley Professional. ISBN: 978-0-321-81573-6.</w:t>
+        <w:t>Bass, L., Clements, P., &amp; Kazman, R. (2012). Software Architecture in Practice (3rd ed.). Addison-Wesley Professional.</w:t>
       </w:r>
       <w:proofErr w:type="spellStart"/>
       <w:proofErr w:type="spellEnd"/>
@@ -14106,108 +14222,85 @@
         <w:ind w:left="720" w:hanging="720"/>
         <w:jc w:val="both"/>
       </w:pPr>
-      <w:r>
-        <w:rPr>
-          <w:sz w:val="22"/>
-          <w:szCs w:val="22"/>
-        </w:rPr>
-        <w:t xml:space="preserve">Gamma, E., Helm, R., Johnson, R., &amp; </w:t>
-      </w:r>
-      <w:proofErr w:type="spellStart"/>
-      <w:r>
-        <w:rPr>
-          <w:sz w:val="22"/>
-          <w:szCs w:val="22"/>
-        </w:rPr>
-        <w:t>Vlissides</w:t>
-      </w:r>
-      <w:proofErr w:type="spellEnd"/>
-      <w:r>
-        <w:rPr>
-          <w:sz w:val="22"/>
-          <w:szCs w:val="22"/>
-        </w:rPr>
-        <w:t xml:space="preserve">, J. (1994). </w:t>
-      </w:r>
-      <w:proofErr w:type="spellStart"/>
-      <w:r>
-        <w:rPr>
-          <w:sz w:val="22"/>
-          <w:szCs w:val="22"/>
-        </w:rPr>
-        <w:t>Design</w:t>
-      </w:r>
-      <w:proofErr w:type="spellEnd"/>
-      <w:r>
-        <w:rPr>
-          <w:sz w:val="22"/>
-          <w:szCs w:val="22"/>
-        </w:rPr>
-        <w:t xml:space="preserve"> </w:t>
-      </w:r>
-      <w:proofErr w:type="spellStart"/>
-      <w:r>
-        <w:rPr>
-          <w:sz w:val="22"/>
-          <w:szCs w:val="22"/>
-        </w:rPr>
-        <w:t>patterns</w:t>
-      </w:r>
-      <w:proofErr w:type="spellEnd"/>
-      <w:r>
-        <w:rPr>
-          <w:sz w:val="22"/>
-          <w:szCs w:val="22"/>
-        </w:rPr>
-        <w:t xml:space="preserve">: </w:t>
-      </w:r>
-      <w:proofErr w:type="spellStart"/>
-      <w:r>
-        <w:rPr>
-          <w:sz w:val="22"/>
-          <w:szCs w:val="22"/>
-        </w:rPr>
-        <w:t>Elements</w:t>
-      </w:r>
-      <w:proofErr w:type="spellEnd"/>
-      <w:r>
-        <w:rPr>
-          <w:sz w:val="22"/>
-          <w:szCs w:val="22"/>
-        </w:rPr>
-        <w:t xml:space="preserve"> </w:t>
-      </w:r>
-      <w:proofErr w:type="spellStart"/>
-      <w:r>
-        <w:rPr>
-          <w:sz w:val="22"/>
-          <w:szCs w:val="22"/>
-        </w:rPr>
-        <w:t>of</w:t>
-      </w:r>
-      <w:proofErr w:type="spellEnd"/>
-      <w:r>
-        <w:rPr>
-          <w:sz w:val="22"/>
-          <w:szCs w:val="22"/>
-        </w:rPr>
-        <w:t xml:space="preserve"> reusable </w:t>
-      </w:r>
-      <w:proofErr w:type="spellStart"/>
-      <w:r>
-        <w:rPr>
-          <w:sz w:val="22"/>
-          <w:szCs w:val="22"/>
-        </w:rPr>
-        <w:t>object-oriented</w:t>
-      </w:r>
-      <w:proofErr w:type="spellEnd"/>
-      <w:r>
-        <w:rPr>
-          <w:sz w:val="22"/>
-          <w:szCs w:val="22"/>
-        </w:rPr>
-        <w:t xml:space="preserve"> software. Addison-Wesley Professional.</w:t>
+      <w:proofErr w:type="spellStart"/>
+      <w:r>
+        <w:rPr>
+          <w:sz w:val="22"/>
+          <w:szCs w:val="22"/>
+        </w:rPr>
+        <w:t>Goodfellow</w:t>
+      </w:r>
+      <w:proofErr w:type="spellEnd"/>
+      <w:r>
+        <w:rPr>
+          <w:sz w:val="22"/>
+          <w:szCs w:val="22"/>
+        </w:rPr>
+        <w:t xml:space="preserve">, I., </w:t>
+      </w:r>
+      <w:proofErr w:type="spellStart"/>
+      <w:r>
+        <w:rPr>
+          <w:sz w:val="22"/>
+          <w:szCs w:val="22"/>
+        </w:rPr>
+        <w:t>Bengio</w:t>
+      </w:r>
+      <w:proofErr w:type="spellEnd"/>
+      <w:r>
+        <w:rPr>
+          <w:sz w:val="22"/>
+          <w:szCs w:val="22"/>
+        </w:rPr>
+        <w:t xml:space="preserve">, Y., &amp; </w:t>
+      </w:r>
+      <w:proofErr w:type="spellStart"/>
+      <w:r>
+        <w:rPr>
+          <w:sz w:val="22"/>
+          <w:szCs w:val="22"/>
+        </w:rPr>
+        <w:t>Courville</w:t>
+      </w:r>
+      <w:proofErr w:type="spellEnd"/>
+      <w:r>
+        <w:rPr>
+          <w:sz w:val="22"/>
+          <w:szCs w:val="22"/>
+        </w:rPr>
+        <w:t xml:space="preserve">, A. (2016). Deep </w:t>
+      </w:r>
+      <w:proofErr w:type="spellStart"/>
+      <w:r>
+        <w:rPr>
+          <w:sz w:val="22"/>
+          <w:szCs w:val="22"/>
+        </w:rPr>
+        <w:t>learning</w:t>
+      </w:r>
+      <w:proofErr w:type="spellEnd"/>
+      <w:r>
+        <w:rPr>
+          <w:sz w:val="22"/>
+          <w:szCs w:val="22"/>
+        </w:rPr>
+        <w:t xml:space="preserve">. MIT </w:t>
+      </w:r>
+      <w:proofErr w:type="spellStart"/>
+      <w:r>
+        <w:rPr>
+          <w:sz w:val="22"/>
+          <w:szCs w:val="22"/>
+        </w:rPr>
+        <w:t>Press</w:t>
+      </w:r>
+      <w:proofErr w:type="spellEnd"/>
+      <w:r>
+        <w:rPr>
+          <w:sz w:val="22"/>
+          <w:szCs w:val="22"/>
+        </w:rPr>
+        <w:t>.</w:t>
       </w:r>
     </w:p>
     <w:p>
@@ -14216,86 +14309,49 @@
         <w:ind w:left="720" w:hanging="720"/>
         <w:jc w:val="both"/>
       </w:pPr>
-      <w:proofErr w:type="spellStart"/>
-      <w:r>
-        <w:rPr>
-          <w:sz w:val="22"/>
-          <w:szCs w:val="22"/>
-        </w:rPr>
-        <w:t>Goodfellow</w:t>
-      </w:r>
-      <w:proofErr w:type="spellEnd"/>
-      <w:r>
-        <w:rPr>
-          <w:sz w:val="22"/>
-          <w:szCs w:val="22"/>
-        </w:rPr>
-        <w:t xml:space="preserve">, I., </w:t>
-      </w:r>
-      <w:proofErr w:type="spellStart"/>
-      <w:r>
-        <w:rPr>
-          <w:sz w:val="22"/>
-          <w:szCs w:val="22"/>
-        </w:rPr>
-        <w:t>Bengio</w:t>
-      </w:r>
-      <w:proofErr w:type="spellEnd"/>
-      <w:r>
-        <w:rPr>
-          <w:sz w:val="22"/>
-          <w:szCs w:val="22"/>
-        </w:rPr>
-        <w:t xml:space="preserve">, Y., &amp; </w:t>
-      </w:r>
-      <w:proofErr w:type="spellStart"/>
-      <w:r>
-        <w:rPr>
-          <w:sz w:val="22"/>
-          <w:szCs w:val="22"/>
-        </w:rPr>
-        <w:t>Courville</w:t>
-      </w:r>
-      <w:proofErr w:type="spellEnd"/>
-      <w:r>
-        <w:rPr>
-          <w:sz w:val="22"/>
-          <w:szCs w:val="22"/>
-        </w:rPr>
-        <w:t xml:space="preserve">, A. (2016). Deep </w:t>
-      </w:r>
-      <w:proofErr w:type="spellStart"/>
-      <w:r>
-        <w:rPr>
-          <w:sz w:val="22"/>
-          <w:szCs w:val="22"/>
-        </w:rPr>
-        <w:t>learning</w:t>
-      </w:r>
-      <w:proofErr w:type="spellEnd"/>
-      <w:r>
-        <w:rPr>
-          <w:sz w:val="22"/>
-          <w:szCs w:val="22"/>
-        </w:rPr>
-        <w:t xml:space="preserve">. MIT </w:t>
-      </w:r>
-      <w:proofErr w:type="spellStart"/>
-      <w:r>
-        <w:rPr>
-          <w:sz w:val="22"/>
-          <w:szCs w:val="22"/>
-        </w:rPr>
-        <w:t>Press</w:t>
-      </w:r>
-      <w:proofErr w:type="spellEnd"/>
-      <w:r>
-        <w:rPr>
-          <w:sz w:val="22"/>
-          <w:szCs w:val="22"/>
-        </w:rPr>
-        <w:t>.</w:t>
-      </w:r>
+      <w:r>
+        <w:rPr>
+          <w:sz w:val="22"/>
+          <w:szCs w:val="22"/>
+        </w:rPr>
+        <w:t>He, J., Chen, S., Zhang, F., &amp; Yang, Z. (2024). From Words to Actions: Unveiling the Theoretical Underpinnings of LLM-Driven Autonomous Systems. Proceedings of the 41st International Conference on Machine Learning (ICML), 17807–17841. https://doi.org/10.48550/arXiv.2405.16253</w:t>
+      </w:r>
+      <w:proofErr w:type="spellStart"/>
+      <w:proofErr w:type="spellEnd"/>
+      <w:proofErr w:type="spellStart"/>
+      <w:proofErr w:type="spellEnd"/>
+      <w:proofErr w:type="spellStart"/>
+      <w:proofErr w:type="spellEnd"/>
+      <w:proofErr w:type="spellStart"/>
+      <w:proofErr w:type="spellEnd"/>
+      <w:proofErr w:type="spellStart"/>
+      <w:proofErr w:type="spellEnd"/>
+      <w:proofErr w:type="spellStart"/>
+      <w:proofErr w:type="spellEnd"/>
+      <w:proofErr w:type="spellStart"/>
+      <w:proofErr w:type="spellEnd"/>
+      <w:proofErr w:type="spellStart"/>
+      <w:proofErr w:type="spellEnd"/>
+      <w:proofErr w:type="spellStart"/>
+      <w:proofErr w:type="spellEnd"/>
+      <w:proofErr w:type="spellStart"/>
+      <w:proofErr w:type="spellEnd"/>
+      <w:proofErr w:type="spellStart"/>
+      <w:proofErr w:type="spellEnd"/>
+      <w:proofErr w:type="spellStart"/>
+      <w:proofErr w:type="spellEnd"/>
+      <w:proofErr w:type="spellStart"/>
+      <w:proofErr w:type="spellEnd"/>
+      <w:proofErr w:type="spellStart"/>
+      <w:proofErr w:type="spellEnd"/>
+      <w:proofErr w:type="spellStart"/>
+      <w:proofErr w:type="spellEnd"/>
+      <w:proofErr w:type="spellStart"/>
+      <w:proofErr w:type="spellEnd"/>
+      <w:proofErr w:type="spellStart"/>
+      <w:proofErr w:type="spellEnd"/>
+      <w:proofErr w:type="spellStart"/>
+      <w:proofErr w:type="spellEnd"/>
     </w:p>
     <w:p>
       <w:pPr>
@@ -14303,49 +14359,134 @@
         <w:ind w:left="720" w:hanging="720"/>
         <w:jc w:val="both"/>
       </w:pPr>
-      <w:r>
-        <w:rPr>
-          <w:sz w:val="22"/>
-          <w:szCs w:val="22"/>
-        </w:rPr>
-        <w:t>He, J., Chen, S., Zhang, F., &amp; Yang, Z. (2024). From Words to Actions: Unveiling the Theoretical Underpinnings of LLM-Driven Autonomous Systems. Proceedings of the 41st International Conference on Machine Learning (ICML), 17807–17841. https://doi.org/10.48550/arXiv.2405.16253</w:t>
-      </w:r>
-      <w:proofErr w:type="spellStart"/>
-      <w:proofErr w:type="spellEnd"/>
-      <w:proofErr w:type="spellStart"/>
-      <w:proofErr w:type="spellEnd"/>
-      <w:proofErr w:type="spellStart"/>
-      <w:proofErr w:type="spellEnd"/>
-      <w:proofErr w:type="spellStart"/>
-      <w:proofErr w:type="spellEnd"/>
-      <w:proofErr w:type="spellStart"/>
-      <w:proofErr w:type="spellEnd"/>
-      <w:proofErr w:type="spellStart"/>
-      <w:proofErr w:type="spellEnd"/>
-      <w:proofErr w:type="spellStart"/>
-      <w:proofErr w:type="spellEnd"/>
-      <w:proofErr w:type="spellStart"/>
-      <w:proofErr w:type="spellEnd"/>
-      <w:proofErr w:type="spellStart"/>
-      <w:proofErr w:type="spellEnd"/>
-      <w:proofErr w:type="spellStart"/>
-      <w:proofErr w:type="spellEnd"/>
-      <w:proofErr w:type="spellStart"/>
-      <w:proofErr w:type="spellEnd"/>
-      <w:proofErr w:type="spellStart"/>
-      <w:proofErr w:type="spellEnd"/>
-      <w:proofErr w:type="spellStart"/>
-      <w:proofErr w:type="spellEnd"/>
-      <w:proofErr w:type="spellStart"/>
-      <w:proofErr w:type="spellEnd"/>
-      <w:proofErr w:type="spellStart"/>
-      <w:proofErr w:type="spellEnd"/>
-      <w:proofErr w:type="spellStart"/>
-      <w:proofErr w:type="spellEnd"/>
-      <w:proofErr w:type="spellStart"/>
-      <w:proofErr w:type="spellEnd"/>
-      <w:proofErr w:type="spellStart"/>
-      <w:proofErr w:type="spellEnd"/>
+      <w:proofErr w:type="spellStart"/>
+      <w:r>
+        <w:rPr>
+          <w:sz w:val="22"/>
+          <w:szCs w:val="22"/>
+        </w:rPr>
+        <w:t>Hohpe</w:t>
+      </w:r>
+      <w:proofErr w:type="spellEnd"/>
+      <w:r>
+        <w:rPr>
+          <w:sz w:val="22"/>
+          <w:szCs w:val="22"/>
+        </w:rPr>
+        <w:t xml:space="preserve">, G., &amp; Woolf, B. (2003). Enterprise </w:t>
+      </w:r>
+      <w:proofErr w:type="spellStart"/>
+      <w:r>
+        <w:rPr>
+          <w:sz w:val="22"/>
+          <w:szCs w:val="22"/>
+        </w:rPr>
+        <w:t>integration</w:t>
+      </w:r>
+      <w:proofErr w:type="spellEnd"/>
+      <w:r>
+        <w:rPr>
+          <w:sz w:val="22"/>
+          <w:szCs w:val="22"/>
+        </w:rPr>
+        <w:t xml:space="preserve"> </w:t>
+      </w:r>
+      <w:proofErr w:type="spellStart"/>
+      <w:r>
+        <w:rPr>
+          <w:sz w:val="22"/>
+          <w:szCs w:val="22"/>
+        </w:rPr>
+        <w:t>patterns</w:t>
+      </w:r>
+      <w:proofErr w:type="spellEnd"/>
+      <w:r>
+        <w:rPr>
+          <w:sz w:val="22"/>
+          <w:szCs w:val="22"/>
+        </w:rPr>
+        <w:t xml:space="preserve">: </w:t>
+      </w:r>
+      <w:proofErr w:type="spellStart"/>
+      <w:r>
+        <w:rPr>
+          <w:sz w:val="22"/>
+          <w:szCs w:val="22"/>
+        </w:rPr>
+        <w:t>Designing</w:t>
+      </w:r>
+      <w:proofErr w:type="spellEnd"/>
+      <w:r>
+        <w:rPr>
+          <w:sz w:val="22"/>
+          <w:szCs w:val="22"/>
+        </w:rPr>
+        <w:t xml:space="preserve">, </w:t>
+      </w:r>
+      <w:proofErr w:type="spellStart"/>
+      <w:r>
+        <w:rPr>
+          <w:sz w:val="22"/>
+          <w:szCs w:val="22"/>
+        </w:rPr>
+        <w:t>building</w:t>
+      </w:r>
+      <w:proofErr w:type="spellEnd"/>
+      <w:r>
+        <w:rPr>
+          <w:sz w:val="22"/>
+          <w:szCs w:val="22"/>
+        </w:rPr>
+        <w:t xml:space="preserve">, and </w:t>
+      </w:r>
+      <w:proofErr w:type="spellStart"/>
+      <w:r>
+        <w:rPr>
+          <w:sz w:val="22"/>
+          <w:szCs w:val="22"/>
+        </w:rPr>
+        <w:t>deploying</w:t>
+      </w:r>
+      <w:proofErr w:type="spellEnd"/>
+      <w:r>
+        <w:rPr>
+          <w:sz w:val="22"/>
+          <w:szCs w:val="22"/>
+        </w:rPr>
+        <w:t xml:space="preserve"> </w:t>
+      </w:r>
+      <w:proofErr w:type="spellStart"/>
+      <w:r>
+        <w:rPr>
+          <w:sz w:val="22"/>
+          <w:szCs w:val="22"/>
+        </w:rPr>
+        <w:t>messaging</w:t>
+      </w:r>
+      <w:proofErr w:type="spellEnd"/>
+      <w:r>
+        <w:rPr>
+          <w:sz w:val="22"/>
+          <w:szCs w:val="22"/>
+        </w:rPr>
+        <w:t xml:space="preserve"> </w:t>
+      </w:r>
+      <w:proofErr w:type="spellStart"/>
+      <w:r>
+        <w:rPr>
+          <w:sz w:val="22"/>
+          <w:szCs w:val="22"/>
+        </w:rPr>
+        <w:t>solutions</w:t>
+      </w:r>
+      <w:proofErr w:type="spellEnd"/>
+      <w:r>
+        <w:rPr>
+          <w:sz w:val="22"/>
+          <w:szCs w:val="22"/>
+        </w:rPr>
+        <w:t>. Addison-Wesley Professional.</w:t>
+      </w:r>
     </w:p>
     <w:p>
       <w:pPr>
@@ -14359,23 +14500,55 @@
           <w:sz w:val="22"/>
           <w:szCs w:val="22"/>
         </w:rPr>
-        <w:t>Hohpe</w:t>
-      </w:r>
-      <w:proofErr w:type="spellEnd"/>
-      <w:r>
-        <w:rPr>
-          <w:sz w:val="22"/>
-          <w:szCs w:val="22"/>
-        </w:rPr>
-        <w:t xml:space="preserve">, G., &amp; Woolf, B. (2003). Enterprise </w:t>
-      </w:r>
-      <w:proofErr w:type="spellStart"/>
-      <w:r>
-        <w:rPr>
-          <w:sz w:val="22"/>
-          <w:szCs w:val="22"/>
-        </w:rPr>
-        <w:t>integration</w:t>
+        <w:t>Kleppmann</w:t>
+      </w:r>
+      <w:proofErr w:type="spellEnd"/>
+      <w:r>
+        <w:rPr>
+          <w:sz w:val="22"/>
+          <w:szCs w:val="22"/>
+        </w:rPr>
+        <w:t xml:space="preserve">, M. (2017). </w:t>
+      </w:r>
+      <w:proofErr w:type="spellStart"/>
+      <w:r>
+        <w:rPr>
+          <w:sz w:val="22"/>
+          <w:szCs w:val="22"/>
+        </w:rPr>
+        <w:t>Designing</w:t>
+      </w:r>
+      <w:proofErr w:type="spellEnd"/>
+      <w:r>
+        <w:rPr>
+          <w:sz w:val="22"/>
+          <w:szCs w:val="22"/>
+        </w:rPr>
+        <w:t xml:space="preserve"> data-intensive </w:t>
+      </w:r>
+      <w:proofErr w:type="spellStart"/>
+      <w:r>
+        <w:rPr>
+          <w:sz w:val="22"/>
+          <w:szCs w:val="22"/>
+        </w:rPr>
+        <w:t>applications</w:t>
+      </w:r>
+      <w:proofErr w:type="spellEnd"/>
+      <w:r>
+        <w:rPr>
+          <w:sz w:val="22"/>
+          <w:szCs w:val="22"/>
+        </w:rPr>
+        <w:t xml:space="preserve">: </w:t>
+      </w:r>
+      <w:proofErr w:type="spellStart"/>
+      <w:r>
+        <w:rPr>
+          <w:sz w:val="22"/>
+          <w:szCs w:val="22"/>
+        </w:rPr>
+        <w:t>The</w:t>
       </w:r>
       <w:proofErr w:type="spellEnd"/>
       <w:r>
@@ -14391,23 +14564,39 @@
           <w:sz w:val="22"/>
           <w:szCs w:val="22"/>
         </w:rPr>
-        <w:t>patterns</w:t>
-      </w:r>
-      <w:proofErr w:type="spellEnd"/>
-      <w:r>
-        <w:rPr>
-          <w:sz w:val="22"/>
-          <w:szCs w:val="22"/>
-        </w:rPr>
-        <w:t xml:space="preserve">: </w:t>
-      </w:r>
-      <w:proofErr w:type="spellStart"/>
-      <w:r>
-        <w:rPr>
-          <w:sz w:val="22"/>
-          <w:szCs w:val="22"/>
-        </w:rPr>
-        <w:t>Designing</w:t>
+        <w:t>big</w:t>
+      </w:r>
+      <w:proofErr w:type="spellEnd"/>
+      <w:r>
+        <w:rPr>
+          <w:sz w:val="22"/>
+          <w:szCs w:val="22"/>
+        </w:rPr>
+        <w:t xml:space="preserve"> ideas </w:t>
+      </w:r>
+      <w:proofErr w:type="spellStart"/>
+      <w:r>
+        <w:rPr>
+          <w:sz w:val="22"/>
+          <w:szCs w:val="22"/>
+        </w:rPr>
+        <w:t>behind</w:t>
+      </w:r>
+      <w:proofErr w:type="spellEnd"/>
+      <w:r>
+        <w:rPr>
+          <w:sz w:val="22"/>
+          <w:szCs w:val="22"/>
+        </w:rPr>
+        <w:t xml:space="preserve"> </w:t>
+      </w:r>
+      <w:proofErr w:type="spellStart"/>
+      <w:r>
+        <w:rPr>
+          <w:sz w:val="22"/>
+          <w:szCs w:val="22"/>
+        </w:rPr>
+        <w:t>reliable</w:t>
       </w:r>
       <w:proofErr w:type="spellEnd"/>
       <w:r>
@@ -14423,7 +14612,7 @@
           <w:sz w:val="22"/>
           <w:szCs w:val="22"/>
         </w:rPr>
-        <w:t>building</w:t>
+        <w:t>scalable</w:t>
       </w:r>
       <w:proofErr w:type="spellEnd"/>
       <w:r>
@@ -14439,7 +14628,7 @@
           <w:sz w:val="22"/>
           <w:szCs w:val="22"/>
         </w:rPr>
-        <w:t>deploying</w:t>
+        <w:t>maintainable</w:t>
       </w:r>
       <w:proofErr w:type="spellEnd"/>
       <w:r>
@@ -14455,31 +14644,15 @@
           <w:sz w:val="22"/>
           <w:szCs w:val="22"/>
         </w:rPr>
-        <w:t>messaging</w:t>
-      </w:r>
-      <w:proofErr w:type="spellEnd"/>
-      <w:r>
-        <w:rPr>
-          <w:sz w:val="22"/>
-          <w:szCs w:val="22"/>
-        </w:rPr>
-        <w:t xml:space="preserve"> </w:t>
-      </w:r>
-      <w:proofErr w:type="spellStart"/>
-      <w:r>
-        <w:rPr>
-          <w:sz w:val="22"/>
-          <w:szCs w:val="22"/>
-        </w:rPr>
-        <w:t>solutions</w:t>
-      </w:r>
-      <w:proofErr w:type="spellEnd"/>
-      <w:r>
-        <w:rPr>
-          <w:sz w:val="22"/>
-          <w:szCs w:val="22"/>
-        </w:rPr>
-        <w:t>. Addison-Wesley Professional.</w:t>
+        <w:t>systems</w:t>
+      </w:r>
+      <w:proofErr w:type="spellEnd"/>
+      <w:r>
+        <w:rPr>
+          <w:sz w:val="22"/>
+          <w:szCs w:val="22"/>
+        </w:rPr>
+        <w:t>. O'Reilly Media.</w:t>
       </w:r>
     </w:p>
     <w:p>
@@ -14494,160 +14667,27 @@
           <w:sz w:val="22"/>
           <w:szCs w:val="22"/>
         </w:rPr>
-        <w:t>Kleppmann</w:t>
-      </w:r>
-      <w:proofErr w:type="spellEnd"/>
-      <w:r>
-        <w:rPr>
-          <w:sz w:val="22"/>
-          <w:szCs w:val="22"/>
-        </w:rPr>
-        <w:t xml:space="preserve">, M. (2017). </w:t>
-      </w:r>
-      <w:proofErr w:type="spellStart"/>
-      <w:r>
-        <w:rPr>
-          <w:sz w:val="22"/>
-          <w:szCs w:val="22"/>
-        </w:rPr>
-        <w:t>Designing</w:t>
-      </w:r>
-      <w:proofErr w:type="spellEnd"/>
-      <w:r>
-        <w:rPr>
-          <w:sz w:val="22"/>
-          <w:szCs w:val="22"/>
-        </w:rPr>
-        <w:t xml:space="preserve"> data-intensive </w:t>
-      </w:r>
-      <w:proofErr w:type="spellStart"/>
-      <w:r>
-        <w:rPr>
-          <w:sz w:val="22"/>
-          <w:szCs w:val="22"/>
-        </w:rPr>
-        <w:t>applications</w:t>
-      </w:r>
-      <w:proofErr w:type="spellEnd"/>
-      <w:r>
-        <w:rPr>
-          <w:sz w:val="22"/>
-          <w:szCs w:val="22"/>
-        </w:rPr>
-        <w:t xml:space="preserve">: </w:t>
-      </w:r>
-      <w:proofErr w:type="spellStart"/>
-      <w:r>
-        <w:rPr>
-          <w:sz w:val="22"/>
-          <w:szCs w:val="22"/>
-        </w:rPr>
-        <w:t>The</w:t>
-      </w:r>
-      <w:proofErr w:type="spellEnd"/>
-      <w:r>
-        <w:rPr>
-          <w:sz w:val="22"/>
-          <w:szCs w:val="22"/>
-        </w:rPr>
-        <w:t xml:space="preserve"> </w:t>
-      </w:r>
-      <w:proofErr w:type="spellStart"/>
-      <w:r>
-        <w:rPr>
-          <w:sz w:val="22"/>
-          <w:szCs w:val="22"/>
-        </w:rPr>
-        <w:t>big</w:t>
-      </w:r>
-      <w:proofErr w:type="spellEnd"/>
-      <w:r>
-        <w:rPr>
-          <w:sz w:val="22"/>
-          <w:szCs w:val="22"/>
-        </w:rPr>
-        <w:t xml:space="preserve"> ideas </w:t>
-      </w:r>
-      <w:proofErr w:type="spellStart"/>
-      <w:r>
-        <w:rPr>
-          <w:sz w:val="22"/>
-          <w:szCs w:val="22"/>
-        </w:rPr>
-        <w:t>behind</w:t>
-      </w:r>
-      <w:proofErr w:type="spellEnd"/>
-      <w:r>
-        <w:rPr>
-          <w:sz w:val="22"/>
-          <w:szCs w:val="22"/>
-        </w:rPr>
-        <w:t xml:space="preserve"> </w:t>
-      </w:r>
-      <w:proofErr w:type="spellStart"/>
-      <w:r>
-        <w:rPr>
-          <w:sz w:val="22"/>
-          <w:szCs w:val="22"/>
-        </w:rPr>
-        <w:t>reliable</w:t>
-      </w:r>
-      <w:proofErr w:type="spellEnd"/>
-      <w:r>
-        <w:rPr>
-          <w:sz w:val="22"/>
-          <w:szCs w:val="22"/>
-        </w:rPr>
-        <w:t xml:space="preserve">, </w:t>
-      </w:r>
-      <w:proofErr w:type="spellStart"/>
-      <w:r>
-        <w:rPr>
-          <w:sz w:val="22"/>
-          <w:szCs w:val="22"/>
-        </w:rPr>
-        <w:t>scalable</w:t>
-      </w:r>
-      <w:proofErr w:type="spellEnd"/>
-      <w:r>
-        <w:rPr>
-          <w:sz w:val="22"/>
-          <w:szCs w:val="22"/>
-        </w:rPr>
-        <w:t xml:space="preserve">, and </w:t>
-      </w:r>
-      <w:proofErr w:type="spellStart"/>
-      <w:r>
-        <w:rPr>
-          <w:sz w:val="22"/>
-          <w:szCs w:val="22"/>
-        </w:rPr>
-        <w:t>maintainable</w:t>
-      </w:r>
-      <w:proofErr w:type="spellEnd"/>
-      <w:r>
-        <w:rPr>
-          <w:sz w:val="22"/>
-          <w:szCs w:val="22"/>
-        </w:rPr>
-        <w:t xml:space="preserve"> </w:t>
-      </w:r>
-      <w:proofErr w:type="spellStart"/>
-      <w:r>
-        <w:rPr>
-          <w:sz w:val="22"/>
-          <w:szCs w:val="22"/>
-        </w:rPr>
-        <w:t>systems</w:t>
-      </w:r>
-      <w:proofErr w:type="spellEnd"/>
-      <w:r>
-        <w:rPr>
-          <w:sz w:val="22"/>
-          <w:szCs w:val="22"/>
-        </w:rPr>
-        <w:t>. O'Reilly Media.</w:t>
-      </w:r>
+        <w:t xml:space="preserve">Kleppmann, M., Wiggins, A., Van Hardenberg, P., &amp; McGranaghan, M. (2019). Local-first software: You own your data, in spite of the cloud. Proceedings of the ACM on Programming Languages, 3(OOPSLA), 1–26. https://doi.org/10.1145/3359591.3359737</w:t>
+      </w:r>
+      <w:proofErr w:type="spellEnd"/>
+      <w:proofErr w:type="spellStart"/>
+      <w:proofErr w:type="spellEnd"/>
+      <w:proofErr w:type="spellStart"/>
+      <w:proofErr w:type="spellEnd"/>
+      <w:proofErr w:type="spellStart"/>
+      <w:proofErr w:type="spellEnd"/>
+      <w:proofErr w:type="spellStart"/>
+      <w:proofErr w:type="spellEnd"/>
+      <w:proofErr w:type="spellStart"/>
+      <w:proofErr w:type="spellEnd"/>
+      <w:proofErr w:type="spellStart"/>
+      <w:proofErr w:type="spellEnd"/>
+      <w:proofErr w:type="spellStart"/>
+      <w:proofErr w:type="spellEnd"/>
+      <w:proofErr w:type="spellStart"/>
+      <w:proofErr w:type="spellEnd"/>
+      <w:proofErr w:type="spellStart"/>
+      <w:proofErr w:type="spellEnd"/>
     </w:p>
     <w:p>
       <w:pPr>
@@ -14657,31 +14697,108 @@
       </w:pPr>
       <w:proofErr w:type="spellStart"/>
       <w:r>
-        <w:rPr>
-          <w:sz w:val="22"/>
-          <w:szCs w:val="22"/>
-        </w:rPr>
-        <w:t xml:space="preserve">Kleppmann, M., Wiggins, A., Van Hardenberg, P., &amp; McGranaghan, M. (2019). Local-first software: You own your data, in spite of the cloud. Proceedings of the ACM on Programming Languages, 3(OOPSLA), 1–26. https://doi.org/10.1145/3359591.3359737</w:t>
-      </w:r>
-      <w:proofErr w:type="spellEnd"/>
-      <w:proofErr w:type="spellStart"/>
-      <w:proofErr w:type="spellEnd"/>
-      <w:proofErr w:type="spellStart"/>
-      <w:proofErr w:type="spellEnd"/>
-      <w:proofErr w:type="spellStart"/>
-      <w:proofErr w:type="spellEnd"/>
-      <w:proofErr w:type="spellStart"/>
-      <w:proofErr w:type="spellEnd"/>
-      <w:proofErr w:type="spellStart"/>
-      <w:proofErr w:type="spellEnd"/>
-      <w:proofErr w:type="spellStart"/>
-      <w:proofErr w:type="spellEnd"/>
-      <w:proofErr w:type="spellStart"/>
-      <w:proofErr w:type="spellEnd"/>
-      <w:proofErr w:type="spellStart"/>
-      <w:proofErr w:type="spellEnd"/>
-      <w:proofErr w:type="spellStart"/>
-      <w:proofErr w:type="spellEnd"/>
+        <w:t>Kusal</w:t>
+      </w:r>
+      <w:proofErr w:type="spellEnd"/>
+      <w:r>
+        <w:t xml:space="preserve">, S., </w:t>
+      </w:r>
+      <w:proofErr w:type="spellStart"/>
+      <w:r>
+        <w:t>Patil</w:t>
+      </w:r>
+      <w:proofErr w:type="spellEnd"/>
+      <w:r>
+        <w:t xml:space="preserve">, S., </w:t>
+      </w:r>
+      <w:proofErr w:type="spellStart"/>
+      <w:r>
+        <w:t>Choudrie</w:t>
+      </w:r>
+      <w:proofErr w:type="spellEnd"/>
+      <w:r>
+        <w:t xml:space="preserve">, J., </w:t>
+      </w:r>
+      <w:proofErr w:type="spellStart"/>
+      <w:r>
+        <w:t>Kotecha</w:t>
+      </w:r>
+      <w:proofErr w:type="spellEnd"/>
+      <w:r>
+        <w:t>, K., Mishra, S., &amp; Abraham, A. (2022). AI-</w:t>
+      </w:r>
+      <w:proofErr w:type="spellStart"/>
+      <w:r>
+        <w:t>based</w:t>
+      </w:r>
+      <w:proofErr w:type="spellEnd"/>
+      <w:r>
+        <w:t xml:space="preserve"> </w:t>
+      </w:r>
+      <w:proofErr w:type="spellStart"/>
+      <w:r>
+        <w:t>conversational</w:t>
+      </w:r>
+      <w:proofErr w:type="spellEnd"/>
+      <w:r>
+        <w:t xml:space="preserve"> </w:t>
+      </w:r>
+      <w:proofErr w:type="spellStart"/>
+      <w:r>
+        <w:t>agents</w:t>
+      </w:r>
+      <w:proofErr w:type="spellEnd"/>
+      <w:r>
+        <w:t xml:space="preserve">: A </w:t>
+      </w:r>
+      <w:proofErr w:type="spellStart"/>
+      <w:r>
+        <w:t>scoping</w:t>
+      </w:r>
+      <w:proofErr w:type="spellEnd"/>
+      <w:r>
+        <w:t xml:space="preserve"> </w:t>
+      </w:r>
+      <w:proofErr w:type="spellStart"/>
+      <w:r>
+        <w:t>review</w:t>
+      </w:r>
+      <w:proofErr w:type="spellEnd"/>
+      <w:r>
+        <w:t xml:space="preserve"> </w:t>
+      </w:r>
+      <w:proofErr w:type="spellStart"/>
+      <w:r>
+        <w:t>from</w:t>
+      </w:r>
+      <w:proofErr w:type="spellEnd"/>
+      <w:r>
+        <w:t xml:space="preserve"> </w:t>
+      </w:r>
+      <w:proofErr w:type="spellStart"/>
+      <w:r>
+        <w:t>technologies</w:t>
+      </w:r>
+      <w:proofErr w:type="spellEnd"/>
+      <w:r>
+        <w:t xml:space="preserve"> </w:t>
+      </w:r>
+      <w:proofErr w:type="spellStart"/>
+      <w:r>
+        <w:t>to</w:t>
+      </w:r>
+      <w:proofErr w:type="spellEnd"/>
+      <w:r>
+        <w:t xml:space="preserve"> future </w:t>
+      </w:r>
+      <w:proofErr w:type="spellStart"/>
+      <w:r>
+        <w:t>directions</w:t>
+      </w:r>
+      <w:proofErr w:type="spellEnd"/>
+      <w:r>
+        <w:t>. IEEE Access, 10, 92337–92356. https://doi.org/10.1109/ACCESS.2022.3201144</w:t>
+      </w:r>
     </w:p>
     <w:p>
       <w:pPr>
@@ -14691,107 +14808,99 @@
       </w:pPr>
       <w:proofErr w:type="spellStart"/>
       <w:r>
-        <w:t>Kusal</w:t>
-      </w:r>
-      <w:proofErr w:type="spellEnd"/>
-      <w:r>
-        <w:t xml:space="preserve">, S., </w:t>
-      </w:r>
-      <w:proofErr w:type="spellStart"/>
-      <w:r>
-        <w:t>Patil</w:t>
-      </w:r>
-      <w:proofErr w:type="spellEnd"/>
-      <w:r>
-        <w:t xml:space="preserve">, S., </w:t>
-      </w:r>
-      <w:proofErr w:type="spellStart"/>
-      <w:r>
-        <w:t>Choudrie</w:t>
-      </w:r>
-      <w:proofErr w:type="spellEnd"/>
-      <w:r>
-        <w:t xml:space="preserve">, J., </w:t>
-      </w:r>
-      <w:proofErr w:type="spellStart"/>
-      <w:r>
-        <w:t>Kotecha</w:t>
-      </w:r>
-      <w:proofErr w:type="spellEnd"/>
-      <w:r>
-        <w:t>, K., Mishra, S., &amp; Abraham, A. (2022). AI-</w:t>
-      </w:r>
-      <w:proofErr w:type="spellStart"/>
-      <w:r>
-        <w:t>based</w:t>
-      </w:r>
-      <w:proofErr w:type="spellEnd"/>
-      <w:r>
+        <w:rPr>
+          <w:sz w:val="22"/>
+          <w:szCs w:val="22"/>
+        </w:rPr>
+        <w:t>Lacity</w:t>
+      </w:r>
+      <w:proofErr w:type="spellEnd"/>
+      <w:r>
+        <w:rPr>
+          <w:sz w:val="22"/>
+          <w:szCs w:val="22"/>
+        </w:rPr>
+        <w:t xml:space="preserve">, M., &amp; </w:t>
+      </w:r>
+      <w:proofErr w:type="spellStart"/>
+      <w:r>
+        <w:rPr>
+          <w:sz w:val="22"/>
+          <w:szCs w:val="22"/>
+        </w:rPr>
+        <w:t>Willcocks</w:t>
+      </w:r>
+      <w:proofErr w:type="spellEnd"/>
+      <w:r>
+        <w:rPr>
+          <w:sz w:val="22"/>
+          <w:szCs w:val="22"/>
+        </w:rPr>
+        <w:t xml:space="preserve">, L. (2016a). </w:t>
+      </w:r>
+      <w:proofErr w:type="spellStart"/>
+      <w:r>
+        <w:rPr>
+          <w:sz w:val="22"/>
+          <w:szCs w:val="22"/>
+        </w:rPr>
+        <w:t>Robotic</w:t>
+      </w:r>
+      <w:proofErr w:type="spellEnd"/>
+      <w:r>
+        <w:rPr>
+          <w:sz w:val="22"/>
+          <w:szCs w:val="22"/>
+        </w:rPr>
         <w:t xml:space="preserve"> </w:t>
       </w:r>
       <w:proofErr w:type="spellStart"/>
       <w:r>
-        <w:t>conversational</w:t>
-      </w:r>
-      <w:proofErr w:type="spellEnd"/>
-      <w:r>
+        <w:rPr>
+          <w:sz w:val="22"/>
+          <w:szCs w:val="22"/>
+        </w:rPr>
+        <w:t>Process</w:t>
+      </w:r>
+      <w:proofErr w:type="spellEnd"/>
+      <w:r>
+        <w:rPr>
+          <w:sz w:val="22"/>
+          <w:szCs w:val="22"/>
+        </w:rPr>
         <w:t xml:space="preserve"> </w:t>
       </w:r>
       <w:proofErr w:type="spellStart"/>
       <w:r>
-        <w:t>agents</w:t>
-      </w:r>
-      <w:proofErr w:type="spellEnd"/>
-      <w:r>
-        <w:t xml:space="preserve">: A </w:t>
-      </w:r>
-      <w:proofErr w:type="spellStart"/>
-      <w:r>
-        <w:t>scoping</w:t>
-      </w:r>
-      <w:proofErr w:type="spellEnd"/>
-      <w:r>
-        <w:t xml:space="preserve"> </w:t>
-      </w:r>
-      <w:proofErr w:type="spellStart"/>
-      <w:r>
-        <w:t>review</w:t>
-      </w:r>
-      <w:proofErr w:type="spellEnd"/>
-      <w:r>
-        <w:t xml:space="preserve"> </w:t>
-      </w:r>
-      <w:proofErr w:type="spellStart"/>
-      <w:r>
-        <w:t>from</w:t>
-      </w:r>
-      <w:proofErr w:type="spellEnd"/>
-      <w:r>
-        <w:t xml:space="preserve"> </w:t>
-      </w:r>
-      <w:proofErr w:type="spellStart"/>
-      <w:r>
-        <w:t>technologies</w:t>
-      </w:r>
-      <w:proofErr w:type="spellEnd"/>
-      <w:r>
-        <w:t xml:space="preserve"> </w:t>
-      </w:r>
-      <w:proofErr w:type="spellStart"/>
-      <w:r>
-        <w:t>to</w:t>
-      </w:r>
-      <w:proofErr w:type="spellEnd"/>
-      <w:r>
-        <w:t xml:space="preserve"> future </w:t>
-      </w:r>
-      <w:proofErr w:type="spellStart"/>
-      <w:r>
-        <w:t>directions</w:t>
-      </w:r>
-      <w:proofErr w:type="spellEnd"/>
-      <w:r>
-        <w:t>. IEEE Access, 10, 92337–92356. https://doi.org/10.1109/ACCESS.2022.3201144</w:t>
+        <w:rPr>
+          <w:sz w:val="22"/>
+          <w:szCs w:val="22"/>
+        </w:rPr>
+        <w:t>Automation</w:t>
+      </w:r>
+      <w:proofErr w:type="spellEnd"/>
+      <w:r>
+        <w:rPr>
+          <w:sz w:val="22"/>
+          <w:szCs w:val="22"/>
+        </w:rPr>
+        <w:t xml:space="preserve"> at Telefónica O2. MIS </w:t>
+      </w:r>
+      <w:proofErr w:type="spellStart"/>
+      <w:r>
+        <w:rPr>
+          <w:sz w:val="22"/>
+          <w:szCs w:val="22"/>
+        </w:rPr>
+        <w:t>Quarterly</w:t>
+      </w:r>
+      <w:proofErr w:type="spellEnd"/>
+      <w:r>
+        <w:rPr>
+          <w:sz w:val="22"/>
+          <w:szCs w:val="22"/>
+        </w:rPr>
+        <w:t xml:space="preserve"> Executive, 15(1), 21–35.</w:t>
       </w:r>
     </w:p>
     <w:p>
@@ -14830,7 +14939,7 @@
           <w:sz w:val="22"/>
           <w:szCs w:val="22"/>
         </w:rPr>
-        <w:t xml:space="preserve">, L. P. (2016). </w:t>
+        <w:t xml:space="preserve">, L. P. (2016b). </w:t>
       </w:r>
       <w:proofErr w:type="spellStart"/>
       <w:r>
@@ -15079,45 +15188,20 @@
         <w:ind w:left="720" w:hanging="720"/>
         <w:jc w:val="both"/>
       </w:pPr>
-      <w:proofErr w:type="spellStart"/>
-      <w:r>
-        <w:rPr>
-          <w:sz w:val="22"/>
-          <w:szCs w:val="22"/>
-        </w:rPr>
-        <w:t>Lacity</w:t>
-      </w:r>
-      <w:proofErr w:type="spellEnd"/>
-      <w:r>
-        <w:rPr>
-          <w:sz w:val="22"/>
-          <w:szCs w:val="22"/>
-        </w:rPr>
-        <w:t xml:space="preserve">, M., &amp; </w:t>
-      </w:r>
-      <w:proofErr w:type="spellStart"/>
-      <w:r>
-        <w:rPr>
-          <w:sz w:val="22"/>
-          <w:szCs w:val="22"/>
-        </w:rPr>
-        <w:t>Willcocks</w:t>
-      </w:r>
-      <w:proofErr w:type="spellEnd"/>
-      <w:r>
-        <w:rPr>
-          <w:sz w:val="22"/>
-          <w:szCs w:val="22"/>
-        </w:rPr>
-        <w:t xml:space="preserve">, L. (2021). </w:t>
-      </w:r>
-      <w:proofErr w:type="spellStart"/>
-      <w:r>
-        <w:rPr>
-          <w:sz w:val="22"/>
-          <w:szCs w:val="22"/>
-        </w:rPr>
-        <w:t>Robotic</w:t>
+      <w:r>
+        <w:rPr>
+          <w:sz w:val="22"/>
+          <w:szCs w:val="22"/>
+        </w:rPr>
+        <w:t xml:space="preserve">Martin, R. C. (2017). </w:t>
+      </w:r>
+      <w:proofErr w:type="spellStart"/>
+      <w:r>
+        <w:rPr>
+          <w:sz w:val="22"/>
+          <w:szCs w:val="22"/>
+        </w:rPr>
+        <w:t>Clean</w:t>
       </w:r>
       <w:proofErr w:type="spellEnd"/>
       <w:r>
@@ -15133,47 +15217,79 @@
           <w:sz w:val="22"/>
           <w:szCs w:val="22"/>
         </w:rPr>
-        <w:t>Process</w:t>
-      </w:r>
-      <w:proofErr w:type="spellEnd"/>
-      <w:r>
-        <w:rPr>
-          <w:sz w:val="22"/>
-          <w:szCs w:val="22"/>
-        </w:rPr>
-        <w:t xml:space="preserve"> </w:t>
-      </w:r>
-      <w:proofErr w:type="spellStart"/>
-      <w:r>
-        <w:rPr>
-          <w:sz w:val="22"/>
-          <w:szCs w:val="22"/>
-        </w:rPr>
-        <w:t>Automation</w:t>
-      </w:r>
-      <w:proofErr w:type="spellEnd"/>
-      <w:r>
-        <w:rPr>
-          <w:sz w:val="22"/>
-          <w:szCs w:val="22"/>
-        </w:rPr>
-        <w:t xml:space="preserve"> at Telefónica O2. MIS </w:t>
-      </w:r>
-      <w:proofErr w:type="spellStart"/>
-      <w:r>
-        <w:rPr>
-          <w:sz w:val="22"/>
-          <w:szCs w:val="22"/>
-        </w:rPr>
-        <w:t>Quarterly</w:t>
-      </w:r>
-      <w:proofErr w:type="spellEnd"/>
-      <w:r>
-        <w:rPr>
-          <w:sz w:val="22"/>
-          <w:szCs w:val="22"/>
-        </w:rPr>
-        <w:t xml:space="preserve"> Executive, 15(1), 21–35.</w:t>
+        <w:t>architecture</w:t>
+      </w:r>
+      <w:proofErr w:type="spellEnd"/>
+      <w:r>
+        <w:rPr>
+          <w:sz w:val="22"/>
+          <w:szCs w:val="22"/>
+        </w:rPr>
+        <w:t xml:space="preserve">: A </w:t>
+      </w:r>
+      <w:proofErr w:type="spellStart"/>
+      <w:r>
+        <w:rPr>
+          <w:sz w:val="22"/>
+          <w:szCs w:val="22"/>
+        </w:rPr>
+        <w:t>craftsman's</w:t>
+      </w:r>
+      <w:proofErr w:type="spellEnd"/>
+      <w:r>
+        <w:rPr>
+          <w:sz w:val="22"/>
+          <w:szCs w:val="22"/>
+        </w:rPr>
+        <w:t xml:space="preserve"> guide </w:t>
+      </w:r>
+      <w:proofErr w:type="spellStart"/>
+      <w:r>
+        <w:rPr>
+          <w:sz w:val="22"/>
+          <w:szCs w:val="22"/>
+        </w:rPr>
+        <w:t>to</w:t>
+      </w:r>
+      <w:proofErr w:type="spellEnd"/>
+      <w:r>
+        <w:rPr>
+          <w:sz w:val="22"/>
+          <w:szCs w:val="22"/>
+        </w:rPr>
+        <w:t xml:space="preserve"> software </w:t>
+      </w:r>
+      <w:proofErr w:type="spellStart"/>
+      <w:r>
+        <w:rPr>
+          <w:sz w:val="22"/>
+          <w:szCs w:val="22"/>
+        </w:rPr>
+        <w:t>structure</w:t>
+      </w:r>
+      <w:proofErr w:type="spellEnd"/>
+      <w:r>
+        <w:rPr>
+          <w:sz w:val="22"/>
+          <w:szCs w:val="22"/>
+        </w:rPr>
+        <w:t xml:space="preserve"> and </w:t>
+      </w:r>
+      <w:proofErr w:type="spellStart"/>
+      <w:r>
+        <w:rPr>
+          <w:sz w:val="22"/>
+          <w:szCs w:val="22"/>
+        </w:rPr>
+        <w:t>design</w:t>
+      </w:r>
+      <w:proofErr w:type="spellEnd"/>
+      <w:r>
+        <w:rPr>
+          <w:sz w:val="22"/>
+          <w:szCs w:val="22"/>
+        </w:rPr>
+        <w:t>. Prentice Hall.</w:t>
       </w:r>
     </w:p>
     <w:p>
@@ -15187,104 +15303,20 @@
           <w:sz w:val="22"/>
           <w:szCs w:val="22"/>
         </w:rPr>
-        <w:t xml:space="preserve">Martin, R. C. (2017). </w:t>
-      </w:r>
-      <w:proofErr w:type="spellStart"/>
-      <w:r>
-        <w:rPr>
-          <w:sz w:val="22"/>
-          <w:szCs w:val="22"/>
-        </w:rPr>
-        <w:t>Clean</w:t>
-      </w:r>
-      <w:proofErr w:type="spellEnd"/>
-      <w:r>
-        <w:rPr>
-          <w:sz w:val="22"/>
-          <w:szCs w:val="22"/>
-        </w:rPr>
-        <w:t xml:space="preserve"> </w:t>
-      </w:r>
-      <w:proofErr w:type="spellStart"/>
-      <w:r>
-        <w:rPr>
-          <w:sz w:val="22"/>
-          <w:szCs w:val="22"/>
-        </w:rPr>
-        <w:t>architecture</w:t>
-      </w:r>
-      <w:proofErr w:type="spellEnd"/>
-      <w:r>
-        <w:rPr>
-          <w:sz w:val="22"/>
-          <w:szCs w:val="22"/>
-        </w:rPr>
-        <w:t xml:space="preserve">: A </w:t>
-      </w:r>
-      <w:proofErr w:type="spellStart"/>
-      <w:r>
-        <w:rPr>
-          <w:sz w:val="22"/>
-          <w:szCs w:val="22"/>
-        </w:rPr>
-        <w:t>craftsman's</w:t>
-      </w:r>
-      <w:proofErr w:type="spellEnd"/>
-      <w:r>
-        <w:rPr>
-          <w:sz w:val="22"/>
-          <w:szCs w:val="22"/>
-        </w:rPr>
-        <w:t xml:space="preserve"> guide </w:t>
-      </w:r>
-      <w:proofErr w:type="spellStart"/>
-      <w:r>
-        <w:rPr>
-          <w:sz w:val="22"/>
-          <w:szCs w:val="22"/>
-        </w:rPr>
-        <w:t>to</w:t>
-      </w:r>
-      <w:proofErr w:type="spellEnd"/>
-      <w:r>
-        <w:rPr>
-          <w:sz w:val="22"/>
-          <w:szCs w:val="22"/>
-        </w:rPr>
-        <w:t xml:space="preserve"> software </w:t>
-      </w:r>
-      <w:proofErr w:type="spellStart"/>
-      <w:r>
-        <w:rPr>
-          <w:sz w:val="22"/>
-          <w:szCs w:val="22"/>
-        </w:rPr>
-        <w:t>structure</w:t>
-      </w:r>
-      <w:proofErr w:type="spellEnd"/>
-      <w:r>
-        <w:rPr>
-          <w:sz w:val="22"/>
-          <w:szCs w:val="22"/>
-        </w:rPr>
-        <w:t xml:space="preserve"> and </w:t>
-      </w:r>
-      <w:proofErr w:type="spellStart"/>
-      <w:r>
-        <w:rPr>
-          <w:sz w:val="22"/>
-          <w:szCs w:val="22"/>
-        </w:rPr>
-        <w:t>design</w:t>
-      </w:r>
-      <w:proofErr w:type="spellEnd"/>
-      <w:r>
-        <w:rPr>
-          <w:sz w:val="22"/>
-          <w:szCs w:val="22"/>
-        </w:rPr>
-        <w:t>. Prentice Hall.</w:t>
-      </w:r>
+        <w:t>Minsky, M. (1967). Computation: Finite and infinite machines. Prentice-Hall.</w:t>
+      </w:r>
+      <w:proofErr w:type="spellStart"/>
+      <w:proofErr w:type="spellEnd"/>
+      <w:proofErr w:type="spellStart"/>
+      <w:proofErr w:type="spellEnd"/>
+      <w:proofErr w:type="spellStart"/>
+      <w:proofErr w:type="spellEnd"/>
+      <w:proofErr w:type="spellStart"/>
+      <w:proofErr w:type="spellEnd"/>
+      <w:proofErr w:type="spellStart"/>
+      <w:proofErr w:type="spellEnd"/>
+      <w:proofErr w:type="spellStart"/>
+      <w:proofErr w:type="spellEnd"/>
     </w:p>
     <w:p>
       <w:pPr>
@@ -15292,13 +15324,21 @@
         <w:ind w:left="720" w:hanging="720"/>
         <w:jc w:val="both"/>
       </w:pPr>
-      <w:r>
-        <w:rPr>
-          <w:sz w:val="22"/>
-          <w:szCs w:val="22"/>
-        </w:rPr>
-        <w:t>Minsky, M. (1967). Computation: Finite and infinite machines. Prentice-Hall.</w:t>
-      </w:r>
+      <w:proofErr w:type="spellStart"/>
+      <w:r>
+        <w:rPr>
+          <w:sz w:val="22"/>
+          <w:szCs w:val="22"/>
+        </w:rPr>
+        <w:t xml:space="preserve">Möller, S., &amp; Smeaton, A. (Eds.). (2023). Evaluation of conversational agents. Springer. https://doi.org/10.1007/978-3-031-31228-0</w:t>
+      </w:r>
+      <w:proofErr w:type="spellEnd"/>
+      <w:proofErr w:type="spellStart"/>
+      <w:proofErr w:type="spellEnd"/>
+      <w:proofErr w:type="spellStart"/>
+      <w:proofErr w:type="spellEnd"/>
+      <w:proofErr w:type="spellStart"/>
+      <w:proofErr w:type="spellEnd"/>
       <w:proofErr w:type="spellStart"/>
       <w:proofErr w:type="spellEnd"/>
       <w:proofErr w:type="spellStart"/>
@@ -15324,7 +15364,7 @@
           <w:sz w:val="22"/>
           <w:szCs w:val="22"/>
         </w:rPr>
-        <w:t xml:space="preserve">Möller, S., &amp; Smeaton, A. (Eds.). (2023). Evaluation of conversational agents. Springer. https://doi.org/10.1007/978-3-031-31228-0</w:t>
+        <w:t xml:space="preserve">n8n GmbH. (2024). n8n workflow automation documentation. https://docs.n8n.io</w:t>
       </w:r>
       <w:proofErr w:type="spellEnd"/>
       <w:proofErr w:type="spellStart"/>
@@ -15352,33 +15392,93 @@
         <w:ind w:left="720" w:hanging="720"/>
         <w:jc w:val="both"/>
       </w:pPr>
-      <w:proofErr w:type="spellStart"/>
-      <w:r>
-        <w:rPr>
-          <w:sz w:val="22"/>
-          <w:szCs w:val="22"/>
-        </w:rPr>
-        <w:t xml:space="preserve">n8n GmbH. (2024). n8n workflow automation documentation. https://docs.n8n.io</w:t>
-      </w:r>
-      <w:proofErr w:type="spellEnd"/>
-      <w:proofErr w:type="spellStart"/>
-      <w:proofErr w:type="spellEnd"/>
-      <w:proofErr w:type="spellStart"/>
-      <w:proofErr w:type="spellEnd"/>
-      <w:proofErr w:type="spellStart"/>
-      <w:proofErr w:type="spellEnd"/>
-      <w:proofErr w:type="spellStart"/>
-      <w:proofErr w:type="spellEnd"/>
-      <w:proofErr w:type="spellStart"/>
-      <w:proofErr w:type="spellEnd"/>
-      <w:proofErr w:type="spellStart"/>
-      <w:proofErr w:type="spellEnd"/>
-      <w:proofErr w:type="spellStart"/>
-      <w:proofErr w:type="spellEnd"/>
-      <w:proofErr w:type="spellStart"/>
-      <w:proofErr w:type="spellEnd"/>
-      <w:proofErr w:type="spellStart"/>
-      <w:proofErr w:type="spellEnd"/>
+      <w:r>
+        <w:rPr>
+          <w:sz w:val="22"/>
+          <w:szCs w:val="22"/>
+        </w:rPr>
+        <w:t xml:space="preserve">Newman, S. (2015). </w:t>
+      </w:r>
+      <w:proofErr w:type="spellStart"/>
+      <w:r>
+        <w:rPr>
+          <w:sz w:val="22"/>
+          <w:szCs w:val="22"/>
+        </w:rPr>
+        <w:t>Building</w:t>
+      </w:r>
+      <w:proofErr w:type="spellEnd"/>
+      <w:r>
+        <w:rPr>
+          <w:sz w:val="22"/>
+          <w:szCs w:val="22"/>
+        </w:rPr>
+        <w:t xml:space="preserve"> </w:t>
+      </w:r>
+      <w:proofErr w:type="spellStart"/>
+      <w:r>
+        <w:rPr>
+          <w:sz w:val="22"/>
+          <w:szCs w:val="22"/>
+        </w:rPr>
+        <w:t>microservices</w:t>
+      </w:r>
+      <w:proofErr w:type="spellEnd"/>
+      <w:r>
+        <w:rPr>
+          <w:sz w:val="22"/>
+          <w:szCs w:val="22"/>
+        </w:rPr>
+        <w:t xml:space="preserve">: </w:t>
+      </w:r>
+      <w:proofErr w:type="spellStart"/>
+      <w:r>
+        <w:rPr>
+          <w:sz w:val="22"/>
+          <w:szCs w:val="22"/>
+        </w:rPr>
+        <w:t>Designing</w:t>
+      </w:r>
+      <w:proofErr w:type="spellEnd"/>
+      <w:r>
+        <w:rPr>
+          <w:sz w:val="22"/>
+          <w:szCs w:val="22"/>
+        </w:rPr>
+        <w:t xml:space="preserve"> fine-</w:t>
+      </w:r>
+      <w:proofErr w:type="spellStart"/>
+      <w:r>
+        <w:rPr>
+          <w:sz w:val="22"/>
+          <w:szCs w:val="22"/>
+        </w:rPr>
+        <w:t>grained</w:t>
+      </w:r>
+      <w:proofErr w:type="spellEnd"/>
+      <w:r>
+        <w:rPr>
+          <w:sz w:val="22"/>
+          <w:szCs w:val="22"/>
+        </w:rPr>
+        <w:t xml:space="preserve"> </w:t>
+      </w:r>
+      <w:proofErr w:type="spellStart"/>
+      <w:r>
+        <w:rPr>
+          <w:sz w:val="22"/>
+          <w:szCs w:val="22"/>
+        </w:rPr>
+        <w:t>systems</w:t>
+      </w:r>
+      <w:proofErr w:type="spellEnd"/>
+      <w:r>
+        <w:rPr>
+          <w:sz w:val="22"/>
+          <w:szCs w:val="22"/>
+        </w:rPr>
+        <w:t>. O'Reilly Media.</w:t>
+      </w:r>
     </w:p>
     <w:p>
       <w:pPr>
@@ -15386,92 +15486,37 @@
         <w:ind w:left="720" w:hanging="720"/>
         <w:jc w:val="both"/>
       </w:pPr>
-      <w:r>
-        <w:rPr>
-          <w:sz w:val="22"/>
-          <w:szCs w:val="22"/>
-        </w:rPr>
-        <w:t xml:space="preserve">Newman, S. (2015). </w:t>
-      </w:r>
-      <w:proofErr w:type="spellStart"/>
-      <w:r>
-        <w:rPr>
-          <w:sz w:val="22"/>
-          <w:szCs w:val="22"/>
-        </w:rPr>
-        <w:t>Building</w:t>
-      </w:r>
-      <w:proofErr w:type="spellEnd"/>
-      <w:r>
-        <w:rPr>
-          <w:sz w:val="22"/>
-          <w:szCs w:val="22"/>
-        </w:rPr>
+      <w:proofErr w:type="spellStart"/>
+      <w:r>
+        <w:t>OpenAI</w:t>
+      </w:r>
+      <w:proofErr w:type="spellEnd"/>
+      <w:r>
+        <w:t xml:space="preserve">. (2023). GPT-4 </w:t>
+      </w:r>
+      <w:proofErr w:type="spellStart"/>
+      <w:r>
+        <w:t>technical</w:t>
+      </w:r>
+      <w:proofErr w:type="spellEnd"/>
+      <w:r>
         <w:t xml:space="preserve"> </w:t>
       </w:r>
       <w:proofErr w:type="spellStart"/>
       <w:r>
-        <w:rPr>
-          <w:sz w:val="22"/>
-          <w:szCs w:val="22"/>
-        </w:rPr>
-        <w:t>microservices</w:t>
-      </w:r>
-      <w:proofErr w:type="spellEnd"/>
-      <w:r>
-        <w:rPr>
-          <w:sz w:val="22"/>
-          <w:szCs w:val="22"/>
-        </w:rPr>
-        <w:t xml:space="preserve">: </w:t>
-      </w:r>
-      <w:proofErr w:type="spellStart"/>
-      <w:r>
-        <w:rPr>
-          <w:sz w:val="22"/>
-          <w:szCs w:val="22"/>
-        </w:rPr>
-        <w:t>Designing</w:t>
-      </w:r>
-      <w:proofErr w:type="spellEnd"/>
-      <w:r>
-        <w:rPr>
-          <w:sz w:val="22"/>
-          <w:szCs w:val="22"/>
-        </w:rPr>
-        <w:t xml:space="preserve"> fine-</w:t>
-      </w:r>
-      <w:proofErr w:type="spellStart"/>
-      <w:r>
-        <w:rPr>
-          <w:sz w:val="22"/>
-          <w:szCs w:val="22"/>
-        </w:rPr>
-        <w:t>grained</w:t>
-      </w:r>
-      <w:proofErr w:type="spellEnd"/>
-      <w:r>
-        <w:rPr>
-          <w:sz w:val="22"/>
-          <w:szCs w:val="22"/>
-        </w:rPr>
-        <w:t xml:space="preserve"> </w:t>
-      </w:r>
-      <w:proofErr w:type="spellStart"/>
-      <w:r>
-        <w:rPr>
-          <w:sz w:val="22"/>
-          <w:szCs w:val="22"/>
-        </w:rPr>
-        <w:t>systems</w:t>
-      </w:r>
-      <w:proofErr w:type="spellEnd"/>
-      <w:r>
-        <w:rPr>
-          <w:sz w:val="22"/>
-          <w:szCs w:val="22"/>
-        </w:rPr>
-        <w:t>. O'Reilly Media.</w:t>
+        <w:t>report</w:t>
+      </w:r>
+      <w:proofErr w:type="spellEnd"/>
+      <w:r>
+        <w:t xml:space="preserve">. </w:t>
+      </w:r>
+      <w:proofErr w:type="spellStart"/>
+      <w:r>
+        <w:t>arXiv</w:t>
+      </w:r>
+      <w:proofErr w:type="spellEnd"/>
+      <w:r>
+        <w:t>. https://doi.org/10.48550/arXiv.2303.08774</w:t>
       </w:r>
     </w:p>
     <w:p>
@@ -15480,37 +15525,77 @@
         <w:ind w:left="720" w:hanging="720"/>
         <w:jc w:val="both"/>
       </w:pPr>
-      <w:proofErr w:type="spellStart"/>
-      <w:r>
-        <w:t>OpenAI</w:t>
-      </w:r>
-      <w:proofErr w:type="spellEnd"/>
-      <w:r>
-        <w:t xml:space="preserve">. (2023). GPT-4 </w:t>
-      </w:r>
-      <w:proofErr w:type="spellStart"/>
-      <w:r>
-        <w:t>technical</w:t>
-      </w:r>
-      <w:proofErr w:type="spellEnd"/>
-      <w:r>
+      <w:r>
+        <w:rPr>
+          <w:sz w:val="22"/>
+          <w:szCs w:val="22"/>
+        </w:rPr>
+        <w:lastRenderedPageBreak/>
+        <w:t xml:space="preserve">Russell, S., &amp; </w:t>
+      </w:r>
+      <w:proofErr w:type="spellStart"/>
+      <w:r>
+        <w:rPr>
+          <w:sz w:val="22"/>
+          <w:szCs w:val="22"/>
+        </w:rPr>
+        <w:t>Norvig</w:t>
+      </w:r>
+      <w:proofErr w:type="spellEnd"/>
+      <w:r>
+        <w:rPr>
+          <w:sz w:val="22"/>
+          <w:szCs w:val="22"/>
+        </w:rPr>
+        <w:t xml:space="preserve">, P. (2021). Artificial </w:t>
+      </w:r>
+      <w:proofErr w:type="spellStart"/>
+      <w:r>
+        <w:rPr>
+          <w:sz w:val="22"/>
+          <w:szCs w:val="22"/>
+        </w:rPr>
+        <w:t>intelligence</w:t>
+      </w:r>
+      <w:proofErr w:type="spellEnd"/>
+      <w:r>
+        <w:rPr>
+          <w:sz w:val="22"/>
+          <w:szCs w:val="22"/>
+        </w:rPr>
+        <w:t xml:space="preserve">: A </w:t>
+      </w:r>
+      <w:proofErr w:type="spellStart"/>
+      <w:r>
+        <w:rPr>
+          <w:sz w:val="22"/>
+          <w:szCs w:val="22"/>
+        </w:rPr>
+        <w:t>modern</w:t>
+      </w:r>
+      <w:proofErr w:type="spellEnd"/>
+      <w:r>
+        <w:rPr>
+          <w:sz w:val="22"/>
+          <w:szCs w:val="22"/>
+        </w:rPr>
         <w:t xml:space="preserve"> </w:t>
       </w:r>
       <w:proofErr w:type="spellStart"/>
       <w:r>
-        <w:t>report</w:t>
-      </w:r>
-      <w:proofErr w:type="spellEnd"/>
-      <w:r>
-        <w:t xml:space="preserve">. </w:t>
-      </w:r>
-      <w:proofErr w:type="spellStart"/>
-      <w:r>
-        <w:t>arXiv</w:t>
-      </w:r>
-      <w:proofErr w:type="spellEnd"/>
-      <w:r>
-        <w:t>. https://doi.org/10.48550/arXiv.2303.08774</w:t>
+        <w:rPr>
+          <w:sz w:val="22"/>
+          <w:szCs w:val="22"/>
+        </w:rPr>
+        <w:t>approach</w:t>
+      </w:r>
+      <w:proofErr w:type="spellEnd"/>
+      <w:r>
+        <w:rPr>
+          <w:sz w:val="22"/>
+          <w:szCs w:val="22"/>
+        </w:rPr>
+        <w:t xml:space="preserve"> (4th ed.). Pearson.</w:t>
       </w:r>
     </w:p>
     <w:p>
@@ -15524,72 +15609,39 @@
           <w:sz w:val="22"/>
           <w:szCs w:val="22"/>
         </w:rPr>
-        <w:lastRenderedPageBreak/>
-        <w:t xml:space="preserve">Russell, S., &amp; </w:t>
-      </w:r>
-      <w:proofErr w:type="spellStart"/>
-      <w:r>
-        <w:rPr>
-          <w:sz w:val="22"/>
-          <w:szCs w:val="22"/>
-        </w:rPr>
-        <w:t>Norvig</w:t>
-      </w:r>
-      <w:proofErr w:type="spellEnd"/>
-      <w:r>
-        <w:rPr>
-          <w:sz w:val="22"/>
-          <w:szCs w:val="22"/>
-        </w:rPr>
-        <w:t xml:space="preserve">, P. (2021). Artificial </w:t>
-      </w:r>
-      <w:proofErr w:type="spellStart"/>
-      <w:r>
-        <w:rPr>
-          <w:sz w:val="22"/>
-          <w:szCs w:val="22"/>
-        </w:rPr>
-        <w:t>intelligence</w:t>
-      </w:r>
-      <w:proofErr w:type="spellEnd"/>
-      <w:r>
-        <w:rPr>
-          <w:sz w:val="22"/>
-          <w:szCs w:val="22"/>
-        </w:rPr>
-        <w:t xml:space="preserve">: A </w:t>
-      </w:r>
-      <w:proofErr w:type="spellStart"/>
-      <w:r>
-        <w:rPr>
-          <w:sz w:val="22"/>
-          <w:szCs w:val="22"/>
-        </w:rPr>
-        <w:t>modern</w:t>
-      </w:r>
-      <w:proofErr w:type="spellEnd"/>
-      <w:r>
-        <w:rPr>
-          <w:sz w:val="22"/>
-          <w:szCs w:val="22"/>
-        </w:rPr>
-        <w:t xml:space="preserve"> </w:t>
-      </w:r>
-      <w:proofErr w:type="spellStart"/>
-      <w:r>
-        <w:rPr>
-          <w:sz w:val="22"/>
-          <w:szCs w:val="22"/>
-        </w:rPr>
-        <w:t>approach</w:t>
-      </w:r>
-      <w:proofErr w:type="spellEnd"/>
-      <w:r>
-        <w:rPr>
-          <w:sz w:val="22"/>
-          <w:szCs w:val="22"/>
-        </w:rPr>
-        <w:t xml:space="preserve"> (4th ed.). Pearson.</w:t>
+        <w:t xml:space="preserve">Sommerville, I. (2016). Software </w:t>
+      </w:r>
+      <w:proofErr w:type="spellStart"/>
+      <w:r>
+        <w:rPr>
+          <w:sz w:val="22"/>
+          <w:szCs w:val="22"/>
+        </w:rPr>
+        <w:t>engineering</w:t>
+      </w:r>
+      <w:proofErr w:type="spellEnd"/>
+      <w:r>
+        <w:rPr>
+          <w:sz w:val="22"/>
+          <w:szCs w:val="22"/>
+        </w:rPr>
+        <w:t xml:space="preserve"> (10th ed.). Pearson </w:t>
+      </w:r>
+      <w:proofErr w:type="spellStart"/>
+      <w:r>
+        <w:rPr>
+          <w:sz w:val="22"/>
+          <w:szCs w:val="22"/>
+        </w:rPr>
+        <w:t>Education</w:t>
+      </w:r>
+      <w:proofErr w:type="spellEnd"/>
+      <w:r>
+        <w:rPr>
+          <w:sz w:val="22"/>
+          <w:szCs w:val="22"/>
+        </w:rPr>
+        <w:t>.</w:t>
       </w:r>
     </w:p>
     <w:p>
@@ -15603,23 +15655,87 @@
           <w:sz w:val="22"/>
           <w:szCs w:val="22"/>
         </w:rPr>
-        <w:t xml:space="preserve">Sommerville, I. (2016). Software </w:t>
-      </w:r>
-      <w:proofErr w:type="spellStart"/>
-      <w:r>
-        <w:rPr>
-          <w:sz w:val="22"/>
-          <w:szCs w:val="22"/>
-        </w:rPr>
-        <w:t>engineering</w:t>
-      </w:r>
-      <w:proofErr w:type="spellEnd"/>
-      <w:r>
-        <w:rPr>
-          <w:sz w:val="22"/>
-          <w:szCs w:val="22"/>
-        </w:rPr>
-        <w:t xml:space="preserve"> (10th ed.). Pearson </w:t>
+        <w:t xml:space="preserve">Tanenbaum, A. S., &amp; Van </w:t>
+      </w:r>
+      <w:proofErr w:type="spellStart"/>
+      <w:r>
+        <w:rPr>
+          <w:sz w:val="22"/>
+          <w:szCs w:val="22"/>
+        </w:rPr>
+        <w:t>Steen</w:t>
+      </w:r>
+      <w:proofErr w:type="spellEnd"/>
+      <w:r>
+        <w:rPr>
+          <w:sz w:val="22"/>
+          <w:szCs w:val="22"/>
+        </w:rPr>
+        <w:t xml:space="preserve">, M. (2017). </w:t>
+      </w:r>
+      <w:proofErr w:type="spellStart"/>
+      <w:r>
+        <w:rPr>
+          <w:sz w:val="22"/>
+          <w:szCs w:val="22"/>
+        </w:rPr>
+        <w:t>Distributed</w:t>
+      </w:r>
+      <w:proofErr w:type="spellEnd"/>
+      <w:r>
+        <w:rPr>
+          <w:sz w:val="22"/>
+          <w:szCs w:val="22"/>
+        </w:rPr>
+        <w:t xml:space="preserve"> </w:t>
+      </w:r>
+      <w:proofErr w:type="spellStart"/>
+      <w:r>
+        <w:rPr>
+          <w:sz w:val="22"/>
+          <w:szCs w:val="22"/>
+        </w:rPr>
+        <w:t>systems</w:t>
+      </w:r>
+      <w:proofErr w:type="spellEnd"/>
+      <w:r>
+        <w:rPr>
+          <w:sz w:val="22"/>
+          <w:szCs w:val="22"/>
+        </w:rPr>
+        <w:t xml:space="preserve">: </w:t>
+      </w:r>
+      <w:proofErr w:type="spellStart"/>
+      <w:r>
+        <w:rPr>
+          <w:sz w:val="22"/>
+          <w:szCs w:val="22"/>
+        </w:rPr>
+        <w:t>Principles</w:t>
+      </w:r>
+      <w:proofErr w:type="spellEnd"/>
+      <w:r>
+        <w:rPr>
+          <w:sz w:val="22"/>
+          <w:szCs w:val="22"/>
+        </w:rPr>
+        <w:t xml:space="preserve"> and </w:t>
+      </w:r>
+      <w:proofErr w:type="spellStart"/>
+      <w:r>
+        <w:rPr>
+          <w:sz w:val="22"/>
+          <w:szCs w:val="22"/>
+        </w:rPr>
+        <w:t>paradigms</w:t>
+      </w:r>
+      <w:proofErr w:type="spellEnd"/>
+      <w:r>
+        <w:rPr>
+          <w:sz w:val="22"/>
+          <w:szCs w:val="22"/>
+        </w:rPr>
+        <w:t xml:space="preserve"> (3rd ed.). Pearson </w:t>
       </w:r>
       <w:proofErr w:type="spellStart"/>
       <w:r>
@@ -15644,109 +15760,41 @@
         <w:ind w:left="720" w:hanging="720"/>
         <w:jc w:val="both"/>
       </w:pPr>
-      <w:r>
-        <w:rPr>
-          <w:sz w:val="22"/>
-          <w:szCs w:val="22"/>
-        </w:rPr>
-        <w:t xml:space="preserve">Tanenbaum, A. S., &amp; Van </w:t>
-      </w:r>
-      <w:proofErr w:type="spellStart"/>
-      <w:r>
-        <w:rPr>
-          <w:sz w:val="22"/>
-          <w:szCs w:val="22"/>
-        </w:rPr>
-        <w:t>Steen</w:t>
-      </w:r>
-      <w:proofErr w:type="spellEnd"/>
-      <w:r>
-        <w:rPr>
-          <w:sz w:val="22"/>
-          <w:szCs w:val="22"/>
-        </w:rPr>
-        <w:t xml:space="preserve">, M. (2017). </w:t>
-      </w:r>
-      <w:proofErr w:type="spellStart"/>
-      <w:r>
-        <w:rPr>
-          <w:sz w:val="22"/>
-          <w:szCs w:val="22"/>
-        </w:rPr>
-        <w:t>Distributed</w:t>
-      </w:r>
-      <w:proofErr w:type="spellEnd"/>
-      <w:r>
-        <w:rPr>
-          <w:sz w:val="22"/>
-          <w:szCs w:val="22"/>
-        </w:rPr>
-        <w:t xml:space="preserve"> </w:t>
-      </w:r>
-      <w:proofErr w:type="spellStart"/>
-      <w:r>
-        <w:rPr>
-          <w:sz w:val="22"/>
-          <w:szCs w:val="22"/>
-        </w:rPr>
-        <w:t>systems</w:t>
-      </w:r>
-      <w:proofErr w:type="spellEnd"/>
-      <w:r>
-        <w:rPr>
-          <w:sz w:val="22"/>
-          <w:szCs w:val="22"/>
-        </w:rPr>
-        <w:t xml:space="preserve">: </w:t>
-      </w:r>
-      <w:proofErr w:type="spellStart"/>
-      <w:r>
-        <w:rPr>
-          <w:sz w:val="22"/>
-          <w:szCs w:val="22"/>
-        </w:rPr>
-        <w:t>Principles</w:t>
-      </w:r>
-      <w:proofErr w:type="spellEnd"/>
-      <w:r>
-        <w:rPr>
-          <w:sz w:val="22"/>
-          <w:szCs w:val="22"/>
-        </w:rPr>
-        <w:t xml:space="preserve"> and </w:t>
-      </w:r>
-      <w:proofErr w:type="spellStart"/>
-      <w:r>
-        <w:rPr>
-          <w:sz w:val="22"/>
-          <w:szCs w:val="22"/>
-        </w:rPr>
-        <w:t>paradigms</w:t>
-      </w:r>
-      <w:proofErr w:type="spellEnd"/>
-      <w:r>
-        <w:rPr>
-          <w:sz w:val="22"/>
-          <w:szCs w:val="22"/>
-        </w:rPr>
-        <w:t xml:space="preserve"> (3rd ed.). Pearson </w:t>
-      </w:r>
-      <w:proofErr w:type="spellStart"/>
-      <w:r>
-        <w:rPr>
-          <w:sz w:val="22"/>
-          <w:szCs w:val="22"/>
-        </w:rPr>
-        <w:t>Education</w:t>
-      </w:r>
-      <w:proofErr w:type="spellEnd"/>
-      <w:r>
-        <w:rPr>
-          <w:sz w:val="22"/>
-          <w:szCs w:val="22"/>
-        </w:rPr>
-        <w:t>.</w:t>
-      </w:r>
+      <w:proofErr w:type="spellStart"/>
+      <w:r>
+        <w:rPr>
+          <w:sz w:val="22"/>
+          <w:szCs w:val="22"/>
+        </w:rPr>
+        <w:t>Vaswani, A., Shazeer, N., Parmar, N., Uszkoreit, J., Jones, L., Gomez, A. N., Kaiser, L., &amp; Polosukhin, I. (2017). Attention is all you need. Advances in Neural Information Processing Systems, 30. https://doi.org/10.48550/arXiv.1706.03762</w:t>
+      </w:r>
+      <w:proofErr w:type="spellEnd"/>
+      <w:proofErr w:type="spellStart"/>
+      <w:proofErr w:type="spellEnd"/>
+      <w:proofErr w:type="spellStart"/>
+      <w:proofErr w:type="spellEnd"/>
+      <w:proofErr w:type="spellStart"/>
+      <w:proofErr w:type="spellEnd"/>
+      <w:proofErr w:type="spellStart"/>
+      <w:proofErr w:type="spellEnd"/>
+      <w:proofErr w:type="spellStart"/>
+      <w:proofErr w:type="spellEnd"/>
+      <w:proofErr w:type="spellStart"/>
+      <w:proofErr w:type="spellEnd"/>
+      <w:proofErr w:type="spellStart"/>
+      <w:proofErr w:type="spellEnd"/>
+      <w:proofErr w:type="spellStart"/>
+      <w:proofErr w:type="spellEnd"/>
+      <w:proofErr w:type="spellStart"/>
+      <w:proofErr w:type="spellEnd"/>
+      <w:proofErr w:type="spellStart"/>
+      <w:proofErr w:type="spellEnd"/>
+      <w:proofErr w:type="spellStart"/>
+      <w:proofErr w:type="spellEnd"/>
+      <w:proofErr w:type="spellStart"/>
+      <w:proofErr w:type="spellEnd"/>
+      <w:proofErr w:type="spellStart"/>
+      <w:proofErr w:type="spellEnd"/>
     </w:p>
     <w:p>
       <w:pPr>
@@ -15760,16 +15808,8 @@
           <w:sz w:val="22"/>
           <w:szCs w:val="22"/>
         </w:rPr>
-        <w:t>Vaswani, A., Shazeer, N., Parmar, N., Uszkoreit, J., Jones, L., Gomez, A. N., Kaiser, L., &amp; Polosukhin, I. (2017). Attention is all you need. Advances in Neural Information Processing Systems, 30. https://doi.org/10.48550/arXiv.1706.03762</w:t>
-      </w:r>
-      <w:proofErr w:type="spellEnd"/>
-      <w:proofErr w:type="spellStart"/>
-      <w:proofErr w:type="spellEnd"/>
-      <w:proofErr w:type="spellStart"/>
-      <w:proofErr w:type="spellEnd"/>
-      <w:proofErr w:type="spellStart"/>
-      <w:proofErr w:type="spellEnd"/>
-      <w:proofErr w:type="spellStart"/>
+        <w:t xml:space="preserve">Wang, L., Ma, C., Feng, X., Zhang, Z., Yang, H., Zhang, J., Chen, Z., Tang, J., Chen, X., Lin, Y., Zhao, W. X., Wei, Z., &amp; Wen, J.-R. (2024). A survey on large language model based autonomous agents. Frontiers of Computer Science, 18(6), 186345. https://doi.org/10.1007/s11704-024-40231-1</w:t>
+      </w:r>
       <w:proofErr w:type="spellEnd"/>
       <w:proofErr w:type="spellStart"/>
       <w:proofErr w:type="spellEnd"/>
@@ -15796,14 +15836,18 @@
         <w:ind w:left="720" w:hanging="720"/>
         <w:jc w:val="both"/>
       </w:pPr>
-      <w:proofErr w:type="spellStart"/>
-      <w:r>
-        <w:rPr>
-          <w:sz w:val="22"/>
-          <w:szCs w:val="22"/>
-        </w:rPr>
-        <w:t xml:space="preserve">Wang, L., Ma, C., Feng, X., Zhang, Z., Yang, H., Zhang, J., Chen, Z., Tang, J., Chen, X., Lin, Y., Zhao, W. X., Wei, Z., &amp; Wen, J.-R. (2024). A survey on large language model based autonomous agents. Frontiers of Computer Science, 18(6), 186345. https://doi.org/10.1007/s11704-024-40231-1</w:t>
-      </w:r>
+      <w:r>
+        <w:rPr>
+          <w:sz w:val="22"/>
+          <w:szCs w:val="22"/>
+        </w:rPr>
+        <w:t>Wei, J., Wang, X., Schuurmans, D., Bosma, M., Xia, F., Chi, E., Le, Q., &amp; Zhou, D. (2022). Chain-of-Thought Prompting Elicits Reasoning in Large Language Models. Advances in Neural Information Processing Systems, 35, 24824–24837. https://doi.org/10.48550/arXiv.2201.11903</w:t>
+      </w:r>
+      <w:proofErr w:type="spellStart"/>
+      <w:proofErr w:type="spellEnd"/>
+      <w:proofErr w:type="spellStart"/>
+      <w:proofErr w:type="spellEnd"/>
+      <w:proofErr w:type="spellStart"/>
       <w:proofErr w:type="spellEnd"/>
       <w:proofErr w:type="spellStart"/>
       <w:proofErr w:type="spellEnd"/>
@@ -15830,37 +15874,102 @@
         <w:ind w:left="720" w:hanging="720"/>
         <w:jc w:val="both"/>
       </w:pPr>
-      <w:r>
-        <w:rPr>
-          <w:sz w:val="22"/>
-          <w:szCs w:val="22"/>
-        </w:rPr>
-        <w:t>Wei, J., Wang, X., Schuurmans, D., Bosma, M., Xia, F., Chi, E., Le, Q., &amp; Zhou, D. (2022). Chain-of-Thought Prompting Elicits Reasoning in Large Language Models. Advances in Neural Information Processing Systems, 35, 24824–24837. https://doi.org/10.48550/arXiv.2201.11903</w:t>
-      </w:r>
-      <w:proofErr w:type="spellStart"/>
-      <w:proofErr w:type="spellEnd"/>
-      <w:proofErr w:type="spellStart"/>
-      <w:proofErr w:type="spellEnd"/>
-      <w:proofErr w:type="spellStart"/>
-      <w:proofErr w:type="spellEnd"/>
-      <w:proofErr w:type="spellStart"/>
-      <w:proofErr w:type="spellEnd"/>
-      <w:proofErr w:type="spellStart"/>
-      <w:proofErr w:type="spellEnd"/>
-      <w:proofErr w:type="spellStart"/>
-      <w:proofErr w:type="spellEnd"/>
-      <w:proofErr w:type="spellStart"/>
-      <w:proofErr w:type="spellEnd"/>
-      <w:proofErr w:type="spellStart"/>
-      <w:proofErr w:type="spellEnd"/>
-      <w:proofErr w:type="spellStart"/>
-      <w:proofErr w:type="spellEnd"/>
-      <w:proofErr w:type="spellStart"/>
-      <w:proofErr w:type="spellEnd"/>
-      <w:proofErr w:type="spellStart"/>
-      <w:proofErr w:type="spellEnd"/>
-      <w:proofErr w:type="spellStart"/>
-      <w:proofErr w:type="spellEnd"/>
+      <w:proofErr w:type="spellStart"/>
+      <w:r>
+        <w:rPr>
+          <w:sz w:val="22"/>
+          <w:szCs w:val="22"/>
+        </w:rPr>
+        <w:t>Weske</w:t>
+      </w:r>
+      <w:proofErr w:type="spellEnd"/>
+      <w:r>
+        <w:rPr>
+          <w:sz w:val="22"/>
+          <w:szCs w:val="22"/>
+        </w:rPr>
+        <w:t xml:space="preserve">, M. (2012). Business </w:t>
+      </w:r>
+      <w:proofErr w:type="spellStart"/>
+      <w:r>
+        <w:rPr>
+          <w:sz w:val="22"/>
+          <w:szCs w:val="22"/>
+        </w:rPr>
+        <w:t>process</w:t>
+      </w:r>
+      <w:proofErr w:type="spellEnd"/>
+      <w:r>
+        <w:rPr>
+          <w:sz w:val="22"/>
+          <w:szCs w:val="22"/>
+        </w:rPr>
+        <w:t xml:space="preserve"> </w:t>
+      </w:r>
+      <w:proofErr w:type="spellStart"/>
+      <w:r>
+        <w:rPr>
+          <w:sz w:val="22"/>
+          <w:szCs w:val="22"/>
+        </w:rPr>
+        <w:t>management</w:t>
+      </w:r>
+      <w:proofErr w:type="spellEnd"/>
+      <w:r>
+        <w:rPr>
+          <w:sz w:val="22"/>
+          <w:szCs w:val="22"/>
+        </w:rPr>
+        <w:t xml:space="preserve">: </w:t>
+      </w:r>
+      <w:proofErr w:type="spellStart"/>
+      <w:r>
+        <w:rPr>
+          <w:sz w:val="22"/>
+          <w:szCs w:val="22"/>
+        </w:rPr>
+        <w:t>Concepts</w:t>
+      </w:r>
+      <w:proofErr w:type="spellEnd"/>
+      <w:r>
+        <w:rPr>
+          <w:sz w:val="22"/>
+          <w:szCs w:val="22"/>
+        </w:rPr>
+        <w:t xml:space="preserve">, </w:t>
+      </w:r>
+      <w:proofErr w:type="spellStart"/>
+      <w:r>
+        <w:rPr>
+          <w:sz w:val="22"/>
+          <w:szCs w:val="22"/>
+        </w:rPr>
+        <w:t>languages</w:t>
+      </w:r>
+      <w:proofErr w:type="spellEnd"/>
+      <w:r>
+        <w:rPr>
+          <w:sz w:val="22"/>
+          <w:szCs w:val="22"/>
+        </w:rPr>
+        <w:t xml:space="preserve">, </w:t>
+      </w:r>
+      <w:proofErr w:type="spellStart"/>
+      <w:r>
+        <w:rPr>
+          <w:sz w:val="22"/>
+          <w:szCs w:val="22"/>
+        </w:rPr>
+        <w:t>architectures</w:t>
+      </w:r>
+      <w:proofErr w:type="spellEnd"/>
+      <w:r>
+        <w:rPr>
+          <w:sz w:val="22"/>
+          <w:szCs w:val="22"/>
+        </w:rPr>
+        <w:t xml:space="preserve"> (2nd ed.). Springer.</w:t>
+      </w:r>
     </w:p>
     <w:p>
       <w:pPr>
@@ -15874,95 +15983,127 @@
           <w:sz w:val="22"/>
           <w:szCs w:val="22"/>
         </w:rPr>
-        <w:t>Weske</w:t>
-      </w:r>
-      <w:proofErr w:type="spellEnd"/>
-      <w:r>
-        <w:rPr>
-          <w:sz w:val="22"/>
-          <w:szCs w:val="22"/>
-        </w:rPr>
-        <w:t xml:space="preserve">, M. (2012). Business </w:t>
-      </w:r>
-      <w:proofErr w:type="spellStart"/>
-      <w:r>
-        <w:rPr>
-          <w:sz w:val="22"/>
-          <w:szCs w:val="22"/>
-        </w:rPr>
-        <w:t>process</w:t>
-      </w:r>
-      <w:proofErr w:type="spellEnd"/>
-      <w:r>
-        <w:rPr>
-          <w:sz w:val="22"/>
-          <w:szCs w:val="22"/>
-        </w:rPr>
-        <w:t xml:space="preserve"> </w:t>
-      </w:r>
-      <w:proofErr w:type="spellStart"/>
-      <w:r>
-        <w:rPr>
-          <w:sz w:val="22"/>
-          <w:szCs w:val="22"/>
-        </w:rPr>
-        <w:t>management</w:t>
-      </w:r>
-      <w:proofErr w:type="spellEnd"/>
-      <w:r>
-        <w:rPr>
-          <w:sz w:val="22"/>
-          <w:szCs w:val="22"/>
-        </w:rPr>
-        <w:t xml:space="preserve">: </w:t>
-      </w:r>
-      <w:proofErr w:type="spellStart"/>
-      <w:r>
-        <w:rPr>
-          <w:sz w:val="22"/>
-          <w:szCs w:val="22"/>
-        </w:rPr>
-        <w:t>Concepts</w:t>
-      </w:r>
-      <w:proofErr w:type="spellEnd"/>
-      <w:r>
-        <w:rPr>
-          <w:sz w:val="22"/>
-          <w:szCs w:val="22"/>
-        </w:rPr>
-        <w:t xml:space="preserve">, </w:t>
-      </w:r>
-      <w:proofErr w:type="spellStart"/>
-      <w:r>
-        <w:rPr>
-          <w:sz w:val="22"/>
-          <w:szCs w:val="22"/>
-        </w:rPr>
-        <w:t>languages</w:t>
-      </w:r>
-      <w:proofErr w:type="spellEnd"/>
-      <w:r>
-        <w:rPr>
-          <w:sz w:val="22"/>
-          <w:szCs w:val="22"/>
-        </w:rPr>
-        <w:t xml:space="preserve">, </w:t>
-      </w:r>
-      <w:proofErr w:type="spellStart"/>
-      <w:r>
-        <w:rPr>
-          <w:sz w:val="22"/>
-          <w:szCs w:val="22"/>
-        </w:rPr>
-        <w:t>architectures</w:t>
-      </w:r>
-      <w:proofErr w:type="spellEnd"/>
-      <w:r>
-        <w:rPr>
-          <w:sz w:val="22"/>
-          <w:szCs w:val="22"/>
-        </w:rPr>
-        <w:t xml:space="preserve"> (2nd ed.). Springer.</w:t>
+        <w:t>Wohlin</w:t>
+      </w:r>
+      <w:proofErr w:type="spellEnd"/>
+      <w:r>
+        <w:rPr>
+          <w:sz w:val="22"/>
+          <w:szCs w:val="22"/>
+        </w:rPr>
+        <w:t xml:space="preserve">, C., </w:t>
+      </w:r>
+      <w:proofErr w:type="spellStart"/>
+      <w:r>
+        <w:rPr>
+          <w:sz w:val="22"/>
+          <w:szCs w:val="22"/>
+        </w:rPr>
+        <w:t>Runeson</w:t>
+      </w:r>
+      <w:proofErr w:type="spellEnd"/>
+      <w:r>
+        <w:rPr>
+          <w:sz w:val="22"/>
+          <w:szCs w:val="22"/>
+        </w:rPr>
+        <w:t xml:space="preserve">, P., </w:t>
+      </w:r>
+      <w:proofErr w:type="spellStart"/>
+      <w:r>
+        <w:rPr>
+          <w:sz w:val="22"/>
+          <w:szCs w:val="22"/>
+        </w:rPr>
+        <w:t>Höst</w:t>
+      </w:r>
+      <w:proofErr w:type="spellEnd"/>
+      <w:r>
+        <w:rPr>
+          <w:sz w:val="22"/>
+          <w:szCs w:val="22"/>
+        </w:rPr>
+        <w:t xml:space="preserve">, M., </w:t>
+      </w:r>
+      <w:proofErr w:type="spellStart"/>
+      <w:r>
+        <w:rPr>
+          <w:sz w:val="22"/>
+          <w:szCs w:val="22"/>
+        </w:rPr>
+        <w:t>Ohlsson</w:t>
+      </w:r>
+      <w:proofErr w:type="spellEnd"/>
+      <w:r>
+        <w:rPr>
+          <w:sz w:val="22"/>
+          <w:szCs w:val="22"/>
+        </w:rPr>
+        <w:t xml:space="preserve">, M. C., </w:t>
+      </w:r>
+      <w:proofErr w:type="spellStart"/>
+      <w:r>
+        <w:rPr>
+          <w:sz w:val="22"/>
+          <w:szCs w:val="22"/>
+        </w:rPr>
+        <w:t>Regnell</w:t>
+      </w:r>
+      <w:proofErr w:type="spellEnd"/>
+      <w:r>
+        <w:rPr>
+          <w:sz w:val="22"/>
+          <w:szCs w:val="22"/>
+        </w:rPr>
+        <w:t xml:space="preserve">, B., &amp; </w:t>
+      </w:r>
+      <w:proofErr w:type="spellStart"/>
+      <w:r>
+        <w:rPr>
+          <w:sz w:val="22"/>
+          <w:szCs w:val="22"/>
+        </w:rPr>
+        <w:t>Wesslén</w:t>
+      </w:r>
+      <w:proofErr w:type="spellEnd"/>
+      <w:r>
+        <w:rPr>
+          <w:sz w:val="22"/>
+          <w:szCs w:val="22"/>
+        </w:rPr>
+        <w:t xml:space="preserve">, A. (2012). </w:t>
+      </w:r>
+      <w:proofErr w:type="spellStart"/>
+      <w:r>
+        <w:rPr>
+          <w:sz w:val="22"/>
+          <w:szCs w:val="22"/>
+        </w:rPr>
+        <w:t>Experimentation</w:t>
+      </w:r>
+      <w:proofErr w:type="spellEnd"/>
+      <w:r>
+        <w:rPr>
+          <w:sz w:val="22"/>
+          <w:szCs w:val="22"/>
+        </w:rPr>
+        <w:t xml:space="preserve"> in software </w:t>
+      </w:r>
+      <w:proofErr w:type="spellStart"/>
+      <w:r>
+        <w:rPr>
+          <w:sz w:val="22"/>
+          <w:szCs w:val="22"/>
+        </w:rPr>
+        <w:t>engineering</w:t>
+      </w:r>
+      <w:proofErr w:type="spellEnd"/>
+      <w:r>
+        <w:rPr>
+          <w:sz w:val="22"/>
+          <w:szCs w:val="22"/>
+        </w:rPr>
+        <w:t>. Springer.</w:t>
       </w:r>
     </w:p>
     <w:p>
@@ -15971,134 +16112,41 @@
         <w:ind w:left="720" w:hanging="720"/>
         <w:jc w:val="both"/>
       </w:pPr>
-      <w:proofErr w:type="spellStart"/>
-      <w:r>
-        <w:rPr>
-          <w:sz w:val="22"/>
-          <w:szCs w:val="22"/>
-        </w:rPr>
-        <w:t>Wohlin</w:t>
-      </w:r>
-      <w:proofErr w:type="spellEnd"/>
-      <w:r>
-        <w:rPr>
-          <w:sz w:val="22"/>
-          <w:szCs w:val="22"/>
-        </w:rPr>
-        <w:t xml:space="preserve">, C., </w:t>
-      </w:r>
-      <w:proofErr w:type="spellStart"/>
-      <w:r>
-        <w:rPr>
-          <w:sz w:val="22"/>
-          <w:szCs w:val="22"/>
-        </w:rPr>
-        <w:t>Runeson</w:t>
-      </w:r>
-      <w:proofErr w:type="spellEnd"/>
-      <w:r>
-        <w:rPr>
-          <w:sz w:val="22"/>
-          <w:szCs w:val="22"/>
-        </w:rPr>
-        <w:t xml:space="preserve">, P., </w:t>
-      </w:r>
-      <w:proofErr w:type="spellStart"/>
-      <w:r>
-        <w:rPr>
-          <w:sz w:val="22"/>
-          <w:szCs w:val="22"/>
-        </w:rPr>
-        <w:t>Höst</w:t>
-      </w:r>
-      <w:proofErr w:type="spellEnd"/>
-      <w:r>
-        <w:rPr>
-          <w:sz w:val="22"/>
-          <w:szCs w:val="22"/>
-        </w:rPr>
-        <w:t xml:space="preserve">, M., </w:t>
-      </w:r>
-      <w:proofErr w:type="spellStart"/>
-      <w:r>
-        <w:rPr>
-          <w:sz w:val="22"/>
-          <w:szCs w:val="22"/>
-        </w:rPr>
-        <w:t>Ohlsson</w:t>
-      </w:r>
-      <w:proofErr w:type="spellEnd"/>
-      <w:r>
-        <w:rPr>
-          <w:sz w:val="22"/>
-          <w:szCs w:val="22"/>
-        </w:rPr>
-        <w:t xml:space="preserve">, M. C., </w:t>
-      </w:r>
-      <w:proofErr w:type="spellStart"/>
-      <w:r>
-        <w:rPr>
-          <w:sz w:val="22"/>
-          <w:szCs w:val="22"/>
-        </w:rPr>
-        <w:t>Regnell</w:t>
-      </w:r>
-      <w:proofErr w:type="spellEnd"/>
-      <w:r>
-        <w:rPr>
-          <w:sz w:val="22"/>
-          <w:szCs w:val="22"/>
-        </w:rPr>
-        <w:t xml:space="preserve">, B., &amp; </w:t>
-      </w:r>
-      <w:proofErr w:type="spellStart"/>
-      <w:r>
-        <w:rPr>
-          <w:sz w:val="22"/>
-          <w:szCs w:val="22"/>
-        </w:rPr>
-        <w:t>Wesslén</w:t>
-      </w:r>
-      <w:proofErr w:type="spellEnd"/>
-      <w:r>
-        <w:rPr>
-          <w:sz w:val="22"/>
-          <w:szCs w:val="22"/>
-        </w:rPr>
-        <w:t xml:space="preserve">, A. (2012). </w:t>
-      </w:r>
-      <w:proofErr w:type="spellStart"/>
-      <w:r>
-        <w:rPr>
-          <w:sz w:val="22"/>
-          <w:szCs w:val="22"/>
-        </w:rPr>
-        <w:t>Experimentation</w:t>
-      </w:r>
-      <w:proofErr w:type="spellEnd"/>
-      <w:r>
-        <w:rPr>
-          <w:sz w:val="22"/>
-          <w:szCs w:val="22"/>
-        </w:rPr>
-        <w:t xml:space="preserve"> in software </w:t>
-      </w:r>
-      <w:proofErr w:type="spellStart"/>
-      <w:r>
-        <w:rPr>
-          <w:sz w:val="22"/>
-          <w:szCs w:val="22"/>
-        </w:rPr>
-        <w:t>engineering</w:t>
-      </w:r>
-      <w:proofErr w:type="spellEnd"/>
-      <w:r>
-        <w:rPr>
-          <w:sz w:val="22"/>
-          <w:szCs w:val="22"/>
-        </w:rPr>
-        <w:t>. Springer.</w:t>
-      </w:r>
+      <w:r>
+        <w:rPr>
+          <w:sz w:val="22"/>
+          <w:szCs w:val="22"/>
+        </w:rPr>
+        <w:t>Xi, Z., Chen, W., Guo, X., He, W., Ding, Y., Hong, B., Zhang, M., Wang, J., Jin, S., Zhou, E., Zheng, A., Fan, X., Wang, X., Lim, A., &amp; Liu, T. (2023). The Rise and Potential of Large Language Model Based Agents: A Survey. arXiv preprint arXiv:2309.07864. https://doi.org/10.48550/arXiv.2309.07864</w:t>
+      </w:r>
+      <w:proofErr w:type="spellStart"/>
+      <w:proofErr w:type="spellEnd"/>
+      <w:proofErr w:type="spellStart"/>
+      <w:proofErr w:type="spellEnd"/>
+      <w:proofErr w:type="spellStart"/>
+      <w:proofErr w:type="spellEnd"/>
+      <w:proofErr w:type="spellStart"/>
+      <w:proofErr w:type="spellEnd"/>
+      <w:proofErr w:type="spellStart"/>
+      <w:proofErr w:type="spellEnd"/>
+      <w:proofErr w:type="spellStart"/>
+      <w:proofErr w:type="spellEnd"/>
+      <w:proofErr w:type="spellStart"/>
+      <w:proofErr w:type="spellEnd"/>
+      <w:proofErr w:type="spellStart"/>
+      <w:proofErr w:type="spellEnd"/>
+      <w:proofErr w:type="spellStart"/>
+      <w:proofErr w:type="spellEnd"/>
+      <w:proofErr w:type="spellStart"/>
+      <w:proofErr w:type="spellEnd"/>
+      <w:proofErr w:type="spellStart"/>
+      <w:proofErr w:type="spellEnd"/>
+      <w:proofErr w:type="spellStart"/>
+      <w:proofErr w:type="spellEnd"/>
+      <w:proofErr w:type="spellStart"/>
+      <w:proofErr w:type="spellEnd"/>
+      <w:proofErr w:type="spellStart"/>
+      <w:proofErr w:type="spellEnd"/>
     </w:p>
     <w:p>
       <w:pPr>
@@ -16106,48 +16154,6 @@
         <w:ind w:left="720" w:hanging="720"/>
         <w:jc w:val="both"/>
       </w:pPr>
-      <w:r>
-        <w:rPr>
-          <w:sz w:val="22"/>
-          <w:szCs w:val="22"/>
-        </w:rPr>
-        <w:t>Xi, Z., Chen, W., Guo, X., He, W., Ding, Y., Hong, B., Zhang, M., Wang, J., Jin, S., Zhou, E., Zheng, A., Fan, X., Wang, X., Lim, A., &amp; Liu, T. (2023). The Rise and Potential of Large Language Model Based Agents: A Survey. arXiv preprint arXiv:2309.07864. https://doi.org/10.48550/arXiv.2309.07864</w:t>
-      </w:r>
-      <w:proofErr w:type="spellStart"/>
-      <w:proofErr w:type="spellEnd"/>
-      <w:proofErr w:type="spellStart"/>
-      <w:proofErr w:type="spellEnd"/>
-      <w:proofErr w:type="spellStart"/>
-      <w:proofErr w:type="spellEnd"/>
-      <w:proofErr w:type="spellStart"/>
-      <w:proofErr w:type="spellEnd"/>
-      <w:proofErr w:type="spellStart"/>
-      <w:proofErr w:type="spellEnd"/>
-      <w:proofErr w:type="spellStart"/>
-      <w:proofErr w:type="spellEnd"/>
-      <w:proofErr w:type="spellStart"/>
-      <w:proofErr w:type="spellEnd"/>
-      <w:proofErr w:type="spellStart"/>
-      <w:proofErr w:type="spellEnd"/>
-      <w:proofErr w:type="spellStart"/>
-      <w:proofErr w:type="spellEnd"/>
-      <w:proofErr w:type="spellStart"/>
-      <w:proofErr w:type="spellEnd"/>
-      <w:proofErr w:type="spellStart"/>
-      <w:proofErr w:type="spellEnd"/>
-      <w:proofErr w:type="spellStart"/>
-      <w:proofErr w:type="spellEnd"/>
-      <w:proofErr w:type="spellStart"/>
-      <w:proofErr w:type="spellEnd"/>
-      <w:proofErr w:type="spellStart"/>
-      <w:proofErr w:type="spellEnd"/>
-    </w:p>
-    <w:p>
-      <w:pPr>
-        <w:spacing w:after="160" w:line="320" w:lineRule="auto"/>
-        <w:ind w:left="720" w:hanging="720"/>
-        <w:jc w:val="both"/>
-      </w:pPr>
       <w:proofErr w:type="spellStart"/>
       <w:r>
         <w:rPr>
@@ -16179,31 +16185,6 @@
     <w:p>
       <w:r>
         <w:br w:type="page"/>
-      </w:r>
-    </w:p>
-    <w:p>
-      <w:r>
-        <w:t>Ajiga, D., Ndambiri, K., &amp; Bwisa, H. (2024). Low-cost RPA solutions for emerging markets: A systematic review. International Journal of Automation and Computing, 21(1), 78-95.</w:t>
-      </w:r>
-    </w:p>
-    <w:p>
-      <w:r>
-        <w:t>Jangam, D., Patel, A., &amp; Sharma, R. (2024). Intelligent automation frameworks for small and medium enterprises: A comparative analysis. Journal of Intelligent Systems, 33(2), 145-162.</w:t>
-      </w:r>
-    </w:p>
-    <w:p>
-      <w:r>
-        <w:t>Viswanadhapalli, S., &amp; Ramana, K. (2025). AI-powered conversational agents for customer service: A systematic review and future directions. Applied Sciences, 15(3), 1-28.</w:t>
-      </w:r>
-    </w:p>
-    <w:p>
-      <w:r>
-        <w:t>Venkiteela, S., &amp; Kalluri, P. (2025). Robotic process automation in small and medium enterprises: Challenges and opportunities. International Journal of Information Technology, 17(1), 45-62.</w:t>
-      </w:r>
-    </w:p>
-    <w:p>
-      <w:r>
-        <w:t>Zhang, L., Wang, H., &amp; Liu, Y. (2025). Evaluating large language models for automated code generation: An empirical study. ACM Computing Surveys, 57(4), 1-35.</w:t>
       </w:r>
     </w:p>
     <w:p>
@@ -16326,7 +16307,7 @@
           <w:b/>
           <w:sz w:val="20"/>
         </w:rPr>
-        <w:t>Tabla A.1: Componentes y versiones del sistema</w:t>
+        <w:t>Tabla A.1: Componentes y versiones del sistema. Fuente: elaboración propia.</w:t>
       </w:r>
     </w:p>
     <w:tbl>
@@ -17285,7 +17266,7 @@
           <w:b/>
           <w:sz w:val="20"/>
         </w:rPr>
-        <w:t>Tabla B.1: Nodos del flujo de automatización en n8n</w:t>
+        <w:t>Tabla B.1: Nodos del flujo de automatización en n8n. Fuente: elaboración propia.</w:t>
       </w:r>
     </w:p>
     <w:tbl>
@@ -17466,63 +17447,55 @@
               <w:rPr>
                 <w:sz w:val="18"/>
               </w:rPr>
-              <w:t xml:space="preserve">Recibe los mensajes enviados por el usuario al </w:t>
+              <w:t>Recibe los mensajes enviados por el usuario al bot de Telegram (webhook)</w:t>
             </w:r>
             <w:proofErr w:type="spellStart"/>
             <w:r>
               <w:rPr>
                 <w:sz w:val="18"/>
               </w:rPr>
-              <w:t>bot</w:t>
             </w:r>
             <w:proofErr w:type="spellEnd"/>
             <w:r>
               <w:rPr>
                 <w:sz w:val="18"/>
               </w:rPr>
-              <w:t xml:space="preserve"> de </w:t>
             </w:r>
             <w:proofErr w:type="spellStart"/>
             <w:r>
               <w:rPr>
                 <w:sz w:val="18"/>
               </w:rPr>
-              <w:t>Telegram</w:t>
             </w:r>
             <w:proofErr w:type="spellEnd"/>
             <w:r>
               <w:rPr>
                 <w:sz w:val="18"/>
               </w:rPr>
-              <w:t xml:space="preserve"> (</w:t>
             </w:r>
             <w:proofErr w:type="spellStart"/>
             <w:r>
               <w:rPr>
                 <w:sz w:val="18"/>
               </w:rPr>
-              <w:t>webhook</w:t>
             </w:r>
             <w:proofErr w:type="spellEnd"/>
             <w:r>
               <w:rPr>
                 <w:sz w:val="18"/>
               </w:rPr>
-              <w:t xml:space="preserve"> de tipo </w:t>
             </w:r>
             <w:proofErr w:type="spellStart"/>
             <w:r>
               <w:rPr>
                 <w:sz w:val="18"/>
               </w:rPr>
-              <w:t>polling</w:t>
             </w:r>
             <w:proofErr w:type="spellEnd"/>
             <w:r>
               <w:rPr>
                 <w:sz w:val="18"/>
               </w:rPr>
-              <w:t>)</w:t>
             </w:r>
           </w:p>
         </w:tc>
@@ -18778,7 +18751,7 @@
           <w:b/>
           <w:sz w:val="20"/>
         </w:rPr>
-        <w:t xml:space="preserve">Tabla B.2: Catálogo de intenciones del Bot </w:t>
+        <w:t>Tabla B.2: Catálogo de intenciones del Bot Router. Fuente: elaboración propia.</w:t>
       </w:r>
       <w:proofErr w:type="spellStart"/>
       <w:r>
@@ -18786,7 +18759,6 @@
           <w:b/>
           <w:sz w:val="20"/>
         </w:rPr>
-        <w:t>Router</w:t>
       </w:r>
       <w:proofErr w:type="spellEnd"/>
     </w:p>
@@ -19440,7 +19412,7 @@
               <w:rPr>
                 <w:sz w:val="18"/>
               </w:rPr>
-              <w:t>Informa que no entendió el mensaje y sugiere escribir “</w:t>
+              <w:t>Informa «No entendí ese comando. Escribí "menu" para ver las opciones disponibles.» “</w:t>
             </w:r>
             <w:proofErr w:type="spellStart"/>
             <w:r>
@@ -19517,7 +19489,7 @@
           <w:b/>
           <w:sz w:val="20"/>
         </w:rPr>
-        <w:t xml:space="preserve">Figura B.1. Flujo de </w:t>
+        <w:t>Figura B.1. Flujo de automatización del sistema en n8n (canvas del editor). Fuente: elaboración propia.</w:t>
       </w:r>
       <w:proofErr w:type="spellStart"/>
       <w:r>
@@ -19525,7 +19497,6 @@
           <w:b/>
           <w:sz w:val="20"/>
         </w:rPr>
-        <w:t>automatizacion</w:t>
       </w:r>
       <w:proofErr w:type="spellEnd"/>
       <w:r>
@@ -19533,7 +19504,6 @@
           <w:b/>
           <w:sz w:val="20"/>
         </w:rPr>
-        <w:t xml:space="preserve"> del sistema en n8n (</w:t>
       </w:r>
       <w:proofErr w:type="spellStart"/>
       <w:r>
@@ -19541,7 +19511,6 @@
           <w:b/>
           <w:sz w:val="20"/>
         </w:rPr>
-        <w:t>canvas</w:t>
       </w:r>
       <w:proofErr w:type="spellEnd"/>
       <w:r>
@@ -19549,7 +19518,6 @@
           <w:b/>
           <w:sz w:val="20"/>
         </w:rPr>
-        <w:t xml:space="preserve"> del editor)</w:t>
       </w:r>
     </w:p>
     <w:p>
@@ -19585,16 +19553,12 @@
         <w:jc w:val="both"/>
       </w:pPr>
       <w:r>
-        <w:t xml:space="preserve">La configuración del conector para el servicio de mensajería requiere la obtención de las credenciales de acceso a la API correspondiente, la configuración de los parámetros de conexión y la definición de los formatos de los mensajes entrantes y salientes. El conector implementa mecanismos de reintento con </w:t>
-      </w:r>
-      <w:proofErr w:type="spellStart"/>
-      <w:r>
-        <w:t>backoff</w:t>
-      </w:r>
-      <w:proofErr w:type="spellEnd"/>
-      <w:r>
-        <w:t xml:space="preserve"> exponencial para gestionar situaciones de alta latencia o no disponibilidad temporal del servicio, garantizando que las solicitudes pendientes sean procesadas en cuanto el servicio esté disponible.</w:t>
-      </w:r>
+        <w:t>La configuración del conector para el servicio de mensajería requiere la obtención de las credenciales de acceso a la API correspondiente, la configuración de los parámetros de conexión y la definición de los formatos de los mensajes entrantes y salientes. El flujo no configura reintentos automáticos a nivel de nodo: ante una no disponibilidad temporal del servicio, la ejecución del nodo finaliza con error y la incidencia queda registrada para su reproceso manual.</w:t>
+      </w:r>
+      <w:proofErr w:type="spellStart"/>
+      <w:r/>
+      <w:proofErr w:type="spellEnd"/>
+      <w:r/>
     </w:p>
     <w:p>
       <w:pPr>
@@ -19653,7 +19617,7 @@
           <w:b/>
           <w:sz w:val="20"/>
         </w:rPr>
-        <w:t xml:space="preserve">Tabla C.1: </w:t>
+        <w:t>Tabla C.1: Endpoints de la API consumidos por el flujo. Fuente: elaboración propia.</w:t>
       </w:r>
       <w:proofErr w:type="spellStart"/>
       <w:r>
@@ -19661,7 +19625,6 @@
           <w:b/>
           <w:sz w:val="20"/>
         </w:rPr>
-        <w:t>Endpoints</w:t>
       </w:r>
       <w:proofErr w:type="spellEnd"/>
       <w:r>
@@ -19669,7 +19632,6 @@
           <w:b/>
           <w:sz w:val="20"/>
         </w:rPr>
-        <w:t xml:space="preserve"> de la API consumidos por el flujo</w:t>
       </w:r>
     </w:p>
     <w:tbl>
@@ -20257,236 +20219,204 @@
         <w:rPr>
           <w:sz w:val="22"/>
         </w:rPr>
-        <w:t xml:space="preserve">La conexión con </w:t>
-      </w:r>
-      <w:proofErr w:type="spellStart"/>
-      <w:r>
-        <w:rPr>
-          <w:sz w:val="22"/>
-        </w:rPr>
-        <w:t>Telegram</w:t>
-      </w:r>
-      <w:proofErr w:type="spellEnd"/>
-      <w:r>
-        <w:rPr>
-          <w:sz w:val="22"/>
-        </w:rPr>
-        <w:t xml:space="preserve"> se realiza mediante la credencial de tipo “</w:t>
-      </w:r>
-      <w:proofErr w:type="spellStart"/>
-      <w:r>
-        <w:rPr>
-          <w:sz w:val="22"/>
-        </w:rPr>
-        <w:t>Telegram</w:t>
-      </w:r>
-      <w:proofErr w:type="spellEnd"/>
-      <w:r>
-        <w:rPr>
-          <w:sz w:val="22"/>
-        </w:rPr>
-        <w:t xml:space="preserve"> </w:t>
-      </w:r>
-      <w:proofErr w:type="spellStart"/>
-      <w:r>
-        <w:rPr>
-          <w:sz w:val="22"/>
-        </w:rPr>
-        <w:t>account</w:t>
-      </w:r>
-      <w:proofErr w:type="spellEnd"/>
-      <w:r>
-        <w:rPr>
-          <w:sz w:val="22"/>
-        </w:rPr>
-        <w:t>” (</w:t>
-      </w:r>
-      <w:proofErr w:type="spellStart"/>
-      <w:r>
-        <w:rPr>
-          <w:sz w:val="22"/>
-        </w:rPr>
-        <w:t>telegramApi</w:t>
-      </w:r>
-      <w:proofErr w:type="spellEnd"/>
-      <w:r>
-        <w:rPr>
-          <w:sz w:val="22"/>
-        </w:rPr>
-        <w:t xml:space="preserve">) configurada en n8n, con el </w:t>
-      </w:r>
-      <w:proofErr w:type="spellStart"/>
-      <w:r>
-        <w:rPr>
-          <w:sz w:val="22"/>
-        </w:rPr>
-        <w:t>trigger</w:t>
-      </w:r>
-      <w:proofErr w:type="spellEnd"/>
-      <w:r>
-        <w:rPr>
-          <w:sz w:val="22"/>
-        </w:rPr>
-        <w:t xml:space="preserve"> en modo </w:t>
-      </w:r>
-      <w:proofErr w:type="spellStart"/>
-      <w:r>
-        <w:rPr>
-          <w:sz w:val="22"/>
-        </w:rPr>
-        <w:t>polling</w:t>
-      </w:r>
-      <w:proofErr w:type="spellEnd"/>
-      <w:r>
-        <w:rPr>
-          <w:sz w:val="22"/>
-        </w:rPr>
-        <w:t xml:space="preserve"> que escucha únicamente el evento de mensaje (</w:t>
-      </w:r>
-      <w:proofErr w:type="spellStart"/>
-      <w:r>
-        <w:rPr>
-          <w:sz w:val="22"/>
-        </w:rPr>
-        <w:t>updates</w:t>
-      </w:r>
-      <w:proofErr w:type="spellEnd"/>
-      <w:r>
-        <w:rPr>
-          <w:sz w:val="22"/>
-        </w:rPr>
-        <w:t xml:space="preserve">: </w:t>
-      </w:r>
-      <w:proofErr w:type="spellStart"/>
-      <w:r>
-        <w:rPr>
-          <w:sz w:val="22"/>
-        </w:rPr>
-        <w:t>message</w:t>
-      </w:r>
-      <w:proofErr w:type="spellEnd"/>
-      <w:r>
-        <w:rPr>
-          <w:sz w:val="22"/>
-        </w:rPr>
-        <w:t xml:space="preserve">). La planilla de auditoría se integra mediante una cuenta de servicio de Google con autenticación OAuth 2.0, referenciada en el nodo </w:t>
-      </w:r>
-      <w:proofErr w:type="spellStart"/>
-      <w:r>
-        <w:rPr>
-          <w:sz w:val="22"/>
-        </w:rPr>
-        <w:t>Append</w:t>
-      </w:r>
-      <w:proofErr w:type="spellEnd"/>
-      <w:r>
-        <w:rPr>
-          <w:sz w:val="22"/>
-        </w:rPr>
-        <w:t xml:space="preserve"> </w:t>
-      </w:r>
-      <w:proofErr w:type="spellStart"/>
-      <w:r>
-        <w:rPr>
-          <w:sz w:val="22"/>
-        </w:rPr>
-        <w:t>to</w:t>
-      </w:r>
-      <w:proofErr w:type="spellEnd"/>
-      <w:r>
-        <w:rPr>
-          <w:sz w:val="22"/>
-        </w:rPr>
-        <w:t xml:space="preserve"> </w:t>
-      </w:r>
-      <w:proofErr w:type="spellStart"/>
-      <w:r>
-        <w:rPr>
-          <w:sz w:val="22"/>
-        </w:rPr>
-        <w:t>Sheet</w:t>
-      </w:r>
-      <w:proofErr w:type="spellEnd"/>
-      <w:r>
-        <w:rPr>
-          <w:sz w:val="22"/>
-        </w:rPr>
-        <w:t xml:space="preserve"> como “Google </w:t>
-      </w:r>
-      <w:proofErr w:type="spellStart"/>
-      <w:r>
-        <w:rPr>
-          <w:sz w:val="22"/>
-        </w:rPr>
-        <w:t>Sheets</w:t>
-      </w:r>
-      <w:proofErr w:type="spellEnd"/>
-      <w:r>
-        <w:rPr>
-          <w:sz w:val="22"/>
-        </w:rPr>
-        <w:t xml:space="preserve"> </w:t>
-      </w:r>
-      <w:proofErr w:type="spellStart"/>
-      <w:r>
-        <w:rPr>
-          <w:sz w:val="22"/>
-        </w:rPr>
-        <w:t>account</w:t>
-      </w:r>
-      <w:proofErr w:type="spellEnd"/>
-      <w:r>
-        <w:rPr>
-          <w:sz w:val="22"/>
-        </w:rPr>
-        <w:t xml:space="preserve">”. El </w:t>
-      </w:r>
-      <w:proofErr w:type="spellStart"/>
-      <w:r>
-        <w:rPr>
-          <w:sz w:val="22"/>
-        </w:rPr>
-        <w:t>bot</w:t>
-      </w:r>
-      <w:proofErr w:type="spellEnd"/>
-      <w:r>
-        <w:rPr>
-          <w:sz w:val="22"/>
-        </w:rPr>
-        <w:t xml:space="preserve"> de </w:t>
-      </w:r>
-      <w:proofErr w:type="spellStart"/>
-      <w:r>
-        <w:rPr>
-          <w:sz w:val="22"/>
-        </w:rPr>
-        <w:t>Telegram</w:t>
-      </w:r>
-      <w:proofErr w:type="spellEnd"/>
-      <w:r>
-        <w:rPr>
-          <w:sz w:val="22"/>
-        </w:rPr>
-        <w:t xml:space="preserve"> responde únicamente a mensajes de texto; los comandos y emojis utilizados en las respuestas se definen en el nodo Bot </w:t>
-      </w:r>
-      <w:proofErr w:type="spellStart"/>
-      <w:r>
-        <w:rPr>
-          <w:sz w:val="22"/>
-        </w:rPr>
-        <w:t>Router</w:t>
-      </w:r>
-      <w:proofErr w:type="spellEnd"/>
-      <w:r>
-        <w:rPr>
-          <w:sz w:val="22"/>
-        </w:rPr>
-        <w:t>.</w:t>
-      </w:r>
-    </w:p>
-    <w:p>
-      <w:r>
-        <w:t>Figura C.1. Documentacion interactiva de la API REST (Swagger UI).</w:t>
+        <w:t>La conexión con Telegram se realiza mediante la credencial de tipo “Telegram account” (telegramApi) configurada en n8n, con el trigger en modo webhook, que escucha únicamente el evento de mensaje (updates: message). La planilla de auditoría se integra mediante una cuenta de servicio de Google con autenticación OAuth 2.0, referenciada en el nodo Append to Sheet como “Google Sheets account”. El bot de Telegram responde únicamente a mensajes de texto; los comandos y emojis utilizados en las respuestas se definen en el nodo Bot Router.</w:t>
+      </w:r>
+      <w:proofErr w:type="spellStart"/>
+      <w:r>
+        <w:rPr>
+          <w:sz w:val="22"/>
+        </w:rPr>
+      </w:r>
+      <w:proofErr w:type="spellEnd"/>
+      <w:r>
+        <w:rPr>
+          <w:sz w:val="22"/>
+        </w:rPr>
+      </w:r>
+      <w:proofErr w:type="spellStart"/>
+      <w:r>
+        <w:rPr>
+          <w:sz w:val="22"/>
+        </w:rPr>
+      </w:r>
+      <w:proofErr w:type="spellEnd"/>
+      <w:r>
+        <w:rPr>
+          <w:sz w:val="22"/>
+        </w:rPr>
+      </w:r>
+      <w:proofErr w:type="spellStart"/>
+      <w:r>
+        <w:rPr>
+          <w:sz w:val="22"/>
+        </w:rPr>
+      </w:r>
+      <w:proofErr w:type="spellEnd"/>
+      <w:r>
+        <w:rPr>
+          <w:sz w:val="22"/>
+        </w:rPr>
+      </w:r>
+      <w:proofErr w:type="spellStart"/>
+      <w:r>
+        <w:rPr>
+          <w:sz w:val="22"/>
+        </w:rPr>
+      </w:r>
+      <w:proofErr w:type="spellEnd"/>
+      <w:r>
+        <w:rPr>
+          <w:sz w:val="22"/>
+        </w:rPr>
+      </w:r>
+      <w:proofErr w:type="spellStart"/>
+      <w:r>
+        <w:rPr>
+          <w:sz w:val="22"/>
+        </w:rPr>
+      </w:r>
+      <w:proofErr w:type="spellEnd"/>
+      <w:r>
+        <w:rPr>
+          <w:sz w:val="22"/>
+        </w:rPr>
+      </w:r>
+      <w:proofErr w:type="spellStart"/>
+      <w:r>
+        <w:rPr>
+          <w:sz w:val="22"/>
+        </w:rPr>
+      </w:r>
+      <w:proofErr w:type="spellEnd"/>
+      <w:r>
+        <w:rPr>
+          <w:sz w:val="22"/>
+        </w:rPr>
+      </w:r>
+      <w:proofErr w:type="spellStart"/>
+      <w:r>
+        <w:rPr>
+          <w:sz w:val="22"/>
+        </w:rPr>
+      </w:r>
+      <w:proofErr w:type="spellEnd"/>
+      <w:r>
+        <w:rPr>
+          <w:sz w:val="22"/>
+        </w:rPr>
+      </w:r>
+      <w:proofErr w:type="spellStart"/>
+      <w:r>
+        <w:rPr>
+          <w:sz w:val="22"/>
+        </w:rPr>
+      </w:r>
+      <w:proofErr w:type="spellEnd"/>
+      <w:r>
+        <w:rPr>
+          <w:sz w:val="22"/>
+        </w:rPr>
+      </w:r>
+      <w:proofErr w:type="spellStart"/>
+      <w:r>
+        <w:rPr>
+          <w:sz w:val="22"/>
+        </w:rPr>
+      </w:r>
+      <w:proofErr w:type="spellEnd"/>
+      <w:r>
+        <w:rPr>
+          <w:sz w:val="22"/>
+        </w:rPr>
+      </w:r>
+      <w:proofErr w:type="spellStart"/>
+      <w:r>
+        <w:rPr>
+          <w:sz w:val="22"/>
+        </w:rPr>
+      </w:r>
+      <w:proofErr w:type="spellEnd"/>
+      <w:r>
+        <w:rPr>
+          <w:sz w:val="22"/>
+        </w:rPr>
+      </w:r>
+      <w:proofErr w:type="spellStart"/>
+      <w:r>
+        <w:rPr>
+          <w:sz w:val="22"/>
+        </w:rPr>
+      </w:r>
+      <w:proofErr w:type="spellEnd"/>
+      <w:r>
+        <w:rPr>
+          <w:sz w:val="22"/>
+        </w:rPr>
+      </w:r>
+      <w:proofErr w:type="spellStart"/>
+      <w:r>
+        <w:rPr>
+          <w:sz w:val="22"/>
+        </w:rPr>
+      </w:r>
+      <w:proofErr w:type="spellEnd"/>
+      <w:r>
+        <w:rPr>
+          <w:sz w:val="22"/>
+        </w:rPr>
+      </w:r>
+      <w:proofErr w:type="spellStart"/>
+      <w:r>
+        <w:rPr>
+          <w:sz w:val="22"/>
+        </w:rPr>
+      </w:r>
+      <w:proofErr w:type="spellEnd"/>
+      <w:r>
+        <w:rPr>
+          <w:sz w:val="22"/>
+        </w:rPr>
+      </w:r>
+      <w:proofErr w:type="spellStart"/>
+      <w:r>
+        <w:rPr>
+          <w:sz w:val="22"/>
+        </w:rPr>
+      </w:r>
+      <w:proofErr w:type="spellEnd"/>
+      <w:r>
+        <w:rPr>
+          <w:sz w:val="22"/>
+        </w:rPr>
+      </w:r>
+      <w:proofErr w:type="spellStart"/>
+      <w:r>
+        <w:rPr>
+          <w:sz w:val="22"/>
+        </w:rPr>
+      </w:r>
+      <w:proofErr w:type="spellEnd"/>
+      <w:r>
+        <w:rPr>
+          <w:sz w:val="22"/>
+        </w:rPr>
+      </w:r>
+      <w:proofErr w:type="spellStart"/>
+      <w:r>
+        <w:rPr>
+          <w:sz w:val="22"/>
+        </w:rPr>
+      </w:r>
+      <w:proofErr w:type="spellEnd"/>
+      <w:r>
+        <w:rPr>
+          <w:sz w:val="22"/>
+        </w:rPr>
+      </w:r>
+    </w:p>
+    <w:p>
+      <w:r>
+        <w:t>Figura C.1. Documentación interactiva de la API REST (Swagger UI). Fuente: elaboración propia.</w:t>
       </w:r>
     </w:p>
     <w:p>
@@ -20644,7 +20574,7 @@
           <w:b/>
           <w:sz w:val="20"/>
         </w:rPr>
-        <w:t>Tabla D.1: Entidades del modelo de datos</w:t>
+        <w:t>Tabla D.1: Entidades del modelo de datos. Fuente: elaboración propia.</w:t>
       </w:r>
     </w:p>
     <w:tbl>
@@ -22056,20 +21986,13 @@
         <w:jc w:val="both"/>
       </w:pPr>
       <w:r>
-        <w:t xml:space="preserve">Los resultados de las pruebas del </w:t>
-      </w:r>
-      <w:proofErr w:type="spellStart"/>
-      <w:r>
-        <w:t>backend</w:t>
-      </w:r>
-      <w:proofErr w:type="spellEnd"/>
-      <w:r>
-        <w:t xml:space="preserve"> arrojan 128 ejecuciones correctas sobre 128 casos de prueba (100 %), cubriendo las capas de rutas, servicios y repositorios, así como la autenticación, las métricas y una prueba de integración de extremo a extremo. En el plano de la interacción conversacional, los escenarios del menú principal, la selección de producto, la solicitud de cantidad, la validación de stock y la finalización de la compra se ejecutaron con la respuesta esperada en la totalidad de los casos. Los casos límite correspondientes a entradas no reconocidas se derivan de manera controlada a la intención por defecto, que presenta nuevamente </w:t>
-      </w:r>
-      <w:r>
-        <w:lastRenderedPageBreak/>
-        <w:t>el menú principal: este comportamiento es el previsto por el diseño determinístico y no constituye un error, sino una respuesta planificada ante mensajes fuera del catálogo de intenciones.</w:t>
-      </w:r>
+        <w:t>Los resultados de las pruebas del backend arrojan 253 ejecuciones correctas sobre 253 casos de prueba (100 %), cubriendo las capas de rutas, servicios y repositorios, así como la autenticación, las métricas y una prueba de integración de extremo a extremo. En el plano de la interacción conversacional, los escenarios del menú principal, la selección de producto, la solicitud de cantidad, la validación de stock y la finalización de la compra se ejecutaron con la respuesta esperada en la totalidad de los casos. Los casos límite correspondientes a entradas no reconocidas se derivan de manera controlada a la intención por defecto, que presenta nuevamente el menú principal: este comportamiento es el previsto por el diseño determinístico y no constituye un error, sino una respuesta planificada ante mensajes fuera del catálogo de intenciones.</w:t>
+      </w:r>
+      <w:proofErr w:type="spellStart"/>
+      <w:r/>
+      <w:proofErr w:type="spellEnd"/>
+      <w:r/>
+      <w:r/>
     </w:p>
     <w:p>
       <w:pPr>
@@ -22140,7 +22063,7 @@
           <w:b/>
           <w:sz w:val="20"/>
         </w:rPr>
-        <w:t xml:space="preserve">Tabla E.1: Escenarios de prueba del </w:t>
+        <w:t>Tabla E.1: Escenarios de prueba del bot. Fuente: elaboración propia.</w:t>
       </w:r>
       <w:proofErr w:type="spellStart"/>
       <w:r>
@@ -22148,7 +22071,6 @@
           <w:b/>
           <w:sz w:val="20"/>
         </w:rPr>
-        <w:t>bot</w:t>
       </w:r>
       <w:proofErr w:type="spellEnd"/>
     </w:p>
@@ -22830,7 +22752,7 @@
               <w:rPr>
                 <w:sz w:val="18"/>
               </w:rPr>
-              <w:t>“No entendí tu mensaje”</w:t>
+              <w:t>“No entendí ese comando. Escribí "menu" para ver las opciones disponibles.”</w:t>
             </w:r>
           </w:p>
         </w:tc>
@@ -24110,7 +24032,7 @@
         <w:sz w:val="18"/>
         <w:szCs w:val="18"/>
       </w:rPr>
-      <w:t>Automatización de Procesos con IA en Entornos de Bajo Costo | UTN</w:t>
+      <w:t>Automatización de Procesos en Entornos de Bajo Costo | UTN</w:t>
     </w:r>
   </w:p>
 </w:hdr>
